--- a/DF_TermProject_Spring2026.docx
+++ b/DF_TermProject_Spring2026.docx
@@ -1,6 +1,6 @@
 
 <file path=word/document.xml><?xml version="1.0" encoding="utf-8"?>
-<w:document xmlns:wpc="http://schemas.microsoft.com/office/word/2010/wordprocessingCanvas" xmlns:cx="http://schemas.microsoft.com/office/drawing/2014/chartex" xmlns:cx1="http://schemas.microsoft.com/office/drawing/2015/9/8/chartex" xmlns:cx2="http://schemas.microsoft.com/office/drawing/2015/10/21/chartex" xmlns:cx3="http://schemas.microsoft.com/office/drawing/2016/5/9/chartex" xmlns:cx4="http://schemas.microsoft.com/office/drawing/2016/5/10/chartex" xmlns:cx5="http://schemas.microsoft.com/office/drawing/2016/5/11/chartex" xmlns:cx6="http://schemas.microsoft.com/office/drawing/2016/5/12/chartex" xmlns:cx7="http://schemas.microsoft.com/office/drawing/2016/5/13/chartex" xmlns:cx8="http://schemas.microsoft.com/office/drawing/2016/5/14/chartex" xmlns:mc="http://schemas.openxmlformats.org/markup-compatibility/2006" xmlns:aink="http://schemas.microsoft.com/office/drawing/2016/ink" xmlns:am3d="http://schemas.microsoft.com/office/drawing/2017/model3d" xmlns:o="urn:schemas-microsoft-com:office:office" xmlns:oel="http://schemas.microsoft.com/office/2019/extlst" xmlns:r="http://schemas.openxmlformats.org/officeDocument/2006/relationships" xmlns:m="http://schemas.openxmlformats.org/officeDocument/2006/math" xmlns:v="urn:schemas-microsoft-com:vml" xmlns:wp14="http://schemas.microsoft.com/office/word/2010/wordprocessingDrawing" xmlns:wp="http://schemas.openxmlformats.org/drawingml/2006/wordprocessingDrawing" xmlns:w10="urn:schemas-microsoft-com:office:word" xmlns:w="http://schemas.openxmlformats.org/wordprocessingml/2006/main" xmlns:w14="http://schemas.microsoft.com/office/word/2010/wordml" xmlns:w15="http://schemas.microsoft.com/office/word/2012/wordml" xmlns:w16cex="http://schemas.microsoft.com/office/word/2018/wordml/cex" xmlns:w16cid="http://schemas.microsoft.com/office/word/2016/wordml/cid" xmlns:w16="http://schemas.microsoft.com/office/word/2018/wordml" xmlns:w16du="http://schemas.microsoft.com/office/word/2023/wordml/word16du" xmlns:w16sdtdh="http://schemas.microsoft.com/office/word/2020/wordml/sdtdatahash" xmlns:w16sdtfl="http://schemas.microsoft.com/office/word/2024/wordml/sdtformatlock" xmlns:w16se="http://schemas.microsoft.com/office/word/2015/wordml/symex" xmlns:wpg="http://schemas.microsoft.com/office/word/2010/wordprocessingGroup" xmlns:wpi="http://schemas.microsoft.com/office/word/2010/wordprocessingInk" xmlns:wne="http://schemas.microsoft.com/office/word/2006/wordml" xmlns:wps="http://schemas.microsoft.com/office/word/2010/wordprocessingShape" mc:Ignorable="w14 w15 w16se w16cid w16 w16cex w16sdtdh w16sdtfl w16du wp14">
+<w:document xmlns:wpc="http://schemas.microsoft.com/office/word/2010/wordprocessingCanvas" xmlns:cx="http://schemas.microsoft.com/office/drawing/2014/chartex" xmlns:cx1="http://schemas.microsoft.com/office/drawing/2015/9/8/chartex" xmlns:mc="http://schemas.openxmlformats.org/markup-compatibility/2006" xmlns:o="urn:schemas-microsoft-com:office:office" xmlns:r="http://schemas.openxmlformats.org/officeDocument/2006/relationships" xmlns:m="http://schemas.openxmlformats.org/officeDocument/2006/math" xmlns:v="urn:schemas-microsoft-com:vml" xmlns:wp14="http://schemas.microsoft.com/office/word/2010/wordprocessingDrawing" xmlns:wp="http://schemas.openxmlformats.org/drawingml/2006/wordprocessingDrawing" xmlns:w10="urn:schemas-microsoft-com:office:word" xmlns:w="http://schemas.openxmlformats.org/wordprocessingml/2006/main" xmlns:w14="http://schemas.microsoft.com/office/word/2010/wordml" xmlns:w15="http://schemas.microsoft.com/office/word/2012/wordml" xmlns:w16se="http://schemas.microsoft.com/office/word/2015/wordml/symex" xmlns:wpg="http://schemas.microsoft.com/office/word/2010/wordprocessingGroup" xmlns:wpi="http://schemas.microsoft.com/office/word/2010/wordprocessingInk" xmlns:wne="http://schemas.microsoft.com/office/word/2006/wordml" xmlns:wps="http://schemas.microsoft.com/office/word/2010/wordprocessingShape" mc:Ignorable="w14 w15 w16se wp14">
   <w:body>
     <w:p>
       <w:pPr>
@@ -15,7 +15,29 @@
           <w:sz w:val="20"/>
           <w:szCs w:val="20"/>
         </w:rPr>
-        <w:t>University of Central Punjab – Faculty of Information Technology  |  DevOps Fundamentals – Spring, 2026</w:t>
+        <w:t xml:space="preserve">University of Central Punjab – Faculty of Information </w:t>
+      </w:r>
+      <w:proofErr w:type="gramStart"/>
+      <w:r>
+        <w:rPr>
+          <w:b/>
+          <w:bCs/>
+          <w:color w:val="595959"/>
+          <w:sz w:val="20"/>
+          <w:szCs w:val="20"/>
+        </w:rPr>
+        <w:t>Technology  |</w:t>
+      </w:r>
+      <w:proofErr w:type="gramEnd"/>
+      <w:r>
+        <w:rPr>
+          <w:b/>
+          <w:bCs/>
+          <w:color w:val="595959"/>
+          <w:sz w:val="20"/>
+          <w:szCs w:val="20"/>
+        </w:rPr>
+        <w:t xml:space="preserve">  DevOps Fundamentals – Spring, 2026</w:t>
       </w:r>
     </w:p>
     <w:p>
@@ -31,7 +53,29 @@
           <w:sz w:val="36"/>
           <w:szCs w:val="36"/>
         </w:rPr>
-        <w:t>DevOps Fundamentals [Spring, 2026]</w:t>
+        <w:t>DevOps Fundamentals [</w:t>
+      </w:r>
+      <w:proofErr w:type="gramStart"/>
+      <w:r>
+        <w:rPr>
+          <w:b/>
+          <w:bCs/>
+          <w:color w:val="1F3864"/>
+          <w:sz w:val="36"/>
+          <w:szCs w:val="36"/>
+        </w:rPr>
+        <w:t>Spring</w:t>
+      </w:r>
+      <w:proofErr w:type="gramEnd"/>
+      <w:r>
+        <w:rPr>
+          <w:b/>
+          <w:bCs/>
+          <w:color w:val="1F3864"/>
+          <w:sz w:val="36"/>
+          <w:szCs w:val="36"/>
+        </w:rPr>
+        <w:t>, 2026]</w:t>
       </w:r>
     </w:p>
     <w:p>
@@ -146,7 +190,91 @@
         <w:rPr>
           <w:color w:val="000000"/>
         </w:rPr>
-        <w:t>Design and implement six GitHub Actions workflow files: ci-dev.yml, cd-dev.yml, ci-staging.yml, cd-staging.yml, ci-prod.yml, and cd-prod.yml.</w:t>
+        <w:t>Design and implement six GitHub Actions workflow files: ci-</w:t>
+      </w:r>
+      <w:proofErr w:type="spellStart"/>
+      <w:r>
+        <w:rPr>
+          <w:color w:val="000000"/>
+        </w:rPr>
+        <w:t>dev.yml</w:t>
+      </w:r>
+      <w:proofErr w:type="spellEnd"/>
+      <w:r>
+        <w:rPr>
+          <w:color w:val="000000"/>
+        </w:rPr>
+        <w:t>, cd-</w:t>
+      </w:r>
+      <w:proofErr w:type="spellStart"/>
+      <w:r>
+        <w:rPr>
+          <w:color w:val="000000"/>
+        </w:rPr>
+        <w:t>dev.yml</w:t>
+      </w:r>
+      <w:proofErr w:type="spellEnd"/>
+      <w:r>
+        <w:rPr>
+          <w:color w:val="000000"/>
+        </w:rPr>
+        <w:t>, ci-</w:t>
+      </w:r>
+      <w:proofErr w:type="spellStart"/>
+      <w:r>
+        <w:rPr>
+          <w:color w:val="000000"/>
+        </w:rPr>
+        <w:t>staging.yml</w:t>
+      </w:r>
+      <w:proofErr w:type="spellEnd"/>
+      <w:r>
+        <w:rPr>
+          <w:color w:val="000000"/>
+        </w:rPr>
+        <w:t>, cd-</w:t>
+      </w:r>
+      <w:proofErr w:type="spellStart"/>
+      <w:r>
+        <w:rPr>
+          <w:color w:val="000000"/>
+        </w:rPr>
+        <w:t>staging.yml</w:t>
+      </w:r>
+      <w:proofErr w:type="spellEnd"/>
+      <w:r>
+        <w:rPr>
+          <w:color w:val="000000"/>
+        </w:rPr>
+        <w:t>, ci-</w:t>
+      </w:r>
+      <w:proofErr w:type="spellStart"/>
+      <w:r>
+        <w:rPr>
+          <w:color w:val="000000"/>
+        </w:rPr>
+        <w:t>prod.yml</w:t>
+      </w:r>
+      <w:proofErr w:type="spellEnd"/>
+      <w:r>
+        <w:rPr>
+          <w:color w:val="000000"/>
+        </w:rPr>
+        <w:t>, and cd-</w:t>
+      </w:r>
+      <w:proofErr w:type="spellStart"/>
+      <w:r>
+        <w:rPr>
+          <w:color w:val="000000"/>
+        </w:rPr>
+        <w:t>prod.yml</w:t>
+      </w:r>
+      <w:proofErr w:type="spellEnd"/>
+      <w:r>
+        <w:rPr>
+          <w:color w:val="000000"/>
+        </w:rPr>
+        <w:t>.</w:t>
       </w:r>
     </w:p>
     <w:p>
@@ -251,7 +379,21 @@
         <w:rPr>
           <w:color w:val="000000"/>
         </w:rPr>
-        <w:t>Group Size: Five (5) students per group. A group of six is permitted; in that case the Team Lead must add an extra row to Table 1 and assign one additional page (contact.html).</w:t>
+        <w:t xml:space="preserve">Group Size: Five (5) students per group. A group of six is permitted; in that </w:t>
+      </w:r>
+      <w:proofErr w:type="gramStart"/>
+      <w:r>
+        <w:rPr>
+          <w:color w:val="000000"/>
+        </w:rPr>
+        <w:t>case</w:t>
+      </w:r>
+      <w:proofErr w:type="gramEnd"/>
+      <w:r>
+        <w:rPr>
+          <w:color w:val="000000"/>
+        </w:rPr>
+        <w:t xml:space="preserve"> the Team Lead must add an extra row to Table 1 and assign one additional page (contact.html).</w:t>
       </w:r>
     </w:p>
     <w:p>
@@ -299,7 +441,21 @@
         <w:rPr>
           <w:color w:val="000000"/>
         </w:rPr>
-        <w:t>Assignment Document in Repo: This Term Project document (.docx) must be committed to the root of the repository. Each student must fill in their own row in Table 1 (Group Details) directly inside the versioned document.</w:t>
+        <w:t>Assignment Document in Repo: This Term Project document (.</w:t>
+      </w:r>
+      <w:proofErr w:type="spellStart"/>
+      <w:r>
+        <w:rPr>
+          <w:color w:val="000000"/>
+        </w:rPr>
+        <w:t>docx</w:t>
+      </w:r>
+      <w:proofErr w:type="spellEnd"/>
+      <w:r>
+        <w:rPr>
+          <w:color w:val="000000"/>
+        </w:rPr>
+        <w:t>) must be committed to the root of the repository. Each student must fill in their own row in Table 1 (Group Details) directly inside the versioned document.</w:t>
       </w:r>
     </w:p>
     <w:p>
@@ -315,7 +471,21 @@
         <w:rPr>
           <w:color w:val="000000"/>
         </w:rPr>
-        <w:t>Secrets Ownership: All GitHub secrets and environment configurations must be created by the Team Lead using the TL's own Docker Hub and Render credentials. No team member other than the TL should create or modify secrets.</w:t>
+        <w:t xml:space="preserve">Secrets Ownership: </w:t>
+      </w:r>
+      <w:proofErr w:type="gramStart"/>
+      <w:r>
+        <w:rPr>
+          <w:color w:val="000000"/>
+        </w:rPr>
+        <w:t>All GitHub secrets and environment configurations must be created by the Team Lead using the TL's own Docker Hub and Render credentials</w:t>
+      </w:r>
+      <w:proofErr w:type="gramEnd"/>
+      <w:r>
+        <w:rPr>
+          <w:color w:val="000000"/>
+        </w:rPr>
+        <w:t>. No team member other than the TL should create or modify secrets.</w:t>
       </w:r>
     </w:p>
     <w:p>
@@ -331,7 +501,35 @@
         <w:rPr>
           <w:color w:val="000000"/>
         </w:rPr>
-        <w:t>All deployments MUST be triggered via the GitHub Actions CD pipelines. Manual deployment on Render is NOT permitted after the initial service setup.</w:t>
+        <w:t xml:space="preserve">All deployments </w:t>
+      </w:r>
+      <w:proofErr w:type="gramStart"/>
+      <w:r>
+        <w:rPr>
+          <w:color w:val="000000"/>
+        </w:rPr>
+        <w:t>MUST be triggered</w:t>
+      </w:r>
+      <w:proofErr w:type="gramEnd"/>
+      <w:r>
+        <w:rPr>
+          <w:color w:val="000000"/>
+        </w:rPr>
+        <w:t xml:space="preserve"> via the GitHub Actions CD pipelines. Manual deployment on Render </w:t>
+      </w:r>
+      <w:proofErr w:type="gramStart"/>
+      <w:r>
+        <w:rPr>
+          <w:color w:val="000000"/>
+        </w:rPr>
+        <w:t>is NOT permitted</w:t>
+      </w:r>
+      <w:proofErr w:type="gramEnd"/>
+      <w:r>
+        <w:rPr>
+          <w:color w:val="000000"/>
+        </w:rPr>
+        <w:t xml:space="preserve"> after the initial service setup.</w:t>
       </w:r>
     </w:p>
     <w:p>
@@ -396,7 +594,49 @@
         <w:rPr>
           <w:color w:val="000000"/>
         </w:rPr>
-        <w:t>No JavaScript of any kind is permitted. All pages must be built exclusively using HTML5 and CSS3. Forms must use HTML-only attributes (no JS event listeners, no fetch, no XMLHttpRequest).</w:t>
+        <w:t xml:space="preserve">No JavaScript of any kind </w:t>
+      </w:r>
+      <w:proofErr w:type="gramStart"/>
+      <w:r>
+        <w:rPr>
+          <w:color w:val="000000"/>
+        </w:rPr>
+        <w:t>is permitted</w:t>
+      </w:r>
+      <w:proofErr w:type="gramEnd"/>
+      <w:r>
+        <w:rPr>
+          <w:color w:val="000000"/>
+        </w:rPr>
+        <w:t xml:space="preserve">. All pages </w:t>
+      </w:r>
+      <w:proofErr w:type="gramStart"/>
+      <w:r>
+        <w:rPr>
+          <w:color w:val="000000"/>
+        </w:rPr>
+        <w:t>must be built</w:t>
+      </w:r>
+      <w:proofErr w:type="gramEnd"/>
+      <w:r>
+        <w:rPr>
+          <w:color w:val="000000"/>
+        </w:rPr>
+        <w:t xml:space="preserve"> exclusively using HTML5 and CSS3. Forms must use HTML-only attributes (no JS event listeners, no fetch, no </w:t>
+      </w:r>
+      <w:proofErr w:type="spellStart"/>
+      <w:r>
+        <w:rPr>
+          <w:color w:val="000000"/>
+        </w:rPr>
+        <w:t>XMLHttpRequest</w:t>
+      </w:r>
+      <w:proofErr w:type="spellEnd"/>
+      <w:r>
+        <w:rPr>
+          <w:color w:val="000000"/>
+        </w:rPr>
+        <w:t>).</w:t>
       </w:r>
     </w:p>
     <w:p>
@@ -425,10 +665,10 @@
         <w:t>Table 1: Group Details – Each student must fill their own row (including Assigned Workflow File and Assigned Page) in the versioned copy inside the repository.</w:t>
       </w:r>
     </w:p>
-    <w:p/>
     <w:tbl>
       <w:tblPr>
-        <w:tblW w:w="8900" w:type="dxa"/>
+        <w:tblpPr w:leftFromText="180" w:rightFromText="180" w:vertAnchor="text" w:horzAnchor="margin" w:tblpXSpec="center" w:tblpY="825"/>
+        <w:tblW w:w="9780" w:type="dxa"/>
         <w:tblBorders>
           <w:top w:val="single" w:sz="4" w:space="0" w:color="auto"/>
           <w:left w:val="single" w:sz="4" w:space="0" w:color="auto"/>
@@ -444,19 +684,22 @@
         <w:tblLook w:val="04A0" w:firstRow="1" w:lastRow="0" w:firstColumn="1" w:lastColumn="0" w:noHBand="0" w:noVBand="1"/>
       </w:tblPr>
       <w:tblGrid>
-        <w:gridCol w:w="452"/>
-        <w:gridCol w:w="985"/>
-        <w:gridCol w:w="1208"/>
-        <w:gridCol w:w="1663"/>
-        <w:gridCol w:w="1141"/>
-        <w:gridCol w:w="1141"/>
-        <w:gridCol w:w="974"/>
-        <w:gridCol w:w="1441"/>
+        <w:gridCol w:w="400"/>
+        <w:gridCol w:w="952"/>
+        <w:gridCol w:w="1646"/>
+        <w:gridCol w:w="1316"/>
+        <w:gridCol w:w="921"/>
+        <w:gridCol w:w="921"/>
+        <w:gridCol w:w="2774"/>
+        <w:gridCol w:w="1148"/>
       </w:tblGrid>
       <w:tr>
-        <w:tc>
-          <w:tcPr>
-            <w:tcW w:w="500" w:type="dxa"/>
+        <w:trPr>
+          <w:trHeight w:val="749"/>
+        </w:trPr>
+        <w:tc>
+          <w:tcPr>
+            <w:tcW w:w="400" w:type="dxa"/>
             <w:tcBorders>
               <w:top w:val="single" w:sz="1" w:space="0" w:color="AAAAAA"/>
               <w:left w:val="single" w:sz="1" w:space="0" w:color="AAAAAA"/>
@@ -476,6 +719,7 @@
             <w:pPr>
               <w:jc w:val="center"/>
             </w:pPr>
+            <w:proofErr w:type="spellStart"/>
             <w:r>
               <w:rPr>
                 <w:b/>
@@ -484,13 +728,24 @@
                 <w:sz w:val="20"/>
                 <w:szCs w:val="20"/>
               </w:rPr>
-              <w:t>Sr #</w:t>
-            </w:r>
-          </w:p>
-        </w:tc>
-        <w:tc>
-          <w:tcPr>
-            <w:tcW w:w="1400" w:type="dxa"/>
+              <w:t>Sr</w:t>
+            </w:r>
+            <w:proofErr w:type="spellEnd"/>
+            <w:r>
+              <w:rPr>
+                <w:b/>
+                <w:bCs/>
+                <w:color w:val="FFFFFF"/>
+                <w:sz w:val="20"/>
+                <w:szCs w:val="20"/>
+              </w:rPr>
+              <w:t xml:space="preserve"> #</w:t>
+            </w:r>
+          </w:p>
+        </w:tc>
+        <w:tc>
+          <w:tcPr>
+            <w:tcW w:w="952" w:type="dxa"/>
             <w:tcBorders>
               <w:top w:val="single" w:sz="1" w:space="0" w:color="AAAAAA"/>
               <w:left w:val="single" w:sz="1" w:space="0" w:color="AAAAAA"/>
@@ -524,7 +779,7 @@
         </w:tc>
         <w:tc>
           <w:tcPr>
-            <w:tcW w:w="1400" w:type="dxa"/>
+            <w:tcW w:w="1646" w:type="dxa"/>
             <w:tcBorders>
               <w:top w:val="single" w:sz="1" w:space="0" w:color="AAAAAA"/>
               <w:left w:val="single" w:sz="1" w:space="0" w:color="AAAAAA"/>
@@ -558,7 +813,7 @@
         </w:tc>
         <w:tc>
           <w:tcPr>
-            <w:tcW w:w="1100" w:type="dxa"/>
+            <w:tcW w:w="1316" w:type="dxa"/>
             <w:tcBorders>
               <w:top w:val="single" w:sz="1" w:space="0" w:color="AAAAAA"/>
               <w:left w:val="single" w:sz="1" w:space="0" w:color="AAAAAA"/>
@@ -592,7 +847,7 @@
         </w:tc>
         <w:tc>
           <w:tcPr>
-            <w:tcW w:w="1200" w:type="dxa"/>
+            <w:tcW w:w="921" w:type="dxa"/>
             <w:tcBorders>
               <w:top w:val="single" w:sz="1" w:space="0" w:color="AAAAAA"/>
               <w:left w:val="single" w:sz="1" w:space="0" w:color="AAAAAA"/>
@@ -626,7 +881,7 @@
         </w:tc>
         <w:tc>
           <w:tcPr>
-            <w:tcW w:w="1200" w:type="dxa"/>
+            <w:tcW w:w="921" w:type="dxa"/>
             <w:tcBorders>
               <w:top w:val="single" w:sz="1" w:space="0" w:color="AAAAAA"/>
               <w:left w:val="single" w:sz="1" w:space="0" w:color="AAAAAA"/>
@@ -660,7 +915,7 @@
         </w:tc>
         <w:tc>
           <w:tcPr>
-            <w:tcW w:w="1200" w:type="dxa"/>
+            <w:tcW w:w="2774" w:type="dxa"/>
             <w:tcBorders>
               <w:top w:val="single" w:sz="1" w:space="0" w:color="AAAAAA"/>
               <w:left w:val="single" w:sz="1" w:space="0" w:color="AAAAAA"/>
@@ -694,7 +949,7 @@
         </w:tc>
         <w:tc>
           <w:tcPr>
-            <w:tcW w:w="900" w:type="dxa"/>
+            <w:tcW w:w="850" w:type="dxa"/>
             <w:tcBorders>
               <w:top w:val="single" w:sz="1" w:space="0" w:color="AAAAAA"/>
               <w:left w:val="single" w:sz="1" w:space="0" w:color="AAAAAA"/>
@@ -728,9 +983,12 @@
         </w:tc>
       </w:tr>
       <w:tr>
-        <w:tc>
-          <w:tcPr>
-            <w:tcW w:w="500" w:type="dxa"/>
+        <w:trPr>
+          <w:trHeight w:val="620"/>
+        </w:trPr>
+        <w:tc>
+          <w:tcPr>
+            <w:tcW w:w="400" w:type="dxa"/>
             <w:tcBorders>
               <w:top w:val="single" w:sz="1" w:space="0" w:color="AAAAAA"/>
               <w:left w:val="single" w:sz="1" w:space="0" w:color="AAAAAA"/>
@@ -746,11 +1004,15 @@
             </w:tcMar>
             <w:vAlign w:val="center"/>
           </w:tcPr>
-          <w:p/>
-        </w:tc>
-        <w:tc>
-          <w:tcPr>
-            <w:tcW w:w="1400" w:type="dxa"/>
+          <w:p>
+            <w:r>
+              <w:t>1</w:t>
+            </w:r>
+          </w:p>
+        </w:tc>
+        <w:tc>
+          <w:tcPr>
+            <w:tcW w:w="952" w:type="dxa"/>
             <w:tcBorders>
               <w:top w:val="single" w:sz="1" w:space="0" w:color="AAAAAA"/>
               <w:left w:val="single" w:sz="1" w:space="0" w:color="AAAAAA"/>
@@ -766,11 +1028,20 @@
             </w:tcMar>
             <w:vAlign w:val="center"/>
           </w:tcPr>
-          <w:p/>
-        </w:tc>
-        <w:tc>
-          <w:tcPr>
-            <w:tcW w:w="1400" w:type="dxa"/>
+          <w:p>
+            <w:r>
+              <w:t xml:space="preserve">Hassan </w:t>
+            </w:r>
+            <w:proofErr w:type="spellStart"/>
+            <w:r>
+              <w:t>Jamshaid</w:t>
+            </w:r>
+            <w:proofErr w:type="spellEnd"/>
+          </w:p>
+        </w:tc>
+        <w:tc>
+          <w:tcPr>
+            <w:tcW w:w="1646" w:type="dxa"/>
             <w:tcBorders>
               <w:top w:val="single" w:sz="1" w:space="0" w:color="AAAAAA"/>
               <w:left w:val="single" w:sz="1" w:space="0" w:color="AAAAAA"/>
@@ -786,11 +1057,15 @@
             </w:tcMar>
             <w:vAlign w:val="center"/>
           </w:tcPr>
-          <w:p/>
-        </w:tc>
-        <w:tc>
-          <w:tcPr>
-            <w:tcW w:w="1100" w:type="dxa"/>
+          <w:p>
+            <w:r>
+              <w:t>hassan-jamshaid10</w:t>
+            </w:r>
+          </w:p>
+        </w:tc>
+        <w:tc>
+          <w:tcPr>
+            <w:tcW w:w="1316" w:type="dxa"/>
             <w:tcBorders>
               <w:top w:val="single" w:sz="1" w:space="0" w:color="AAAAAA"/>
               <w:left w:val="single" w:sz="1" w:space="0" w:color="AAAAAA"/>
@@ -806,11 +1081,15 @@
             </w:tcMar>
             <w:vAlign w:val="center"/>
           </w:tcPr>
-          <w:p/>
-        </w:tc>
-        <w:tc>
-          <w:tcPr>
-            <w:tcW w:w="1200" w:type="dxa"/>
+          <w:p>
+            <w:r>
+              <w:t>Team Lead</w:t>
+            </w:r>
+          </w:p>
+        </w:tc>
+        <w:tc>
+          <w:tcPr>
+            <w:tcW w:w="921" w:type="dxa"/>
             <w:tcBorders>
               <w:top w:val="single" w:sz="1" w:space="0" w:color="AAAAAA"/>
               <w:left w:val="single" w:sz="1" w:space="0" w:color="AAAAAA"/>
@@ -826,11 +1105,15 @@
             </w:tcMar>
             <w:vAlign w:val="center"/>
           </w:tcPr>
-          <w:p/>
-        </w:tc>
-        <w:tc>
-          <w:tcPr>
-            <w:tcW w:w="1200" w:type="dxa"/>
+          <w:p>
+            <w:r>
+              <w:t>Ci &amp; Cd develop</w:t>
+            </w:r>
+          </w:p>
+        </w:tc>
+        <w:tc>
+          <w:tcPr>
+            <w:tcW w:w="921" w:type="dxa"/>
             <w:tcBorders>
               <w:top w:val="single" w:sz="1" w:space="0" w:color="AAAAAA"/>
               <w:left w:val="single" w:sz="1" w:space="0" w:color="AAAAAA"/>
@@ -846,11 +1129,15 @@
             </w:tcMar>
             <w:vAlign w:val="center"/>
           </w:tcPr>
-          <w:p/>
-        </w:tc>
-        <w:tc>
-          <w:tcPr>
-            <w:tcW w:w="1200" w:type="dxa"/>
+          <w:p>
+            <w:r>
+              <w:t>Index and swat</w:t>
+            </w:r>
+          </w:p>
+        </w:tc>
+        <w:tc>
+          <w:tcPr>
+            <w:tcW w:w="2774" w:type="dxa"/>
             <w:tcBorders>
               <w:top w:val="single" w:sz="1" w:space="0" w:color="AAAAAA"/>
               <w:left w:val="single" w:sz="1" w:space="0" w:color="AAAAAA"/>
@@ -866,11 +1153,15 @@
             </w:tcMar>
             <w:vAlign w:val="center"/>
           </w:tcPr>
-          <w:p/>
-        </w:tc>
-        <w:tc>
-          <w:tcPr>
-            <w:tcW w:w="900" w:type="dxa"/>
+          <w:p>
+            <w:r>
+              <w:t>Feature/Hassan-jamshaid10/index</w:t>
+            </w:r>
+          </w:p>
+        </w:tc>
+        <w:tc>
+          <w:tcPr>
+            <w:tcW w:w="850" w:type="dxa"/>
             <w:tcBorders>
               <w:top w:val="single" w:sz="1" w:space="0" w:color="AAAAAA"/>
               <w:left w:val="single" w:sz="1" w:space="0" w:color="AAAAAA"/>
@@ -886,13 +1177,20 @@
             </w:tcMar>
             <w:vAlign w:val="center"/>
           </w:tcPr>
-          <w:p/>
+          <w:p>
+            <w:r>
+              <w:t>y</w:t>
+            </w:r>
+          </w:p>
         </w:tc>
       </w:tr>
       <w:tr>
-        <w:tc>
-          <w:tcPr>
-            <w:tcW w:w="500" w:type="dxa"/>
+        <w:trPr>
+          <w:trHeight w:val="209"/>
+        </w:trPr>
+        <w:tc>
+          <w:tcPr>
+            <w:tcW w:w="400" w:type="dxa"/>
             <w:tcBorders>
               <w:top w:val="single" w:sz="1" w:space="0" w:color="AAAAAA"/>
               <w:left w:val="single" w:sz="1" w:space="0" w:color="AAAAAA"/>
@@ -908,11 +1206,15 @@
             </w:tcMar>
             <w:vAlign w:val="center"/>
           </w:tcPr>
-          <w:p/>
-        </w:tc>
-        <w:tc>
-          <w:tcPr>
-            <w:tcW w:w="1400" w:type="dxa"/>
+          <w:p>
+            <w:r>
+              <w:t xml:space="preserve">2 </w:t>
+            </w:r>
+          </w:p>
+        </w:tc>
+        <w:tc>
+          <w:tcPr>
+            <w:tcW w:w="952" w:type="dxa"/>
             <w:tcBorders>
               <w:top w:val="single" w:sz="1" w:space="0" w:color="AAAAAA"/>
               <w:left w:val="single" w:sz="1" w:space="0" w:color="AAAAAA"/>
@@ -928,11 +1230,25 @@
             </w:tcMar>
             <w:vAlign w:val="center"/>
           </w:tcPr>
-          <w:p/>
-        </w:tc>
-        <w:tc>
-          <w:tcPr>
-            <w:tcW w:w="1400" w:type="dxa"/>
+          <w:p>
+            <w:proofErr w:type="spellStart"/>
+            <w:r>
+              <w:t>Talha</w:t>
+            </w:r>
+            <w:proofErr w:type="spellEnd"/>
+            <w:r>
+              <w:t xml:space="preserve"> </w:t>
+            </w:r>
+            <w:proofErr w:type="spellStart"/>
+            <w:r>
+              <w:t>Badar</w:t>
+            </w:r>
+            <w:proofErr w:type="spellEnd"/>
+          </w:p>
+        </w:tc>
+        <w:tc>
+          <w:tcPr>
+            <w:tcW w:w="1646" w:type="dxa"/>
             <w:tcBorders>
               <w:top w:val="single" w:sz="1" w:space="0" w:color="AAAAAA"/>
               <w:left w:val="single" w:sz="1" w:space="0" w:color="AAAAAA"/>
@@ -948,11 +1264,15 @@
             </w:tcMar>
             <w:vAlign w:val="center"/>
           </w:tcPr>
-          <w:p/>
-        </w:tc>
-        <w:tc>
-          <w:tcPr>
-            <w:tcW w:w="1100" w:type="dxa"/>
+          <w:p>
+            <w:r>
+              <w:t>Talhabadar184</w:t>
+            </w:r>
+          </w:p>
+        </w:tc>
+        <w:tc>
+          <w:tcPr>
+            <w:tcW w:w="1316" w:type="dxa"/>
             <w:tcBorders>
               <w:top w:val="single" w:sz="1" w:space="0" w:color="AAAAAA"/>
               <w:left w:val="single" w:sz="1" w:space="0" w:color="AAAAAA"/>
@@ -968,11 +1288,15 @@
             </w:tcMar>
             <w:vAlign w:val="center"/>
           </w:tcPr>
-          <w:p/>
-        </w:tc>
-        <w:tc>
-          <w:tcPr>
-            <w:tcW w:w="1200" w:type="dxa"/>
+          <w:p>
+            <w:r>
+              <w:t>member</w:t>
+            </w:r>
+          </w:p>
+        </w:tc>
+        <w:tc>
+          <w:tcPr>
+            <w:tcW w:w="921" w:type="dxa"/>
             <w:tcBorders>
               <w:top w:val="single" w:sz="1" w:space="0" w:color="AAAAAA"/>
               <w:left w:val="single" w:sz="1" w:space="0" w:color="AAAAAA"/>
@@ -988,11 +1312,15 @@
             </w:tcMar>
             <w:vAlign w:val="center"/>
           </w:tcPr>
-          <w:p/>
-        </w:tc>
-        <w:tc>
-          <w:tcPr>
-            <w:tcW w:w="1200" w:type="dxa"/>
+          <w:p>
+            <w:r>
+              <w:t xml:space="preserve">Ci &amp; Cd staging </w:t>
+            </w:r>
+          </w:p>
+        </w:tc>
+        <w:tc>
+          <w:tcPr>
+            <w:tcW w:w="921" w:type="dxa"/>
             <w:tcBorders>
               <w:top w:val="single" w:sz="1" w:space="0" w:color="AAAAAA"/>
               <w:left w:val="single" w:sz="1" w:space="0" w:color="AAAAAA"/>
@@ -1008,11 +1336,17 @@
             </w:tcMar>
             <w:vAlign w:val="center"/>
           </w:tcPr>
-          <w:p/>
-        </w:tc>
-        <w:tc>
-          <w:tcPr>
-            <w:tcW w:w="1200" w:type="dxa"/>
+          <w:p>
+            <w:proofErr w:type="spellStart"/>
+            <w:r>
+              <w:t>Hunza</w:t>
+            </w:r>
+            <w:proofErr w:type="spellEnd"/>
+          </w:p>
+        </w:tc>
+        <w:tc>
+          <w:tcPr>
+            <w:tcW w:w="2774" w:type="dxa"/>
             <w:tcBorders>
               <w:top w:val="single" w:sz="1" w:space="0" w:color="AAAAAA"/>
               <w:left w:val="single" w:sz="1" w:space="0" w:color="AAAAAA"/>
@@ -1028,11 +1362,28 @@
             </w:tcMar>
             <w:vAlign w:val="center"/>
           </w:tcPr>
-          <w:p/>
-        </w:tc>
-        <w:tc>
-          <w:tcPr>
-            <w:tcW w:w="900" w:type="dxa"/>
+          <w:p>
+            <w:r>
+              <w:t>Feature/</w:t>
+            </w:r>
+            <w:proofErr w:type="spellStart"/>
+            <w:r>
+              <w:t>talha</w:t>
+            </w:r>
+            <w:proofErr w:type="spellEnd"/>
+            <w:r>
+              <w:t>/</w:t>
+            </w:r>
+            <w:proofErr w:type="spellStart"/>
+            <w:r>
+              <w:t>hunza</w:t>
+            </w:r>
+            <w:proofErr w:type="spellEnd"/>
+          </w:p>
+        </w:tc>
+        <w:tc>
+          <w:tcPr>
+            <w:tcW w:w="850" w:type="dxa"/>
             <w:tcBorders>
               <w:top w:val="single" w:sz="1" w:space="0" w:color="AAAAAA"/>
               <w:left w:val="single" w:sz="1" w:space="0" w:color="AAAAAA"/>
@@ -1048,13 +1399,20 @@
             </w:tcMar>
             <w:vAlign w:val="center"/>
           </w:tcPr>
-          <w:p/>
+          <w:p>
+            <w:r>
+              <w:t>y</w:t>
+            </w:r>
+          </w:p>
         </w:tc>
       </w:tr>
       <w:tr>
-        <w:tc>
-          <w:tcPr>
-            <w:tcW w:w="500" w:type="dxa"/>
+        <w:trPr>
+          <w:trHeight w:val="200"/>
+        </w:trPr>
+        <w:tc>
+          <w:tcPr>
+            <w:tcW w:w="400" w:type="dxa"/>
             <w:tcBorders>
               <w:top w:val="single" w:sz="1" w:space="0" w:color="AAAAAA"/>
               <w:left w:val="single" w:sz="1" w:space="0" w:color="AAAAAA"/>
@@ -1070,11 +1428,15 @@
             </w:tcMar>
             <w:vAlign w:val="center"/>
           </w:tcPr>
-          <w:p/>
-        </w:tc>
-        <w:tc>
-          <w:tcPr>
-            <w:tcW w:w="1400" w:type="dxa"/>
+          <w:p>
+            <w:r>
+              <w:t>3</w:t>
+            </w:r>
+          </w:p>
+        </w:tc>
+        <w:tc>
+          <w:tcPr>
+            <w:tcW w:w="952" w:type="dxa"/>
             <w:tcBorders>
               <w:top w:val="single" w:sz="1" w:space="0" w:color="AAAAAA"/>
               <w:left w:val="single" w:sz="1" w:space="0" w:color="AAAAAA"/>
@@ -1090,11 +1452,20 @@
             </w:tcMar>
             <w:vAlign w:val="center"/>
           </w:tcPr>
-          <w:p/>
-        </w:tc>
-        <w:tc>
-          <w:tcPr>
-            <w:tcW w:w="1400" w:type="dxa"/>
+          <w:p>
+            <w:r>
+              <w:t xml:space="preserve">Abdullah </w:t>
+            </w:r>
+            <w:proofErr w:type="spellStart"/>
+            <w:r>
+              <w:t>Sadiq</w:t>
+            </w:r>
+            <w:proofErr w:type="spellEnd"/>
+          </w:p>
+        </w:tc>
+        <w:tc>
+          <w:tcPr>
+            <w:tcW w:w="1646" w:type="dxa"/>
             <w:tcBorders>
               <w:top w:val="single" w:sz="1" w:space="0" w:color="AAAAAA"/>
               <w:left w:val="single" w:sz="1" w:space="0" w:color="AAAAAA"/>
@@ -1110,11 +1481,15 @@
             </w:tcMar>
             <w:vAlign w:val="center"/>
           </w:tcPr>
-          <w:p/>
-        </w:tc>
-        <w:tc>
-          <w:tcPr>
-            <w:tcW w:w="1100" w:type="dxa"/>
+          <w:p>
+            <w:r>
+              <w:t>Abdullah8873</w:t>
+            </w:r>
+          </w:p>
+        </w:tc>
+        <w:tc>
+          <w:tcPr>
+            <w:tcW w:w="1316" w:type="dxa"/>
             <w:tcBorders>
               <w:top w:val="single" w:sz="1" w:space="0" w:color="AAAAAA"/>
               <w:left w:val="single" w:sz="1" w:space="0" w:color="AAAAAA"/>
@@ -1130,11 +1505,15 @@
             </w:tcMar>
             <w:vAlign w:val="center"/>
           </w:tcPr>
-          <w:p/>
-        </w:tc>
-        <w:tc>
-          <w:tcPr>
-            <w:tcW w:w="1200" w:type="dxa"/>
+          <w:p>
+            <w:r>
+              <w:t>member</w:t>
+            </w:r>
+          </w:p>
+        </w:tc>
+        <w:tc>
+          <w:tcPr>
+            <w:tcW w:w="921" w:type="dxa"/>
             <w:tcBorders>
               <w:top w:val="single" w:sz="1" w:space="0" w:color="AAAAAA"/>
               <w:left w:val="single" w:sz="1" w:space="0" w:color="AAAAAA"/>
@@ -1150,11 +1529,15 @@
             </w:tcMar>
             <w:vAlign w:val="center"/>
           </w:tcPr>
-          <w:p/>
-        </w:tc>
-        <w:tc>
-          <w:tcPr>
-            <w:tcW w:w="1200" w:type="dxa"/>
+          <w:p>
+            <w:r>
+              <w:t>Ci prod</w:t>
+            </w:r>
+          </w:p>
+        </w:tc>
+        <w:tc>
+          <w:tcPr>
+            <w:tcW w:w="921" w:type="dxa"/>
             <w:tcBorders>
               <w:top w:val="single" w:sz="1" w:space="0" w:color="AAAAAA"/>
               <w:left w:val="single" w:sz="1" w:space="0" w:color="AAAAAA"/>
@@ -1170,11 +1553,15 @@
             </w:tcMar>
             <w:vAlign w:val="center"/>
           </w:tcPr>
-          <w:p/>
-        </w:tc>
-        <w:tc>
-          <w:tcPr>
-            <w:tcW w:w="1200" w:type="dxa"/>
+          <w:p>
+            <w:r>
+              <w:t>Karachi</w:t>
+            </w:r>
+          </w:p>
+        </w:tc>
+        <w:tc>
+          <w:tcPr>
+            <w:tcW w:w="2774" w:type="dxa"/>
             <w:tcBorders>
               <w:top w:val="single" w:sz="1" w:space="0" w:color="AAAAAA"/>
               <w:left w:val="single" w:sz="1" w:space="0" w:color="AAAAAA"/>
@@ -1190,11 +1577,20 @@
             </w:tcMar>
             <w:vAlign w:val="center"/>
           </w:tcPr>
-          <w:p/>
-        </w:tc>
-        <w:tc>
-          <w:tcPr>
-            <w:tcW w:w="900" w:type="dxa"/>
+          <w:p>
+            <w:r>
+              <w:t>Feature/abdullah8873/</w:t>
+            </w:r>
+            <w:proofErr w:type="spellStart"/>
+            <w:r>
+              <w:t>karachi</w:t>
+            </w:r>
+            <w:proofErr w:type="spellEnd"/>
+          </w:p>
+        </w:tc>
+        <w:tc>
+          <w:tcPr>
+            <w:tcW w:w="850" w:type="dxa"/>
             <w:tcBorders>
               <w:top w:val="single" w:sz="1" w:space="0" w:color="AAAAAA"/>
               <w:left w:val="single" w:sz="1" w:space="0" w:color="AAAAAA"/>
@@ -1210,13 +1606,20 @@
             </w:tcMar>
             <w:vAlign w:val="center"/>
           </w:tcPr>
-          <w:p/>
+          <w:p>
+            <w:r>
+              <w:t>y</w:t>
+            </w:r>
+          </w:p>
         </w:tc>
       </w:tr>
       <w:tr>
-        <w:tc>
-          <w:tcPr>
-            <w:tcW w:w="500" w:type="dxa"/>
+        <w:trPr>
+          <w:trHeight w:val="209"/>
+        </w:trPr>
+        <w:tc>
+          <w:tcPr>
+            <w:tcW w:w="400" w:type="dxa"/>
             <w:tcBorders>
               <w:top w:val="single" w:sz="1" w:space="0" w:color="AAAAAA"/>
               <w:left w:val="single" w:sz="1" w:space="0" w:color="AAAAAA"/>
@@ -1232,11 +1635,15 @@
             </w:tcMar>
             <w:vAlign w:val="center"/>
           </w:tcPr>
-          <w:p/>
-        </w:tc>
-        <w:tc>
-          <w:tcPr>
-            <w:tcW w:w="1400" w:type="dxa"/>
+          <w:p>
+            <w:r>
+              <w:t>4</w:t>
+            </w:r>
+          </w:p>
+        </w:tc>
+        <w:tc>
+          <w:tcPr>
+            <w:tcW w:w="952" w:type="dxa"/>
             <w:tcBorders>
               <w:top w:val="single" w:sz="1" w:space="0" w:color="AAAAAA"/>
               <w:left w:val="single" w:sz="1" w:space="0" w:color="AAAAAA"/>
@@ -1252,11 +1659,15 @@
             </w:tcMar>
             <w:vAlign w:val="center"/>
           </w:tcPr>
-          <w:p/>
-        </w:tc>
-        <w:tc>
-          <w:tcPr>
-            <w:tcW w:w="1400" w:type="dxa"/>
+          <w:p>
+            <w:r>
+              <w:t>Salman Hameed</w:t>
+            </w:r>
+          </w:p>
+        </w:tc>
+        <w:tc>
+          <w:tcPr>
+            <w:tcW w:w="1646" w:type="dxa"/>
             <w:tcBorders>
               <w:top w:val="single" w:sz="1" w:space="0" w:color="AAAAAA"/>
               <w:left w:val="single" w:sz="1" w:space="0" w:color="AAAAAA"/>
@@ -1272,11 +1683,17 @@
             </w:tcMar>
             <w:vAlign w:val="center"/>
           </w:tcPr>
-          <w:p/>
-        </w:tc>
-        <w:tc>
-          <w:tcPr>
-            <w:tcW w:w="1100" w:type="dxa"/>
+          <w:p>
+            <w:proofErr w:type="spellStart"/>
+            <w:r>
+              <w:t>salmanhameeddev</w:t>
+            </w:r>
+            <w:proofErr w:type="spellEnd"/>
+          </w:p>
+        </w:tc>
+        <w:tc>
+          <w:tcPr>
+            <w:tcW w:w="1316" w:type="dxa"/>
             <w:tcBorders>
               <w:top w:val="single" w:sz="1" w:space="0" w:color="AAAAAA"/>
               <w:left w:val="single" w:sz="1" w:space="0" w:color="AAAAAA"/>
@@ -1292,11 +1709,15 @@
             </w:tcMar>
             <w:vAlign w:val="center"/>
           </w:tcPr>
-          <w:p/>
-        </w:tc>
-        <w:tc>
-          <w:tcPr>
-            <w:tcW w:w="1200" w:type="dxa"/>
+          <w:p>
+            <w:r>
+              <w:t>member</w:t>
+            </w:r>
+          </w:p>
+        </w:tc>
+        <w:tc>
+          <w:tcPr>
+            <w:tcW w:w="921" w:type="dxa"/>
             <w:tcBorders>
               <w:top w:val="single" w:sz="1" w:space="0" w:color="AAAAAA"/>
               <w:left w:val="single" w:sz="1" w:space="0" w:color="AAAAAA"/>
@@ -1312,11 +1733,15 @@
             </w:tcMar>
             <w:vAlign w:val="center"/>
           </w:tcPr>
-          <w:p/>
-        </w:tc>
-        <w:tc>
-          <w:tcPr>
-            <w:tcW w:w="1200" w:type="dxa"/>
+          <w:p>
+            <w:r>
+              <w:t>Cd prod</w:t>
+            </w:r>
+          </w:p>
+        </w:tc>
+        <w:tc>
+          <w:tcPr>
+            <w:tcW w:w="921" w:type="dxa"/>
             <w:tcBorders>
               <w:top w:val="single" w:sz="1" w:space="0" w:color="AAAAAA"/>
               <w:left w:val="single" w:sz="1" w:space="0" w:color="AAAAAA"/>
@@ -1332,11 +1757,17 @@
             </w:tcMar>
             <w:vAlign w:val="center"/>
           </w:tcPr>
-          <w:p/>
-        </w:tc>
-        <w:tc>
-          <w:tcPr>
-            <w:tcW w:w="1200" w:type="dxa"/>
+          <w:p>
+            <w:proofErr w:type="spellStart"/>
+            <w:r>
+              <w:t>lahore</w:t>
+            </w:r>
+            <w:proofErr w:type="spellEnd"/>
+          </w:p>
+        </w:tc>
+        <w:tc>
+          <w:tcPr>
+            <w:tcW w:w="2774" w:type="dxa"/>
             <w:tcBorders>
               <w:top w:val="single" w:sz="1" w:space="0" w:color="AAAAAA"/>
               <w:left w:val="single" w:sz="1" w:space="0" w:color="AAAAAA"/>
@@ -1352,11 +1783,28 @@
             </w:tcMar>
             <w:vAlign w:val="center"/>
           </w:tcPr>
-          <w:p/>
-        </w:tc>
-        <w:tc>
-          <w:tcPr>
-            <w:tcW w:w="900" w:type="dxa"/>
+          <w:p>
+            <w:r>
+              <w:t>Feature/</w:t>
+            </w:r>
+            <w:proofErr w:type="spellStart"/>
+            <w:r>
+              <w:t>salmanhameeddev</w:t>
+            </w:r>
+            <w:proofErr w:type="spellEnd"/>
+            <w:r>
+              <w:t>/</w:t>
+            </w:r>
+            <w:proofErr w:type="spellStart"/>
+            <w:r>
+              <w:t>lahore</w:t>
+            </w:r>
+            <w:proofErr w:type="spellEnd"/>
+          </w:p>
+        </w:tc>
+        <w:tc>
+          <w:tcPr>
+            <w:tcW w:w="850" w:type="dxa"/>
             <w:tcBorders>
               <w:top w:val="single" w:sz="1" w:space="0" w:color="AAAAAA"/>
               <w:left w:val="single" w:sz="1" w:space="0" w:color="AAAAAA"/>
@@ -1372,13 +1820,20 @@
             </w:tcMar>
             <w:vAlign w:val="center"/>
           </w:tcPr>
-          <w:p/>
+          <w:p>
+            <w:r>
+              <w:t>y</w:t>
+            </w:r>
+          </w:p>
         </w:tc>
       </w:tr>
       <w:tr>
-        <w:tc>
-          <w:tcPr>
-            <w:tcW w:w="500" w:type="dxa"/>
+        <w:trPr>
+          <w:trHeight w:val="200"/>
+        </w:trPr>
+        <w:tc>
+          <w:tcPr>
+            <w:tcW w:w="400" w:type="dxa"/>
             <w:tcBorders>
               <w:top w:val="single" w:sz="1" w:space="0" w:color="AAAAAA"/>
               <w:left w:val="single" w:sz="1" w:space="0" w:color="AAAAAA"/>
@@ -1398,7 +1853,7 @@
         </w:tc>
         <w:tc>
           <w:tcPr>
-            <w:tcW w:w="1400" w:type="dxa"/>
+            <w:tcW w:w="952" w:type="dxa"/>
             <w:tcBorders>
               <w:top w:val="single" w:sz="1" w:space="0" w:color="AAAAAA"/>
               <w:left w:val="single" w:sz="1" w:space="0" w:color="AAAAAA"/>
@@ -1418,7 +1873,7 @@
         </w:tc>
         <w:tc>
           <w:tcPr>
-            <w:tcW w:w="1400" w:type="dxa"/>
+            <w:tcW w:w="1646" w:type="dxa"/>
             <w:tcBorders>
               <w:top w:val="single" w:sz="1" w:space="0" w:color="AAAAAA"/>
               <w:left w:val="single" w:sz="1" w:space="0" w:color="AAAAAA"/>
@@ -1438,7 +1893,7 @@
         </w:tc>
         <w:tc>
           <w:tcPr>
-            <w:tcW w:w="1100" w:type="dxa"/>
+            <w:tcW w:w="1316" w:type="dxa"/>
             <w:tcBorders>
               <w:top w:val="single" w:sz="1" w:space="0" w:color="AAAAAA"/>
               <w:left w:val="single" w:sz="1" w:space="0" w:color="AAAAAA"/>
@@ -1458,7 +1913,7 @@
         </w:tc>
         <w:tc>
           <w:tcPr>
-            <w:tcW w:w="1200" w:type="dxa"/>
+            <w:tcW w:w="921" w:type="dxa"/>
             <w:tcBorders>
               <w:top w:val="single" w:sz="1" w:space="0" w:color="AAAAAA"/>
               <w:left w:val="single" w:sz="1" w:space="0" w:color="AAAAAA"/>
@@ -1478,7 +1933,7 @@
         </w:tc>
         <w:tc>
           <w:tcPr>
-            <w:tcW w:w="1200" w:type="dxa"/>
+            <w:tcW w:w="921" w:type="dxa"/>
             <w:tcBorders>
               <w:top w:val="single" w:sz="1" w:space="0" w:color="AAAAAA"/>
               <w:left w:val="single" w:sz="1" w:space="0" w:color="AAAAAA"/>
@@ -1498,7 +1953,7 @@
         </w:tc>
         <w:tc>
           <w:tcPr>
-            <w:tcW w:w="1200" w:type="dxa"/>
+            <w:tcW w:w="2774" w:type="dxa"/>
             <w:tcBorders>
               <w:top w:val="single" w:sz="1" w:space="0" w:color="AAAAAA"/>
               <w:left w:val="single" w:sz="1" w:space="0" w:color="AAAAAA"/>
@@ -1518,7 +1973,7 @@
         </w:tc>
         <w:tc>
           <w:tcPr>
-            <w:tcW w:w="900" w:type="dxa"/>
+            <w:tcW w:w="850" w:type="dxa"/>
             <w:tcBorders>
               <w:top w:val="single" w:sz="1" w:space="0" w:color="AAAAAA"/>
               <w:left w:val="single" w:sz="1" w:space="0" w:color="AAAAAA"/>
@@ -1539,6 +1994,7 @@
       </w:tr>
     </w:tbl>
     <w:p/>
+    <w:p/>
     <w:p>
       <w:pPr>
         <w:spacing w:before="60" w:after="60" w:line="276" w:lineRule="auto"/>
@@ -1648,8 +2104,10 @@
         <w:spacing w:before="60" w:after="60" w:line="276" w:lineRule="auto"/>
       </w:pPr>
       <w:r>
+        <w:lastRenderedPageBreak/>
         <w:t xml:space="preserve">Your team is the engineering crew for </w:t>
       </w:r>
+      <w:proofErr w:type="spellStart"/>
       <w:r>
         <w:rPr>
           <w:b/>
@@ -1658,8 +2116,17 @@
         </w:rPr>
         <w:t>PakVista</w:t>
       </w:r>
-      <w:r>
-        <w:t xml:space="preserve"> – a static informational website about Pakistan's top five tourist destinations. The site consists of five HTML pages, each dedicated to one destination, plus a shared stylesheet that enforces a consistent visual identity. The website must be built using </w:t>
+      <w:proofErr w:type="spellEnd"/>
+      <w:r>
+        <w:t xml:space="preserve"> – a static informational website about Pakistan's top five tourist destinations. The site consists of five HTML pages, each dedicated to one destination, plus a shared stylesheet that enforces a consistent visual identity. The website </w:t>
+      </w:r>
+      <w:proofErr w:type="gramStart"/>
+      <w:r>
+        <w:t>must be built</w:t>
+      </w:r>
+      <w:proofErr w:type="gramEnd"/>
+      <w:r>
+        <w:t xml:space="preserve"> using </w:t>
       </w:r>
       <w:r>
         <w:rPr>
@@ -1871,7 +2338,6 @@
                 <w:sz w:val="20"/>
                 <w:szCs w:val="20"/>
               </w:rPr>
-              <w:lastRenderedPageBreak/>
               <w:t>Development</w:t>
             </w:r>
           </w:p>
@@ -1930,7 +2396,25 @@
                 <w:sz w:val="20"/>
                 <w:szCs w:val="20"/>
               </w:rPr>
-              <w:t>:dev-latest / :dev-&lt;sha&gt;</w:t>
+              <w:t>:dev-latest / :dev-&lt;</w:t>
+            </w:r>
+            <w:proofErr w:type="spellStart"/>
+            <w:r>
+              <w:rPr>
+                <w:color w:val="000000"/>
+                <w:sz w:val="20"/>
+                <w:szCs w:val="20"/>
+              </w:rPr>
+              <w:t>sha</w:t>
+            </w:r>
+            <w:proofErr w:type="spellEnd"/>
+            <w:r>
+              <w:rPr>
+                <w:color w:val="000000"/>
+                <w:sz w:val="20"/>
+                <w:szCs w:val="20"/>
+              </w:rPr>
+              <w:t>&gt;</w:t>
             </w:r>
           </w:p>
         </w:tc>
@@ -1953,13 +2437,23 @@
             <w:vAlign w:val="center"/>
           </w:tcPr>
           <w:p>
-            <w:r>
-              <w:rPr>
-                <w:color w:val="000000"/>
-                <w:sz w:val="20"/>
-                <w:szCs w:val="20"/>
-              </w:rPr>
-              <w:t>pakvista-dev (on Render)</w:t>
+            <w:proofErr w:type="spellStart"/>
+            <w:r>
+              <w:rPr>
+                <w:color w:val="000000"/>
+                <w:sz w:val="20"/>
+                <w:szCs w:val="20"/>
+              </w:rPr>
+              <w:t>pakvista</w:t>
+            </w:r>
+            <w:proofErr w:type="spellEnd"/>
+            <w:r>
+              <w:rPr>
+                <w:color w:val="000000"/>
+                <w:sz w:val="20"/>
+                <w:szCs w:val="20"/>
+              </w:rPr>
+              <w:t>-dev (on Render)</w:t>
             </w:r>
           </w:p>
         </w:tc>
@@ -2050,7 +2544,25 @@
                 <w:sz w:val="20"/>
                 <w:szCs w:val="20"/>
               </w:rPr>
-              <w:t>:staging-latest / :staging-&lt;sha&gt;</w:t>
+              <w:t>:staging-latest / :staging-&lt;</w:t>
+            </w:r>
+            <w:proofErr w:type="spellStart"/>
+            <w:r>
+              <w:rPr>
+                <w:color w:val="000000"/>
+                <w:sz w:val="20"/>
+                <w:szCs w:val="20"/>
+              </w:rPr>
+              <w:t>sha</w:t>
+            </w:r>
+            <w:proofErr w:type="spellEnd"/>
+            <w:r>
+              <w:rPr>
+                <w:color w:val="000000"/>
+                <w:sz w:val="20"/>
+                <w:szCs w:val="20"/>
+              </w:rPr>
+              <w:t>&gt;</w:t>
             </w:r>
           </w:p>
         </w:tc>
@@ -2073,13 +2585,23 @@
             <w:vAlign w:val="center"/>
           </w:tcPr>
           <w:p>
-            <w:r>
-              <w:rPr>
-                <w:color w:val="000000"/>
-                <w:sz w:val="20"/>
-                <w:szCs w:val="20"/>
-              </w:rPr>
-              <w:t>pakvista-staging (on Render)</w:t>
+            <w:proofErr w:type="spellStart"/>
+            <w:r>
+              <w:rPr>
+                <w:color w:val="000000"/>
+                <w:sz w:val="20"/>
+                <w:szCs w:val="20"/>
+              </w:rPr>
+              <w:t>pakvista</w:t>
+            </w:r>
+            <w:proofErr w:type="spellEnd"/>
+            <w:r>
+              <w:rPr>
+                <w:color w:val="000000"/>
+                <w:sz w:val="20"/>
+                <w:szCs w:val="20"/>
+              </w:rPr>
+              <w:t>-staging (on Render)</w:t>
             </w:r>
           </w:p>
         </w:tc>
@@ -2170,7 +2692,25 @@
                 <w:sz w:val="20"/>
                 <w:szCs w:val="20"/>
               </w:rPr>
-              <w:t>:prod-latest / :prod-&lt;sha&gt;</w:t>
+              <w:t>:prod-latest / :prod-&lt;</w:t>
+            </w:r>
+            <w:proofErr w:type="spellStart"/>
+            <w:r>
+              <w:rPr>
+                <w:color w:val="000000"/>
+                <w:sz w:val="20"/>
+                <w:szCs w:val="20"/>
+              </w:rPr>
+              <w:t>sha</w:t>
+            </w:r>
+            <w:proofErr w:type="spellEnd"/>
+            <w:r>
+              <w:rPr>
+                <w:color w:val="000000"/>
+                <w:sz w:val="20"/>
+                <w:szCs w:val="20"/>
+              </w:rPr>
+              <w:t>&gt;</w:t>
             </w:r>
           </w:p>
         </w:tc>
@@ -2193,13 +2733,23 @@
             <w:vAlign w:val="center"/>
           </w:tcPr>
           <w:p>
-            <w:r>
-              <w:rPr>
-                <w:color w:val="000000"/>
-                <w:sz w:val="20"/>
-                <w:szCs w:val="20"/>
-              </w:rPr>
-              <w:t>pakvista-prod (on Render)</w:t>
+            <w:proofErr w:type="spellStart"/>
+            <w:r>
+              <w:rPr>
+                <w:color w:val="000000"/>
+                <w:sz w:val="20"/>
+                <w:szCs w:val="20"/>
+              </w:rPr>
+              <w:t>pakvista</w:t>
+            </w:r>
+            <w:proofErr w:type="spellEnd"/>
+            <w:r>
+              <w:rPr>
+                <w:color w:val="000000"/>
+                <w:sz w:val="20"/>
+                <w:szCs w:val="20"/>
+              </w:rPr>
+              <w:t>-prod (on Render)</w:t>
             </w:r>
           </w:p>
         </w:tc>
@@ -2214,7 +2764,21 @@
         <w:rPr>
           <w:color w:val="000000"/>
         </w:rPr>
-        <w:t>The Team Lead sets up the repository, Dockerfile, shared stylesheet (style.css), and all six CI/CD workflow files. Each team member is individually responsible for building one destination page (HTML + CSS) and authoring one workflow file – either a CI or a CD workflow for any one environment.</w:t>
+        <w:t xml:space="preserve">The Team Lead sets up the repository, </w:t>
+      </w:r>
+      <w:proofErr w:type="spellStart"/>
+      <w:r>
+        <w:rPr>
+          <w:color w:val="000000"/>
+        </w:rPr>
+        <w:t>Dockerfile</w:t>
+      </w:r>
+      <w:proofErr w:type="spellEnd"/>
+      <w:r>
+        <w:rPr>
+          <w:color w:val="000000"/>
+        </w:rPr>
+        <w:t>, shared stylesheet (style.css), and all six CI/CD workflow files. Each team member is individually responsible for building one destination page (HTML + CSS) and authoring one workflow file – either a CI or a CD workflow for any one environment.</w:t>
       </w:r>
     </w:p>
     <w:p/>
@@ -2223,7 +2787,15 @@
         <w:pStyle w:val="Heading2"/>
       </w:pPr>
       <w:r>
-        <w:t>Table 2: PakVista Page Assignment</w:t>
+        <w:t xml:space="preserve">Table 2: </w:t>
+      </w:r>
+      <w:proofErr w:type="spellStart"/>
+      <w:r>
+        <w:t>PakVista</w:t>
+      </w:r>
+      <w:proofErr w:type="spellEnd"/>
+      <w:r>
+        <w:t xml:space="preserve"> Page Assignment</w:t>
       </w:r>
     </w:p>
     <w:tbl>
@@ -2272,6 +2844,7 @@
             <w:pPr>
               <w:jc w:val="center"/>
             </w:pPr>
+            <w:proofErr w:type="spellStart"/>
             <w:r>
               <w:rPr>
                 <w:b/>
@@ -2280,7 +2853,18 @@
                 <w:sz w:val="20"/>
                 <w:szCs w:val="20"/>
               </w:rPr>
-              <w:t>Sr #</w:t>
+              <w:t>Sr</w:t>
+            </w:r>
+            <w:proofErr w:type="spellEnd"/>
+            <w:r>
+              <w:rPr>
+                <w:b/>
+                <w:bCs/>
+                <w:color w:val="FFFFFF"/>
+                <w:sz w:val="20"/>
+                <w:szCs w:val="20"/>
+              </w:rPr>
+              <w:t xml:space="preserve"> #</w:t>
             </w:r>
           </w:p>
         </w:tc>
@@ -2507,7 +3091,43 @@
                 <w:sz w:val="20"/>
                 <w:szCs w:val="20"/>
               </w:rPr>
-              <w:t>A welcoming landing page introducing PakVista, with a hero section, a brief paragraph about Pakistan's tourism, and navigation links to all five destination pages.</w:t>
+              <w:t xml:space="preserve">A welcoming landing page introducing </w:t>
+            </w:r>
+            <w:proofErr w:type="spellStart"/>
+            <w:r>
+              <w:rPr>
+                <w:color w:val="000000"/>
+                <w:sz w:val="20"/>
+                <w:szCs w:val="20"/>
+              </w:rPr>
+              <w:t>PakVista</w:t>
+            </w:r>
+            <w:proofErr w:type="spellEnd"/>
+            <w:r>
+              <w:rPr>
+                <w:color w:val="000000"/>
+                <w:sz w:val="20"/>
+                <w:szCs w:val="20"/>
+              </w:rPr>
+              <w:t xml:space="preserve">, with a hero section, a brief paragraph about Pakistan's tourism, and navigation links to all </w:t>
+            </w:r>
+            <w:proofErr w:type="gramStart"/>
+            <w:r>
+              <w:rPr>
+                <w:color w:val="000000"/>
+                <w:sz w:val="20"/>
+                <w:szCs w:val="20"/>
+              </w:rPr>
+              <w:t>five destination</w:t>
+            </w:r>
+            <w:proofErr w:type="gramEnd"/>
+            <w:r>
+              <w:rPr>
+                <w:color w:val="000000"/>
+                <w:sz w:val="20"/>
+                <w:szCs w:val="20"/>
+              </w:rPr>
+              <w:t xml:space="preserve"> pages.</w:t>
             </w:r>
           </w:p>
         </w:tc>
@@ -2632,7 +3252,25 @@
                 <w:sz w:val="20"/>
                 <w:szCs w:val="20"/>
               </w:rPr>
-              <w:t>Dedicated page for Lahore covering the Badshahi Mosque, Lahore Fort, and Shalimar Gardens, with descriptive paragraphs and an HTML-only image placeholder section.</w:t>
+              <w:t xml:space="preserve">Dedicated page for Lahore covering the </w:t>
+            </w:r>
+            <w:proofErr w:type="spellStart"/>
+            <w:r>
+              <w:rPr>
+                <w:color w:val="000000"/>
+                <w:sz w:val="20"/>
+                <w:szCs w:val="20"/>
+              </w:rPr>
+              <w:t>Badshahi</w:t>
+            </w:r>
+            <w:proofErr w:type="spellEnd"/>
+            <w:r>
+              <w:rPr>
+                <w:color w:val="000000"/>
+                <w:sz w:val="20"/>
+                <w:szCs w:val="20"/>
+              </w:rPr>
+              <w:t xml:space="preserve"> Mosque, Lahore Fort, and Shalimar Gardens, with descriptive paragraphs and an HTML-only image placeholder section.</w:t>
             </w:r>
           </w:p>
         </w:tc>
@@ -2722,13 +3360,23 @@
             <w:vAlign w:val="center"/>
           </w:tcPr>
           <w:p>
-            <w:r>
-              <w:rPr>
-                <w:color w:val="000000"/>
-                <w:sz w:val="20"/>
-                <w:szCs w:val="20"/>
-              </w:rPr>
-              <w:t>Hunza Valley</w:t>
+            <w:proofErr w:type="spellStart"/>
+            <w:r>
+              <w:rPr>
+                <w:color w:val="000000"/>
+                <w:sz w:val="20"/>
+                <w:szCs w:val="20"/>
+              </w:rPr>
+              <w:t>Hunza</w:t>
+            </w:r>
+            <w:proofErr w:type="spellEnd"/>
+            <w:r>
+              <w:rPr>
+                <w:color w:val="000000"/>
+                <w:sz w:val="20"/>
+                <w:szCs w:val="20"/>
+              </w:rPr>
+              <w:t xml:space="preserve"> Valley</w:t>
             </w:r>
           </w:p>
         </w:tc>
@@ -2757,7 +3405,79 @@
                 <w:sz w:val="20"/>
                 <w:szCs w:val="20"/>
               </w:rPr>
-              <w:t>Dedicated page for Hunza Valley covering Rakaposhi viewpoint, Attabad Lake, and Baltit Fort, with descriptive paragraphs and an HTML-only image placeholder section.</w:t>
+              <w:t xml:space="preserve">Dedicated page for </w:t>
+            </w:r>
+            <w:proofErr w:type="spellStart"/>
+            <w:r>
+              <w:rPr>
+                <w:color w:val="000000"/>
+                <w:sz w:val="20"/>
+                <w:szCs w:val="20"/>
+              </w:rPr>
+              <w:t>Hunza</w:t>
+            </w:r>
+            <w:proofErr w:type="spellEnd"/>
+            <w:r>
+              <w:rPr>
+                <w:color w:val="000000"/>
+                <w:sz w:val="20"/>
+                <w:szCs w:val="20"/>
+              </w:rPr>
+              <w:t xml:space="preserve"> Valley covering </w:t>
+            </w:r>
+            <w:proofErr w:type="spellStart"/>
+            <w:r>
+              <w:rPr>
+                <w:color w:val="000000"/>
+                <w:sz w:val="20"/>
+                <w:szCs w:val="20"/>
+              </w:rPr>
+              <w:t>Rakaposhi</w:t>
+            </w:r>
+            <w:proofErr w:type="spellEnd"/>
+            <w:r>
+              <w:rPr>
+                <w:color w:val="000000"/>
+                <w:sz w:val="20"/>
+                <w:szCs w:val="20"/>
+              </w:rPr>
+              <w:t xml:space="preserve"> viewpoint, </w:t>
+            </w:r>
+            <w:proofErr w:type="spellStart"/>
+            <w:r>
+              <w:rPr>
+                <w:color w:val="000000"/>
+                <w:sz w:val="20"/>
+                <w:szCs w:val="20"/>
+              </w:rPr>
+              <w:t>Attabad</w:t>
+            </w:r>
+            <w:proofErr w:type="spellEnd"/>
+            <w:r>
+              <w:rPr>
+                <w:color w:val="000000"/>
+                <w:sz w:val="20"/>
+                <w:szCs w:val="20"/>
+              </w:rPr>
+              <w:t xml:space="preserve"> Lake, and </w:t>
+            </w:r>
+            <w:proofErr w:type="spellStart"/>
+            <w:r>
+              <w:rPr>
+                <w:color w:val="000000"/>
+                <w:sz w:val="20"/>
+                <w:szCs w:val="20"/>
+              </w:rPr>
+              <w:t>Baltit</w:t>
+            </w:r>
+            <w:proofErr w:type="spellEnd"/>
+            <w:r>
+              <w:rPr>
+                <w:color w:val="000000"/>
+                <w:sz w:val="20"/>
+                <w:szCs w:val="20"/>
+              </w:rPr>
+              <w:t xml:space="preserve"> Fort, with descriptive paragraphs and an HTML-only image placeholder section.</w:t>
             </w:r>
           </w:p>
         </w:tc>
@@ -2882,7 +3602,25 @@
                 <w:sz w:val="20"/>
                 <w:szCs w:val="20"/>
               </w:rPr>
-              <w:t>Dedicated page for Karachi covering Clifton Beach, Mohatta Palace, and the Pakistan Maritime Museum, with descriptive paragraphs and an HTML-only image placeholder section.</w:t>
+              <w:t xml:space="preserve">Dedicated page for Karachi covering Clifton Beach, </w:t>
+            </w:r>
+            <w:proofErr w:type="spellStart"/>
+            <w:r>
+              <w:rPr>
+                <w:color w:val="000000"/>
+                <w:sz w:val="20"/>
+                <w:szCs w:val="20"/>
+              </w:rPr>
+              <w:t>Mohatta</w:t>
+            </w:r>
+            <w:proofErr w:type="spellEnd"/>
+            <w:r>
+              <w:rPr>
+                <w:color w:val="000000"/>
+                <w:sz w:val="20"/>
+                <w:szCs w:val="20"/>
+              </w:rPr>
+              <w:t xml:space="preserve"> Palace, and the Pakistan Maritime Museum, with descriptive paragraphs and an HTML-only image placeholder section.</w:t>
             </w:r>
           </w:p>
         </w:tc>
@@ -3019,6 +3757,7 @@
         <w:pStyle w:val="Heading2"/>
       </w:pPr>
       <w:r>
+        <w:lastRenderedPageBreak/>
         <w:t>Table 3: Workflow File Assignment</w:t>
       </w:r>
     </w:p>
@@ -3081,6 +3820,7 @@
             <w:pPr>
               <w:jc w:val="center"/>
             </w:pPr>
+            <w:proofErr w:type="spellStart"/>
             <w:r>
               <w:rPr>
                 <w:b/>
@@ -3089,7 +3829,18 @@
                 <w:sz w:val="20"/>
                 <w:szCs w:val="20"/>
               </w:rPr>
-              <w:t>Sr #</w:t>
+              <w:t>Sr</w:t>
+            </w:r>
+            <w:proofErr w:type="spellEnd"/>
+            <w:r>
+              <w:rPr>
+                <w:b/>
+                <w:bCs/>
+                <w:color w:val="FFFFFF"/>
+                <w:sz w:val="20"/>
+                <w:szCs w:val="20"/>
+              </w:rPr>
+              <w:t xml:space="preserve"> #</w:t>
             </w:r>
           </w:p>
         </w:tc>
@@ -3292,8 +4043,42 @@
                 <w:sz w:val="20"/>
                 <w:szCs w:val="20"/>
               </w:rPr>
-              <w:t>.github/workflows/ci-dev.yml</w:t>
-            </w:r>
+              <w:t>.</w:t>
+            </w:r>
+            <w:proofErr w:type="spellStart"/>
+            <w:r>
+              <w:rPr>
+                <w:b/>
+                <w:bCs/>
+                <w:color w:val="000000"/>
+                <w:sz w:val="20"/>
+                <w:szCs w:val="20"/>
+              </w:rPr>
+              <w:t>github</w:t>
+            </w:r>
+            <w:proofErr w:type="spellEnd"/>
+            <w:r>
+              <w:rPr>
+                <w:b/>
+                <w:bCs/>
+                <w:color w:val="000000"/>
+                <w:sz w:val="20"/>
+                <w:szCs w:val="20"/>
+              </w:rPr>
+              <w:t>/workflows/ci-</w:t>
+            </w:r>
+            <w:proofErr w:type="spellStart"/>
+            <w:r>
+              <w:rPr>
+                <w:b/>
+                <w:bCs/>
+                <w:color w:val="000000"/>
+                <w:sz w:val="20"/>
+                <w:szCs w:val="20"/>
+              </w:rPr>
+              <w:t>dev.yml</w:t>
+            </w:r>
+            <w:proofErr w:type="spellEnd"/>
           </w:p>
         </w:tc>
         <w:tc>
@@ -3344,13 +4129,23 @@
             <w:vAlign w:val="center"/>
           </w:tcPr>
           <w:p>
-            <w:r>
-              <w:rPr>
-                <w:color w:val="000000"/>
-                <w:sz w:val="20"/>
-                <w:szCs w:val="20"/>
-              </w:rPr>
-              <w:t>pull_request → develop</w:t>
+            <w:proofErr w:type="spellStart"/>
+            <w:r>
+              <w:rPr>
+                <w:color w:val="000000"/>
+                <w:sz w:val="20"/>
+                <w:szCs w:val="20"/>
+              </w:rPr>
+              <w:t>pull_request</w:t>
+            </w:r>
+            <w:proofErr w:type="spellEnd"/>
+            <w:r>
+              <w:rPr>
+                <w:color w:val="000000"/>
+                <w:sz w:val="20"/>
+                <w:szCs w:val="20"/>
+              </w:rPr>
+              <w:t xml:space="preserve"> → develop</w:t>
             </w:r>
           </w:p>
         </w:tc>
@@ -3387,24 +4182,69 @@
                 <w:sz w:val="20"/>
                 <w:szCs w:val="20"/>
               </w:rPr>
-              <w:t xml:space="preserve"> HTML &amp; CSS Linting, Building with </w:t>
-            </w:r>
-            <w:r>
-              <w:rPr>
-                <w:color w:val="000000"/>
-                <w:sz w:val="20"/>
-                <w:szCs w:val="20"/>
-              </w:rPr>
-              <w:lastRenderedPageBreak/>
-              <w:t>Parcel,</w:t>
-            </w:r>
-            <w:r>
-              <w:rPr>
-                <w:color w:val="000000"/>
-                <w:sz w:val="20"/>
-                <w:szCs w:val="20"/>
-              </w:rPr>
-              <w:t xml:space="preserve"> Docker Login, Build, Tag (:dev-latest, :dev-&lt;sha&gt;), Push to Docker Hub.</w:t>
+              <w:t xml:space="preserve"> HTML &amp; CSS </w:t>
+            </w:r>
+            <w:proofErr w:type="spellStart"/>
+            <w:r>
+              <w:rPr>
+                <w:color w:val="000000"/>
+                <w:sz w:val="20"/>
+                <w:szCs w:val="20"/>
+              </w:rPr>
+              <w:t>Linting</w:t>
+            </w:r>
+            <w:proofErr w:type="spellEnd"/>
+            <w:r>
+              <w:rPr>
+                <w:color w:val="000000"/>
+                <w:sz w:val="20"/>
+                <w:szCs w:val="20"/>
+              </w:rPr>
+              <w:t>, Building with Parcel,</w:t>
+            </w:r>
+            <w:r>
+              <w:rPr>
+                <w:color w:val="000000"/>
+                <w:sz w:val="20"/>
+                <w:szCs w:val="20"/>
+              </w:rPr>
+              <w:t xml:space="preserve"> Docker Login, Build, Tag (</w:t>
+            </w:r>
+            <w:proofErr w:type="gramStart"/>
+            <w:r>
+              <w:rPr>
+                <w:color w:val="000000"/>
+                <w:sz w:val="20"/>
+                <w:szCs w:val="20"/>
+              </w:rPr>
+              <w:t>:dev</w:t>
+            </w:r>
+            <w:proofErr w:type="gramEnd"/>
+            <w:r>
+              <w:rPr>
+                <w:color w:val="000000"/>
+                <w:sz w:val="20"/>
+                <w:szCs w:val="20"/>
+              </w:rPr>
+              <w:t>-latest, :dev-&lt;</w:t>
+            </w:r>
+            <w:proofErr w:type="spellStart"/>
+            <w:r>
+              <w:rPr>
+                <w:color w:val="000000"/>
+                <w:sz w:val="20"/>
+                <w:szCs w:val="20"/>
+              </w:rPr>
+              <w:t>sha</w:t>
+            </w:r>
+            <w:proofErr w:type="spellEnd"/>
+            <w:r>
+              <w:rPr>
+                <w:color w:val="000000"/>
+                <w:sz w:val="20"/>
+                <w:szCs w:val="20"/>
+              </w:rPr>
+              <w:t>&gt;), Push to Docker Hub.</w:t>
             </w:r>
           </w:p>
         </w:tc>
@@ -3440,7 +4280,6 @@
                 <w:sz w:val="20"/>
                 <w:szCs w:val="20"/>
               </w:rPr>
-              <w:lastRenderedPageBreak/>
               <w:t>2</w:t>
             </w:r>
           </w:p>
@@ -3472,8 +4311,42 @@
                 <w:sz w:val="20"/>
                 <w:szCs w:val="20"/>
               </w:rPr>
-              <w:t>.github/workflows/cd-dev.yml</w:t>
-            </w:r>
+              <w:t>.</w:t>
+            </w:r>
+            <w:proofErr w:type="spellStart"/>
+            <w:r>
+              <w:rPr>
+                <w:b/>
+                <w:bCs/>
+                <w:color w:val="000000"/>
+                <w:sz w:val="20"/>
+                <w:szCs w:val="20"/>
+              </w:rPr>
+              <w:t>github</w:t>
+            </w:r>
+            <w:proofErr w:type="spellEnd"/>
+            <w:r>
+              <w:rPr>
+                <w:b/>
+                <w:bCs/>
+                <w:color w:val="000000"/>
+                <w:sz w:val="20"/>
+                <w:szCs w:val="20"/>
+              </w:rPr>
+              <w:t>/workflows/cd-</w:t>
+            </w:r>
+            <w:proofErr w:type="spellStart"/>
+            <w:r>
+              <w:rPr>
+                <w:b/>
+                <w:bCs/>
+                <w:color w:val="000000"/>
+                <w:sz w:val="20"/>
+                <w:szCs w:val="20"/>
+              </w:rPr>
+              <w:t>dev.yml</w:t>
+            </w:r>
+            <w:proofErr w:type="spellEnd"/>
           </w:p>
         </w:tc>
         <w:tc>
@@ -3559,7 +4432,25 @@
                 <w:sz w:val="20"/>
                 <w:szCs w:val="20"/>
               </w:rPr>
-              <w:t>Assigned to Member 2: Checkout, declare environment: development, curl POST to RENDER_DEPLOY_HOOK_DEV_URL, output confirmation.</w:t>
+              <w:t xml:space="preserve">Assigned to Member 2: Checkout, declare </w:t>
+            </w:r>
+            <w:proofErr w:type="gramStart"/>
+            <w:r>
+              <w:rPr>
+                <w:color w:val="000000"/>
+                <w:sz w:val="20"/>
+                <w:szCs w:val="20"/>
+              </w:rPr>
+              <w:t>environment:</w:t>
+            </w:r>
+            <w:proofErr w:type="gramEnd"/>
+            <w:r>
+              <w:rPr>
+                <w:color w:val="000000"/>
+                <w:sz w:val="20"/>
+                <w:szCs w:val="20"/>
+              </w:rPr>
+              <w:t xml:space="preserve"> development, curl POST to RENDER_DEPLOY_HOOK_DEV_URL, output confirmation.</w:t>
             </w:r>
           </w:p>
         </w:tc>
@@ -3626,8 +4517,42 @@
                 <w:sz w:val="20"/>
                 <w:szCs w:val="20"/>
               </w:rPr>
-              <w:t>.github/workflows/ci-staging.yml</w:t>
-            </w:r>
+              <w:t>.</w:t>
+            </w:r>
+            <w:proofErr w:type="spellStart"/>
+            <w:r>
+              <w:rPr>
+                <w:b/>
+                <w:bCs/>
+                <w:color w:val="000000"/>
+                <w:sz w:val="20"/>
+                <w:szCs w:val="20"/>
+              </w:rPr>
+              <w:t>github</w:t>
+            </w:r>
+            <w:proofErr w:type="spellEnd"/>
+            <w:r>
+              <w:rPr>
+                <w:b/>
+                <w:bCs/>
+                <w:color w:val="000000"/>
+                <w:sz w:val="20"/>
+                <w:szCs w:val="20"/>
+              </w:rPr>
+              <w:t>/workflows/ci-</w:t>
+            </w:r>
+            <w:proofErr w:type="spellStart"/>
+            <w:r>
+              <w:rPr>
+                <w:b/>
+                <w:bCs/>
+                <w:color w:val="000000"/>
+                <w:sz w:val="20"/>
+                <w:szCs w:val="20"/>
+              </w:rPr>
+              <w:t>staging.yml</w:t>
+            </w:r>
+            <w:proofErr w:type="spellEnd"/>
           </w:p>
         </w:tc>
         <w:tc>
@@ -3678,13 +4603,23 @@
             <w:vAlign w:val="center"/>
           </w:tcPr>
           <w:p>
-            <w:r>
-              <w:rPr>
-                <w:color w:val="000000"/>
-                <w:sz w:val="20"/>
-                <w:szCs w:val="20"/>
-              </w:rPr>
-              <w:t>pull_request → staging</w:t>
+            <w:proofErr w:type="spellStart"/>
+            <w:r>
+              <w:rPr>
+                <w:color w:val="000000"/>
+                <w:sz w:val="20"/>
+                <w:szCs w:val="20"/>
+              </w:rPr>
+              <w:t>pull_request</w:t>
+            </w:r>
+            <w:proofErr w:type="spellEnd"/>
+            <w:r>
+              <w:rPr>
+                <w:color w:val="000000"/>
+                <w:sz w:val="20"/>
+                <w:szCs w:val="20"/>
+              </w:rPr>
+              <w:t xml:space="preserve"> → staging</w:t>
             </w:r>
           </w:p>
         </w:tc>
@@ -3721,15 +4656,69 @@
                 <w:sz w:val="20"/>
                 <w:szCs w:val="20"/>
               </w:rPr>
-              <w:t xml:space="preserve">HTML &amp; CSS Linting, Building with Parcel, </w:t>
-            </w:r>
-            <w:r>
-              <w:rPr>
-                <w:color w:val="000000"/>
-                <w:sz w:val="20"/>
-                <w:szCs w:val="20"/>
-              </w:rPr>
-              <w:t>Docker Login, Build, Tag (:staging-latest, :staging-&lt;sha&gt;), Push to Docker Hub.</w:t>
+              <w:t xml:space="preserve">HTML &amp; CSS </w:t>
+            </w:r>
+            <w:proofErr w:type="spellStart"/>
+            <w:r>
+              <w:rPr>
+                <w:color w:val="000000"/>
+                <w:sz w:val="20"/>
+                <w:szCs w:val="20"/>
+              </w:rPr>
+              <w:t>Linting</w:t>
+            </w:r>
+            <w:proofErr w:type="spellEnd"/>
+            <w:r>
+              <w:rPr>
+                <w:color w:val="000000"/>
+                <w:sz w:val="20"/>
+                <w:szCs w:val="20"/>
+              </w:rPr>
+              <w:t xml:space="preserve">, Building with Parcel, </w:t>
+            </w:r>
+            <w:r>
+              <w:rPr>
+                <w:color w:val="000000"/>
+                <w:sz w:val="20"/>
+                <w:szCs w:val="20"/>
+              </w:rPr>
+              <w:t>Docker Login, Build, Tag (</w:t>
+            </w:r>
+            <w:proofErr w:type="gramStart"/>
+            <w:r>
+              <w:rPr>
+                <w:color w:val="000000"/>
+                <w:sz w:val="20"/>
+                <w:szCs w:val="20"/>
+              </w:rPr>
+              <w:t>:staging</w:t>
+            </w:r>
+            <w:proofErr w:type="gramEnd"/>
+            <w:r>
+              <w:rPr>
+                <w:color w:val="000000"/>
+                <w:sz w:val="20"/>
+                <w:szCs w:val="20"/>
+              </w:rPr>
+              <w:t>-latest, :staging-&lt;</w:t>
+            </w:r>
+            <w:proofErr w:type="spellStart"/>
+            <w:r>
+              <w:rPr>
+                <w:color w:val="000000"/>
+                <w:sz w:val="20"/>
+                <w:szCs w:val="20"/>
+              </w:rPr>
+              <w:t>sha</w:t>
+            </w:r>
+            <w:proofErr w:type="spellEnd"/>
+            <w:r>
+              <w:rPr>
+                <w:color w:val="000000"/>
+                <w:sz w:val="20"/>
+                <w:szCs w:val="20"/>
+              </w:rPr>
+              <w:t>&gt;), Push to Docker Hub.</w:t>
             </w:r>
           </w:p>
         </w:tc>
@@ -3796,8 +4785,42 @@
                 <w:sz w:val="20"/>
                 <w:szCs w:val="20"/>
               </w:rPr>
-              <w:t>.github/workflows/cd-staging.yml</w:t>
-            </w:r>
+              <w:t>.</w:t>
+            </w:r>
+            <w:proofErr w:type="spellStart"/>
+            <w:r>
+              <w:rPr>
+                <w:b/>
+                <w:bCs/>
+                <w:color w:val="000000"/>
+                <w:sz w:val="20"/>
+                <w:szCs w:val="20"/>
+              </w:rPr>
+              <w:t>github</w:t>
+            </w:r>
+            <w:proofErr w:type="spellEnd"/>
+            <w:r>
+              <w:rPr>
+                <w:b/>
+                <w:bCs/>
+                <w:color w:val="000000"/>
+                <w:sz w:val="20"/>
+                <w:szCs w:val="20"/>
+              </w:rPr>
+              <w:t>/workflows/cd-</w:t>
+            </w:r>
+            <w:proofErr w:type="spellStart"/>
+            <w:r>
+              <w:rPr>
+                <w:b/>
+                <w:bCs/>
+                <w:color w:val="000000"/>
+                <w:sz w:val="20"/>
+                <w:szCs w:val="20"/>
+              </w:rPr>
+              <w:t>staging.yml</w:t>
+            </w:r>
+            <w:proofErr w:type="spellEnd"/>
           </w:p>
         </w:tc>
         <w:tc>
@@ -3883,7 +4906,25 @@
                 <w:sz w:val="20"/>
                 <w:szCs w:val="20"/>
               </w:rPr>
-              <w:t>Assigned to Member 4: Checkout, declare environment: staging, curl POST to RENDER_DEPLOY_HOOK_STAGING_URL, output confirmation.</w:t>
+              <w:t xml:space="preserve">Assigned to Member 4: Checkout, declare </w:t>
+            </w:r>
+            <w:proofErr w:type="gramStart"/>
+            <w:r>
+              <w:rPr>
+                <w:color w:val="000000"/>
+                <w:sz w:val="20"/>
+                <w:szCs w:val="20"/>
+              </w:rPr>
+              <w:t>environment:</w:t>
+            </w:r>
+            <w:proofErr w:type="gramEnd"/>
+            <w:r>
+              <w:rPr>
+                <w:color w:val="000000"/>
+                <w:sz w:val="20"/>
+                <w:szCs w:val="20"/>
+              </w:rPr>
+              <w:t xml:space="preserve"> staging, curl POST to RENDER_DEPLOY_HOOK_STAGING_URL, output confirmation.</w:t>
             </w:r>
           </w:p>
         </w:tc>
@@ -3950,8 +4991,42 @@
                 <w:sz w:val="20"/>
                 <w:szCs w:val="20"/>
               </w:rPr>
-              <w:t>.github/workflows/ci-prod.yml</w:t>
-            </w:r>
+              <w:t>.</w:t>
+            </w:r>
+            <w:proofErr w:type="spellStart"/>
+            <w:r>
+              <w:rPr>
+                <w:b/>
+                <w:bCs/>
+                <w:color w:val="000000"/>
+                <w:sz w:val="20"/>
+                <w:szCs w:val="20"/>
+              </w:rPr>
+              <w:t>github</w:t>
+            </w:r>
+            <w:proofErr w:type="spellEnd"/>
+            <w:r>
+              <w:rPr>
+                <w:b/>
+                <w:bCs/>
+                <w:color w:val="000000"/>
+                <w:sz w:val="20"/>
+                <w:szCs w:val="20"/>
+              </w:rPr>
+              <w:t>/workflows/ci-</w:t>
+            </w:r>
+            <w:proofErr w:type="spellStart"/>
+            <w:r>
+              <w:rPr>
+                <w:b/>
+                <w:bCs/>
+                <w:color w:val="000000"/>
+                <w:sz w:val="20"/>
+                <w:szCs w:val="20"/>
+              </w:rPr>
+              <w:t>prod.yml</w:t>
+            </w:r>
+            <w:proofErr w:type="spellEnd"/>
           </w:p>
         </w:tc>
         <w:tc>
@@ -4002,13 +5077,23 @@
             <w:vAlign w:val="center"/>
           </w:tcPr>
           <w:p>
-            <w:r>
-              <w:rPr>
-                <w:color w:val="000000"/>
-                <w:sz w:val="20"/>
-                <w:szCs w:val="20"/>
-              </w:rPr>
-              <w:t>pull_request → main</w:t>
+            <w:proofErr w:type="spellStart"/>
+            <w:r>
+              <w:rPr>
+                <w:color w:val="000000"/>
+                <w:sz w:val="20"/>
+                <w:szCs w:val="20"/>
+              </w:rPr>
+              <w:t>pull_request</w:t>
+            </w:r>
+            <w:proofErr w:type="spellEnd"/>
+            <w:r>
+              <w:rPr>
+                <w:color w:val="000000"/>
+                <w:sz w:val="20"/>
+                <w:szCs w:val="20"/>
+              </w:rPr>
+              <w:t xml:space="preserve"> → main</w:t>
             </w:r>
           </w:p>
         </w:tc>
@@ -4045,15 +5130,69 @@
                 <w:sz w:val="20"/>
                 <w:szCs w:val="20"/>
               </w:rPr>
-              <w:t xml:space="preserve"> HTML &amp; CSS Linting, Building with Parcel, </w:t>
-            </w:r>
-            <w:r>
-              <w:rPr>
-                <w:color w:val="000000"/>
-                <w:sz w:val="20"/>
-                <w:szCs w:val="20"/>
-              </w:rPr>
-              <w:t>Docker Login, Build, Tag (:prod-latest, :prod-&lt;sha&gt;), Push to Docker Hub.</w:t>
+              <w:t xml:space="preserve"> HTML &amp; CSS </w:t>
+            </w:r>
+            <w:proofErr w:type="spellStart"/>
+            <w:r>
+              <w:rPr>
+                <w:color w:val="000000"/>
+                <w:sz w:val="20"/>
+                <w:szCs w:val="20"/>
+              </w:rPr>
+              <w:t>Linting</w:t>
+            </w:r>
+            <w:proofErr w:type="spellEnd"/>
+            <w:r>
+              <w:rPr>
+                <w:color w:val="000000"/>
+                <w:sz w:val="20"/>
+                <w:szCs w:val="20"/>
+              </w:rPr>
+              <w:t xml:space="preserve">, Building with Parcel, </w:t>
+            </w:r>
+            <w:r>
+              <w:rPr>
+                <w:color w:val="000000"/>
+                <w:sz w:val="20"/>
+                <w:szCs w:val="20"/>
+              </w:rPr>
+              <w:t>Docker Login, Build, Tag (</w:t>
+            </w:r>
+            <w:proofErr w:type="gramStart"/>
+            <w:r>
+              <w:rPr>
+                <w:color w:val="000000"/>
+                <w:sz w:val="20"/>
+                <w:szCs w:val="20"/>
+              </w:rPr>
+              <w:t>:prod</w:t>
+            </w:r>
+            <w:proofErr w:type="gramEnd"/>
+            <w:r>
+              <w:rPr>
+                <w:color w:val="000000"/>
+                <w:sz w:val="20"/>
+                <w:szCs w:val="20"/>
+              </w:rPr>
+              <w:t>-latest, :prod-&lt;</w:t>
+            </w:r>
+            <w:proofErr w:type="spellStart"/>
+            <w:r>
+              <w:rPr>
+                <w:color w:val="000000"/>
+                <w:sz w:val="20"/>
+                <w:szCs w:val="20"/>
+              </w:rPr>
+              <w:t>sha</w:t>
+            </w:r>
+            <w:proofErr w:type="spellEnd"/>
+            <w:r>
+              <w:rPr>
+                <w:color w:val="000000"/>
+                <w:sz w:val="20"/>
+                <w:szCs w:val="20"/>
+              </w:rPr>
+              <w:t>&gt;), Push to Docker Hub.</w:t>
             </w:r>
           </w:p>
         </w:tc>
@@ -4120,8 +5259,42 @@
                 <w:sz w:val="20"/>
                 <w:szCs w:val="20"/>
               </w:rPr>
-              <w:t>.github/workflows/cd-prod.yml</w:t>
-            </w:r>
+              <w:t>.</w:t>
+            </w:r>
+            <w:proofErr w:type="spellStart"/>
+            <w:r>
+              <w:rPr>
+                <w:b/>
+                <w:bCs/>
+                <w:color w:val="000000"/>
+                <w:sz w:val="20"/>
+                <w:szCs w:val="20"/>
+              </w:rPr>
+              <w:t>github</w:t>
+            </w:r>
+            <w:proofErr w:type="spellEnd"/>
+            <w:r>
+              <w:rPr>
+                <w:b/>
+                <w:bCs/>
+                <w:color w:val="000000"/>
+                <w:sz w:val="20"/>
+                <w:szCs w:val="20"/>
+              </w:rPr>
+              <w:t>/workflows/cd-</w:t>
+            </w:r>
+            <w:proofErr w:type="spellStart"/>
+            <w:r>
+              <w:rPr>
+                <w:b/>
+                <w:bCs/>
+                <w:color w:val="000000"/>
+                <w:sz w:val="20"/>
+                <w:szCs w:val="20"/>
+              </w:rPr>
+              <w:t>prod.yml</w:t>
+            </w:r>
+            <w:proofErr w:type="spellEnd"/>
           </w:p>
         </w:tc>
         <w:tc>
@@ -4207,7 +5380,25 @@
                 <w:sz w:val="20"/>
                 <w:szCs w:val="20"/>
               </w:rPr>
-              <w:t>Authored by Team Lead as part of setup: Checkout, declare environment: production, curl POST to RENDER_DEPLOY_HOOK_PROD_URL, output confirmation.</w:t>
+              <w:t xml:space="preserve">Authored by Team Lead as part of setup: Checkout, declare </w:t>
+            </w:r>
+            <w:proofErr w:type="gramStart"/>
+            <w:r>
+              <w:rPr>
+                <w:color w:val="000000"/>
+                <w:sz w:val="20"/>
+                <w:szCs w:val="20"/>
+              </w:rPr>
+              <w:t>environment:</w:t>
+            </w:r>
+            <w:proofErr w:type="gramEnd"/>
+            <w:r>
+              <w:rPr>
+                <w:color w:val="000000"/>
+                <w:sz w:val="20"/>
+                <w:szCs w:val="20"/>
+              </w:rPr>
+              <w:t xml:space="preserve"> production, curl POST to RENDER_DEPLOY_HOOK_PROD_URL, output confirmation.</w:t>
             </w:r>
           </w:p>
         </w:tc>
@@ -4226,11 +5417,33 @@
       <w:pPr>
         <w:spacing w:before="60" w:after="60" w:line="276" w:lineRule="auto"/>
       </w:pPr>
-      <w:r>
-        <w:rPr>
-          <w:color w:val="000000"/>
-        </w:rPr>
-        <w:t>Each team member independently follows the complete GitFlow for their assigned page and workflow file:</w:t>
+      <w:proofErr w:type="gramStart"/>
+      <w:r>
+        <w:rPr>
+          <w:color w:val="000000"/>
+        </w:rPr>
+        <w:t xml:space="preserve">Each team member independently follows the complete </w:t>
+      </w:r>
+      <w:proofErr w:type="spellStart"/>
+      <w:r>
+        <w:rPr>
+          <w:color w:val="000000"/>
+        </w:rPr>
+        <w:t>GitFlow</w:t>
+      </w:r>
+      <w:proofErr w:type="spellEnd"/>
+      <w:r>
+        <w:rPr>
+          <w:color w:val="000000"/>
+        </w:rPr>
+        <w:t xml:space="preserve"> for their</w:t>
+      </w:r>
+      <w:proofErr w:type="gramEnd"/>
+      <w:r>
+        <w:rPr>
+          <w:color w:val="000000"/>
+        </w:rPr>
+        <w:t xml:space="preserve"> assigned page and workflow file:</w:t>
       </w:r>
     </w:p>
     <w:p>
@@ -4256,6 +5469,7 @@
         <w:spacing w:before="40" w:after="40"/>
         <w:ind w:left="720"/>
       </w:pPr>
+      <w:proofErr w:type="gramStart"/>
       <w:r>
         <w:rPr>
           <w:rFonts w:ascii="Courier New" w:eastAsia="Courier New" w:hAnsi="Courier New" w:cs="Courier New"/>
@@ -4263,7 +5477,77 @@
           <w:sz w:val="20"/>
           <w:szCs w:val="20"/>
         </w:rPr>
-        <w:t>feature/&lt;github-username&gt;/&lt;page-name&gt;   (e.g., feature/sara-malik/lahore)</w:t>
+        <w:t>feature</w:t>
+      </w:r>
+      <w:proofErr w:type="gramEnd"/>
+      <w:r>
+        <w:rPr>
+          <w:rFonts w:ascii="Courier New" w:eastAsia="Courier New" w:hAnsi="Courier New" w:cs="Courier New"/>
+          <w:color w:val="C7254E"/>
+          <w:sz w:val="20"/>
+          <w:szCs w:val="20"/>
+        </w:rPr>
+        <w:t>/&lt;</w:t>
+      </w:r>
+      <w:proofErr w:type="spellStart"/>
+      <w:r>
+        <w:rPr>
+          <w:rFonts w:ascii="Courier New" w:eastAsia="Courier New" w:hAnsi="Courier New" w:cs="Courier New"/>
+          <w:color w:val="C7254E"/>
+          <w:sz w:val="20"/>
+          <w:szCs w:val="20"/>
+        </w:rPr>
+        <w:t>github</w:t>
+      </w:r>
+      <w:proofErr w:type="spellEnd"/>
+      <w:r>
+        <w:rPr>
+          <w:rFonts w:ascii="Courier New" w:eastAsia="Courier New" w:hAnsi="Courier New" w:cs="Courier New"/>
+          <w:color w:val="C7254E"/>
+          <w:sz w:val="20"/>
+          <w:szCs w:val="20"/>
+        </w:rPr>
+        <w:t>-username&gt;/&lt;page-name&gt;   (e.g., feature/</w:t>
+      </w:r>
+      <w:proofErr w:type="spellStart"/>
+      <w:r>
+        <w:rPr>
+          <w:rFonts w:ascii="Courier New" w:eastAsia="Courier New" w:hAnsi="Courier New" w:cs="Courier New"/>
+          <w:color w:val="C7254E"/>
+          <w:sz w:val="20"/>
+          <w:szCs w:val="20"/>
+        </w:rPr>
+        <w:t>sara-malik</w:t>
+      </w:r>
+      <w:proofErr w:type="spellEnd"/>
+      <w:r>
+        <w:rPr>
+          <w:rFonts w:ascii="Courier New" w:eastAsia="Courier New" w:hAnsi="Courier New" w:cs="Courier New"/>
+          <w:color w:val="C7254E"/>
+          <w:sz w:val="20"/>
+          <w:szCs w:val="20"/>
+        </w:rPr>
+        <w:t>/</w:t>
+      </w:r>
+      <w:proofErr w:type="spellStart"/>
+      <w:r>
+        <w:rPr>
+          <w:rFonts w:ascii="Courier New" w:eastAsia="Courier New" w:hAnsi="Courier New" w:cs="Courier New"/>
+          <w:color w:val="C7254E"/>
+          <w:sz w:val="20"/>
+          <w:szCs w:val="20"/>
+        </w:rPr>
+        <w:t>lahore</w:t>
+      </w:r>
+      <w:proofErr w:type="spellEnd"/>
+      <w:r>
+        <w:rPr>
+          <w:rFonts w:ascii="Courier New" w:eastAsia="Courier New" w:hAnsi="Courier New" w:cs="Courier New"/>
+          <w:color w:val="C7254E"/>
+          <w:sz w:val="20"/>
+          <w:szCs w:val="20"/>
+        </w:rPr>
+        <w:t>)</w:t>
       </w:r>
     </w:p>
     <w:p>
@@ -4295,7 +5579,21 @@
         <w:rPr>
           <w:color w:val="000000"/>
         </w:rPr>
-        <w:t>Author the assigned workflow file (Table 3) in .github/workflows/. The workflow must be syntactically correct YAML.</w:t>
+        <w:t>Author the assigned workflow file (Table 3) in .</w:t>
+      </w:r>
+      <w:proofErr w:type="spellStart"/>
+      <w:r>
+        <w:rPr>
+          <w:color w:val="000000"/>
+        </w:rPr>
+        <w:t>github</w:t>
+      </w:r>
+      <w:proofErr w:type="spellEnd"/>
+      <w:r>
+        <w:rPr>
+          <w:color w:val="000000"/>
+        </w:rPr>
+        <w:t>/workflows/. The workflow must be syntactically correct YAML.</w:t>
       </w:r>
     </w:p>
     <w:p>
@@ -4311,7 +5609,21 @@
         <w:rPr>
           <w:color w:val="000000"/>
         </w:rPr>
-        <w:t>Commit both the page file and the workflow file to the feature branch, then push to GitHub.</w:t>
+        <w:t xml:space="preserve">Commit both the page file and the workflow file to the feature branch, </w:t>
+      </w:r>
+      <w:proofErr w:type="gramStart"/>
+      <w:r>
+        <w:rPr>
+          <w:color w:val="000000"/>
+        </w:rPr>
+        <w:t>then</w:t>
+      </w:r>
+      <w:proofErr w:type="gramEnd"/>
+      <w:r>
+        <w:rPr>
+          <w:color w:val="000000"/>
+        </w:rPr>
+        <w:t xml:space="preserve"> push to GitHub.</w:t>
       </w:r>
     </w:p>
     <w:p>
@@ -4327,7 +5639,21 @@
         <w:rPr>
           <w:color w:val="000000"/>
         </w:rPr>
-        <w:t>Open a Pull Request (PR) targeting the develop branch. The CI workflow for the development environment (ci-dev.yml) fires automatically. Verify all steps pass.</w:t>
+        <w:t>Open a Pull Request (PR) targeting the develop branch. The CI workflow for the development environment (ci-</w:t>
+      </w:r>
+      <w:proofErr w:type="spellStart"/>
+      <w:r>
+        <w:rPr>
+          <w:color w:val="000000"/>
+        </w:rPr>
+        <w:t>dev.yml</w:t>
+      </w:r>
+      <w:proofErr w:type="spellEnd"/>
+      <w:r>
+        <w:rPr>
+          <w:color w:val="000000"/>
+        </w:rPr>
+        <w:t>) fires automatically. Verify all steps pass.</w:t>
       </w:r>
     </w:p>
     <w:p>
@@ -4343,7 +5669,35 @@
         <w:rPr>
           <w:color w:val="000000"/>
         </w:rPr>
-        <w:t>Request a review from the Team Lead. Once CI passes and the PR is approved, the Team Lead merges it. The merge triggers the CD pipeline (cd-dev.yml) and deploys the updated site to the Render development service.</w:t>
+        <w:t xml:space="preserve">Request a review from the Team Lead. Once CI passes and the PR </w:t>
+      </w:r>
+      <w:proofErr w:type="gramStart"/>
+      <w:r>
+        <w:rPr>
+          <w:color w:val="000000"/>
+        </w:rPr>
+        <w:t>is approved</w:t>
+      </w:r>
+      <w:proofErr w:type="gramEnd"/>
+      <w:r>
+        <w:rPr>
+          <w:color w:val="000000"/>
+        </w:rPr>
+        <w:t>, the Team Lead merges it. The merge triggers the CD pipeline (cd-</w:t>
+      </w:r>
+      <w:proofErr w:type="spellStart"/>
+      <w:r>
+        <w:rPr>
+          <w:color w:val="000000"/>
+        </w:rPr>
+        <w:t>dev.yml</w:t>
+      </w:r>
+      <w:proofErr w:type="spellEnd"/>
+      <w:r>
+        <w:rPr>
+          <w:color w:val="000000"/>
+        </w:rPr>
+        <w:t>) and deploys the updated site to the Render development service.</w:t>
       </w:r>
     </w:p>
     <w:p/>
@@ -4355,6 +5709,7 @@
         <w:rPr>
           <w:color w:val="000000"/>
         </w:rPr>
+        <w:lastRenderedPageBreak/>
         <w:t>Complete automated flow:</w:t>
       </w:r>
     </w:p>
@@ -4369,7 +5724,107 @@
           <w:sz w:val="19"/>
           <w:szCs w:val="19"/>
         </w:rPr>
-        <w:t>Feature Branch → PR to develop → ci-dev.yml builds &amp; pushes :dev-latest → PR merged → push on develop → cd-dev.yml deploys to pakvista-dev on Render → Live PakVista Development updated.</w:t>
+        <w:t>Feature Branch → PR to develop → ci-</w:t>
+      </w:r>
+      <w:proofErr w:type="spellStart"/>
+      <w:r>
+        <w:rPr>
+          <w:rFonts w:ascii="Courier New" w:eastAsia="Courier New" w:hAnsi="Courier New" w:cs="Courier New"/>
+          <w:color w:val="1F3864"/>
+          <w:sz w:val="19"/>
+          <w:szCs w:val="19"/>
+        </w:rPr>
+        <w:t>dev.yml</w:t>
+      </w:r>
+      <w:proofErr w:type="spellEnd"/>
+      <w:r>
+        <w:rPr>
+          <w:rFonts w:ascii="Courier New" w:eastAsia="Courier New" w:hAnsi="Courier New" w:cs="Courier New"/>
+          <w:color w:val="1F3864"/>
+          <w:sz w:val="19"/>
+          <w:szCs w:val="19"/>
+        </w:rPr>
+        <w:t xml:space="preserve"> builds &amp; </w:t>
+      </w:r>
+      <w:proofErr w:type="gramStart"/>
+      <w:r>
+        <w:rPr>
+          <w:rFonts w:ascii="Courier New" w:eastAsia="Courier New" w:hAnsi="Courier New" w:cs="Courier New"/>
+          <w:color w:val="1F3864"/>
+          <w:sz w:val="19"/>
+          <w:szCs w:val="19"/>
+        </w:rPr>
+        <w:t>pushes :dev</w:t>
+      </w:r>
+      <w:proofErr w:type="gramEnd"/>
+      <w:r>
+        <w:rPr>
+          <w:rFonts w:ascii="Courier New" w:eastAsia="Courier New" w:hAnsi="Courier New" w:cs="Courier New"/>
+          <w:color w:val="1F3864"/>
+          <w:sz w:val="19"/>
+          <w:szCs w:val="19"/>
+        </w:rPr>
+        <w:t>-latest → PR merged → push on develop → cd-</w:t>
+      </w:r>
+      <w:proofErr w:type="spellStart"/>
+      <w:r>
+        <w:rPr>
+          <w:rFonts w:ascii="Courier New" w:eastAsia="Courier New" w:hAnsi="Courier New" w:cs="Courier New"/>
+          <w:color w:val="1F3864"/>
+          <w:sz w:val="19"/>
+          <w:szCs w:val="19"/>
+        </w:rPr>
+        <w:t>dev.yml</w:t>
+      </w:r>
+      <w:proofErr w:type="spellEnd"/>
+      <w:r>
+        <w:rPr>
+          <w:rFonts w:ascii="Courier New" w:eastAsia="Courier New" w:hAnsi="Courier New" w:cs="Courier New"/>
+          <w:color w:val="1F3864"/>
+          <w:sz w:val="19"/>
+          <w:szCs w:val="19"/>
+        </w:rPr>
+        <w:t xml:space="preserve"> deploys to </w:t>
+      </w:r>
+      <w:proofErr w:type="spellStart"/>
+      <w:r>
+        <w:rPr>
+          <w:rFonts w:ascii="Courier New" w:eastAsia="Courier New" w:hAnsi="Courier New" w:cs="Courier New"/>
+          <w:color w:val="1F3864"/>
+          <w:sz w:val="19"/>
+          <w:szCs w:val="19"/>
+        </w:rPr>
+        <w:t>pakvista</w:t>
+      </w:r>
+      <w:proofErr w:type="spellEnd"/>
+      <w:r>
+        <w:rPr>
+          <w:rFonts w:ascii="Courier New" w:eastAsia="Courier New" w:hAnsi="Courier New" w:cs="Courier New"/>
+          <w:color w:val="1F3864"/>
+          <w:sz w:val="19"/>
+          <w:szCs w:val="19"/>
+        </w:rPr>
+        <w:t xml:space="preserve">-dev on Render → Live </w:t>
+      </w:r>
+      <w:proofErr w:type="spellStart"/>
+      <w:r>
+        <w:rPr>
+          <w:rFonts w:ascii="Courier New" w:eastAsia="Courier New" w:hAnsi="Courier New" w:cs="Courier New"/>
+          <w:color w:val="1F3864"/>
+          <w:sz w:val="19"/>
+          <w:szCs w:val="19"/>
+        </w:rPr>
+        <w:t>PakVista</w:t>
+      </w:r>
+      <w:proofErr w:type="spellEnd"/>
+      <w:r>
+        <w:rPr>
+          <w:rFonts w:ascii="Courier New" w:eastAsia="Courier New" w:hAnsi="Courier New" w:cs="Courier New"/>
+          <w:color w:val="1F3864"/>
+          <w:sz w:val="19"/>
+          <w:szCs w:val="19"/>
+        </w:rPr>
+        <w:t xml:space="preserve"> Development updated.</w:t>
       </w:r>
     </w:p>
     <w:p/>
@@ -4403,8 +5858,13 @@
       <w:pPr>
         <w:pStyle w:val="Heading2"/>
       </w:pPr>
-      <w:r>
-        <w:t>5.1  Create the GitHub Repository</w:t>
+      <w:proofErr w:type="gramStart"/>
+      <w:r>
+        <w:t>5.1  Create</w:t>
+      </w:r>
+      <w:proofErr w:type="gramEnd"/>
+      <w:r>
+        <w:t xml:space="preserve"> the GitHub Repository</w:t>
       </w:r>
     </w:p>
     <w:p>
@@ -4420,7 +5880,21 @@
         <w:rPr>
           <w:color w:val="000000"/>
         </w:rPr>
-        <w:t>Create a new public GitHub repository named pakvista-cicd (or a name agreed by the team). Do NOT clone or fork any existing repository.</w:t>
+        <w:t xml:space="preserve">Create a new public GitHub repository named </w:t>
+      </w:r>
+      <w:proofErr w:type="spellStart"/>
+      <w:r>
+        <w:rPr>
+          <w:color w:val="000000"/>
+        </w:rPr>
+        <w:t>pakvista-cicd</w:t>
+      </w:r>
+      <w:proofErr w:type="spellEnd"/>
+      <w:r>
+        <w:rPr>
+          <w:color w:val="000000"/>
+        </w:rPr>
+        <w:t xml:space="preserve"> (or a name agreed by the team). Do NOT clone or fork any existing repository.</w:t>
       </w:r>
     </w:p>
     <w:p>
@@ -4436,7 +5910,49 @@
         <w:rPr>
           <w:color w:val="000000"/>
         </w:rPr>
-        <w:t>Create the develop, staging, and main branches. Set develop as the default working branch. The promotion flow is: develop → staging → main.</w:t>
+        <w:t xml:space="preserve">Create </w:t>
+      </w:r>
+      <w:proofErr w:type="gramStart"/>
+      <w:r>
+        <w:rPr>
+          <w:color w:val="000000"/>
+        </w:rPr>
+        <w:t>the develop</w:t>
+      </w:r>
+      <w:proofErr w:type="gramEnd"/>
+      <w:r>
+        <w:rPr>
+          <w:color w:val="000000"/>
+        </w:rPr>
+        <w:t xml:space="preserve">, staging, and main branches. Set develop as the </w:t>
+      </w:r>
+      <w:proofErr w:type="gramStart"/>
+      <w:r>
+        <w:rPr>
+          <w:color w:val="000000"/>
+        </w:rPr>
+        <w:t>default working</w:t>
+      </w:r>
+      <w:proofErr w:type="gramEnd"/>
+      <w:r>
+        <w:rPr>
+          <w:color w:val="000000"/>
+        </w:rPr>
+        <w:t xml:space="preserve"> branch. The promotion flow </w:t>
+      </w:r>
+      <w:proofErr w:type="gramStart"/>
+      <w:r>
+        <w:rPr>
+          <w:color w:val="000000"/>
+        </w:rPr>
+        <w:t>is:</w:t>
+      </w:r>
+      <w:proofErr w:type="gramEnd"/>
+      <w:r>
+        <w:rPr>
+          <w:color w:val="000000"/>
+        </w:rPr>
+        <w:t xml:space="preserve"> develop → staging → main.</w:t>
       </w:r>
     </w:p>
     <w:p>
@@ -4482,6 +5998,7 @@
         </w:rPr>
         <w:t xml:space="preserve">Require at least </w:t>
       </w:r>
+      <w:proofErr w:type="gramStart"/>
       <w:r>
         <w:rPr>
           <w:b/>
@@ -4490,6 +6007,7 @@
         </w:rPr>
         <w:t>4</w:t>
       </w:r>
+      <w:proofErr w:type="gramEnd"/>
       <w:r>
         <w:rPr>
           <w:b/>
@@ -4546,7 +6064,21 @@
         <w:rPr>
           <w:color w:val="000000"/>
         </w:rPr>
-        <w:t>Commit the Term Project document (.docx) to the root of the repository.</w:t>
+        <w:t>Commit the Term Project document (.</w:t>
+      </w:r>
+      <w:proofErr w:type="spellStart"/>
+      <w:r>
+        <w:rPr>
+          <w:color w:val="000000"/>
+        </w:rPr>
+        <w:t>docx</w:t>
+      </w:r>
+      <w:proofErr w:type="spellEnd"/>
+      <w:r>
+        <w:rPr>
+          <w:color w:val="000000"/>
+        </w:rPr>
+        <w:t>) to the root of the repository.</w:t>
       </w:r>
     </w:p>
     <w:p/>
@@ -4554,8 +6086,13 @@
       <w:pPr>
         <w:pStyle w:val="Heading2"/>
       </w:pPr>
-      <w:r>
-        <w:t>5.2  Create Render Services</w:t>
+      <w:proofErr w:type="gramStart"/>
+      <w:r>
+        <w:t>5.2  Create</w:t>
+      </w:r>
+      <w:proofErr w:type="gramEnd"/>
+      <w:r>
+        <w:t xml:space="preserve"> Render Services</w:t>
       </w:r>
     </w:p>
     <w:p>
@@ -4566,7 +6103,21 @@
         <w:rPr>
           <w:color w:val="000000"/>
         </w:rPr>
-        <w:t>The Team Lead must sign up on Render (render.com) and create three separate Web Services, one per environment, each connected to the Team Lead's Docker Hub image repository. The deploy hook URL for each service is obtained from: Render Dashboard → Service → Settings → Deploy Hook.</w:t>
+        <w:t xml:space="preserve">The Team Lead must sign up on Render (render.com) and create three separate Web Services, one per environment, each connected to the Team Lead's Docker Hub image repository. The deploy hook URL for each service is obtained </w:t>
+      </w:r>
+      <w:proofErr w:type="gramStart"/>
+      <w:r>
+        <w:rPr>
+          <w:color w:val="000000"/>
+        </w:rPr>
+        <w:t>from:</w:t>
+      </w:r>
+      <w:proofErr w:type="gramEnd"/>
+      <w:r>
+        <w:rPr>
+          <w:color w:val="000000"/>
+        </w:rPr>
+        <w:t xml:space="preserve"> Render Dashboard → Service → Settings → Deploy Hook.</w:t>
       </w:r>
     </w:p>
     <w:p/>
@@ -4751,15 +6302,27 @@
             <w:vAlign w:val="center"/>
           </w:tcPr>
           <w:p>
-            <w:r>
-              <w:rPr>
-                <w:b/>
-                <w:bCs/>
-                <w:color w:val="000000"/>
-                <w:sz w:val="20"/>
-                <w:szCs w:val="20"/>
-              </w:rPr>
-              <w:t>pakvista-dev</w:t>
+            <w:proofErr w:type="spellStart"/>
+            <w:r>
+              <w:rPr>
+                <w:b/>
+                <w:bCs/>
+                <w:color w:val="000000"/>
+                <w:sz w:val="20"/>
+                <w:szCs w:val="20"/>
+              </w:rPr>
+              <w:t>pakvista</w:t>
+            </w:r>
+            <w:proofErr w:type="spellEnd"/>
+            <w:r>
+              <w:rPr>
+                <w:b/>
+                <w:bCs/>
+                <w:color w:val="000000"/>
+                <w:sz w:val="20"/>
+                <w:szCs w:val="20"/>
+              </w:rPr>
+              <w:t>-dev</w:t>
             </w:r>
           </w:p>
         </w:tc>
@@ -4871,15 +6434,27 @@
             <w:vAlign w:val="center"/>
           </w:tcPr>
           <w:p>
-            <w:r>
-              <w:rPr>
-                <w:b/>
-                <w:bCs/>
-                <w:color w:val="000000"/>
-                <w:sz w:val="20"/>
-                <w:szCs w:val="20"/>
-              </w:rPr>
-              <w:t>pakvista-staging</w:t>
+            <w:proofErr w:type="spellStart"/>
+            <w:r>
+              <w:rPr>
+                <w:b/>
+                <w:bCs/>
+                <w:color w:val="000000"/>
+                <w:sz w:val="20"/>
+                <w:szCs w:val="20"/>
+              </w:rPr>
+              <w:t>pakvista</w:t>
+            </w:r>
+            <w:proofErr w:type="spellEnd"/>
+            <w:r>
+              <w:rPr>
+                <w:b/>
+                <w:bCs/>
+                <w:color w:val="000000"/>
+                <w:sz w:val="20"/>
+                <w:szCs w:val="20"/>
+              </w:rPr>
+              <w:t>-staging</w:t>
             </w:r>
           </w:p>
         </w:tc>
@@ -4991,15 +6566,27 @@
             <w:vAlign w:val="center"/>
           </w:tcPr>
           <w:p>
-            <w:r>
-              <w:rPr>
-                <w:b/>
-                <w:bCs/>
-                <w:color w:val="000000"/>
-                <w:sz w:val="20"/>
-                <w:szCs w:val="20"/>
-              </w:rPr>
-              <w:t>pakvista-prod</w:t>
+            <w:proofErr w:type="spellStart"/>
+            <w:r>
+              <w:rPr>
+                <w:b/>
+                <w:bCs/>
+                <w:color w:val="000000"/>
+                <w:sz w:val="20"/>
+                <w:szCs w:val="20"/>
+              </w:rPr>
+              <w:t>pakvista</w:t>
+            </w:r>
+            <w:proofErr w:type="spellEnd"/>
+            <w:r>
+              <w:rPr>
+                <w:b/>
+                <w:bCs/>
+                <w:color w:val="000000"/>
+                <w:sz w:val="20"/>
+                <w:szCs w:val="20"/>
+              </w:rPr>
+              <w:t>-prod</w:t>
             </w:r>
           </w:p>
         </w:tc>
@@ -5097,8 +6684,13 @@
       <w:pPr>
         <w:pStyle w:val="Heading2"/>
       </w:pPr>
-      <w:r>
-        <w:t>5.3  Required Repository Structure</w:t>
+      <w:proofErr w:type="gramStart"/>
+      <w:r>
+        <w:t>5.3  Required</w:t>
+      </w:r>
+      <w:proofErr w:type="gramEnd"/>
+      <w:r>
+        <w:t xml:space="preserve"> Repository Structure</w:t>
       </w:r>
     </w:p>
     <w:p>
@@ -5255,13 +6847,23 @@
             <w:vAlign w:val="center"/>
           </w:tcPr>
           <w:p>
-            <w:r>
-              <w:rPr>
-                <w:color w:val="000000"/>
-                <w:sz w:val="20"/>
-                <w:szCs w:val="20"/>
-              </w:rPr>
-              <w:t>PakVista Home / Welcome page – created by Member 1 (Team Lead)</w:t>
+            <w:proofErr w:type="spellStart"/>
+            <w:r>
+              <w:rPr>
+                <w:color w:val="000000"/>
+                <w:sz w:val="20"/>
+                <w:szCs w:val="20"/>
+              </w:rPr>
+              <w:t>PakVista</w:t>
+            </w:r>
+            <w:proofErr w:type="spellEnd"/>
+            <w:r>
+              <w:rPr>
+                <w:color w:val="000000"/>
+                <w:sz w:val="20"/>
+                <w:szCs w:val="20"/>
+              </w:rPr>
+              <w:t xml:space="preserve"> Home / Welcome page – created by Member 1 (Team Lead)</w:t>
             </w:r>
           </w:p>
         </w:tc>
@@ -5379,13 +6981,23 @@
             <w:vAlign w:val="center"/>
           </w:tcPr>
           <w:p>
-            <w:r>
-              <w:rPr>
-                <w:color w:val="000000"/>
-                <w:sz w:val="20"/>
-                <w:szCs w:val="20"/>
-              </w:rPr>
-              <w:t>Hunza Valley destination page – created by Member 3</w:t>
+            <w:proofErr w:type="spellStart"/>
+            <w:r>
+              <w:rPr>
+                <w:color w:val="000000"/>
+                <w:sz w:val="20"/>
+                <w:szCs w:val="20"/>
+              </w:rPr>
+              <w:t>Hunza</w:t>
+            </w:r>
+            <w:proofErr w:type="spellEnd"/>
+            <w:r>
+              <w:rPr>
+                <w:color w:val="000000"/>
+                <w:sz w:val="20"/>
+                <w:szCs w:val="20"/>
+              </w:rPr>
+              <w:t xml:space="preserve"> Valley destination page – created by Member 3</w:t>
             </w:r>
           </w:p>
         </w:tc>
@@ -5597,6 +7209,7 @@
             <w:vAlign w:val="center"/>
           </w:tcPr>
           <w:p>
+            <w:proofErr w:type="spellStart"/>
             <w:r>
               <w:rPr>
                 <w:b/>
@@ -5607,6 +7220,7 @@
               </w:rPr>
               <w:t>Dockerfile</w:t>
             </w:r>
+            <w:proofErr w:type="spellEnd"/>
           </w:p>
         </w:tc>
         <w:tc>
@@ -5634,7 +7248,61 @@
                 <w:sz w:val="20"/>
                 <w:szCs w:val="20"/>
               </w:rPr>
-              <w:t>Multi-stage Dockerfile to containerise the application (nginx:alpine-based)</w:t>
+              <w:t xml:space="preserve">Multi-stage </w:t>
+            </w:r>
+            <w:proofErr w:type="spellStart"/>
+            <w:r>
+              <w:rPr>
+                <w:color w:val="000000"/>
+                <w:sz w:val="20"/>
+                <w:szCs w:val="20"/>
+              </w:rPr>
+              <w:t>Dockerfile</w:t>
+            </w:r>
+            <w:proofErr w:type="spellEnd"/>
+            <w:r>
+              <w:rPr>
+                <w:color w:val="000000"/>
+                <w:sz w:val="20"/>
+                <w:szCs w:val="20"/>
+              </w:rPr>
+              <w:t xml:space="preserve"> to </w:t>
+            </w:r>
+            <w:proofErr w:type="spellStart"/>
+            <w:r>
+              <w:rPr>
+                <w:color w:val="000000"/>
+                <w:sz w:val="20"/>
+                <w:szCs w:val="20"/>
+              </w:rPr>
+              <w:t>containerise</w:t>
+            </w:r>
+            <w:proofErr w:type="spellEnd"/>
+            <w:r>
+              <w:rPr>
+                <w:color w:val="000000"/>
+                <w:sz w:val="20"/>
+                <w:szCs w:val="20"/>
+              </w:rPr>
+              <w:t xml:space="preserve"> the application (</w:t>
+            </w:r>
+            <w:proofErr w:type="spellStart"/>
+            <w:r>
+              <w:rPr>
+                <w:color w:val="000000"/>
+                <w:sz w:val="20"/>
+                <w:szCs w:val="20"/>
+              </w:rPr>
+              <w:t>nginx:alpine-based</w:t>
+            </w:r>
+            <w:proofErr w:type="spellEnd"/>
+            <w:r>
+              <w:rPr>
+                <w:color w:val="000000"/>
+                <w:sz w:val="20"/>
+                <w:szCs w:val="20"/>
+              </w:rPr>
+              <w:t>)</w:t>
             </w:r>
           </w:p>
         </w:tc>
@@ -5667,8 +7335,42 @@
                 <w:sz w:val="20"/>
                 <w:szCs w:val="20"/>
               </w:rPr>
-              <w:t>.github/workflows/ci-dev.yml</w:t>
-            </w:r>
+              <w:t>.</w:t>
+            </w:r>
+            <w:proofErr w:type="spellStart"/>
+            <w:r>
+              <w:rPr>
+                <w:b/>
+                <w:bCs/>
+                <w:color w:val="000000"/>
+                <w:sz w:val="20"/>
+                <w:szCs w:val="20"/>
+              </w:rPr>
+              <w:t>github</w:t>
+            </w:r>
+            <w:proofErr w:type="spellEnd"/>
+            <w:r>
+              <w:rPr>
+                <w:b/>
+                <w:bCs/>
+                <w:color w:val="000000"/>
+                <w:sz w:val="20"/>
+                <w:szCs w:val="20"/>
+              </w:rPr>
+              <w:t>/workflows/ci-</w:t>
+            </w:r>
+            <w:proofErr w:type="spellStart"/>
+            <w:r>
+              <w:rPr>
+                <w:b/>
+                <w:bCs/>
+                <w:color w:val="000000"/>
+                <w:sz w:val="20"/>
+                <w:szCs w:val="20"/>
+              </w:rPr>
+              <w:t>dev.yml</w:t>
+            </w:r>
+            <w:proofErr w:type="spellEnd"/>
           </w:p>
         </w:tc>
         <w:tc>
@@ -5696,7 +7398,25 @@
                 <w:sz w:val="20"/>
                 <w:szCs w:val="20"/>
               </w:rPr>
-              <w:t>CI workflow for Development – triggered on pull_request targeting develop</w:t>
+              <w:t xml:space="preserve">CI workflow for Development – triggered on </w:t>
+            </w:r>
+            <w:proofErr w:type="spellStart"/>
+            <w:r>
+              <w:rPr>
+                <w:color w:val="000000"/>
+                <w:sz w:val="20"/>
+                <w:szCs w:val="20"/>
+              </w:rPr>
+              <w:t>pull_request</w:t>
+            </w:r>
+            <w:proofErr w:type="spellEnd"/>
+            <w:r>
+              <w:rPr>
+                <w:color w:val="000000"/>
+                <w:sz w:val="20"/>
+                <w:szCs w:val="20"/>
+              </w:rPr>
+              <w:t xml:space="preserve"> targeting develop</w:t>
             </w:r>
           </w:p>
         </w:tc>
@@ -5729,8 +7449,42 @@
                 <w:sz w:val="20"/>
                 <w:szCs w:val="20"/>
               </w:rPr>
-              <w:t>.github/workflows/cd-dev.yml</w:t>
-            </w:r>
+              <w:t>.</w:t>
+            </w:r>
+            <w:proofErr w:type="spellStart"/>
+            <w:r>
+              <w:rPr>
+                <w:b/>
+                <w:bCs/>
+                <w:color w:val="000000"/>
+                <w:sz w:val="20"/>
+                <w:szCs w:val="20"/>
+              </w:rPr>
+              <w:t>github</w:t>
+            </w:r>
+            <w:proofErr w:type="spellEnd"/>
+            <w:r>
+              <w:rPr>
+                <w:b/>
+                <w:bCs/>
+                <w:color w:val="000000"/>
+                <w:sz w:val="20"/>
+                <w:szCs w:val="20"/>
+              </w:rPr>
+              <w:t>/workflows/cd-</w:t>
+            </w:r>
+            <w:proofErr w:type="spellStart"/>
+            <w:r>
+              <w:rPr>
+                <w:b/>
+                <w:bCs/>
+                <w:color w:val="000000"/>
+                <w:sz w:val="20"/>
+                <w:szCs w:val="20"/>
+              </w:rPr>
+              <w:t>dev.yml</w:t>
+            </w:r>
+            <w:proofErr w:type="spellEnd"/>
           </w:p>
         </w:tc>
         <w:tc>
@@ -5791,8 +7545,42 @@
                 <w:sz w:val="20"/>
                 <w:szCs w:val="20"/>
               </w:rPr>
-              <w:t>.github/workflows/ci-staging.yml</w:t>
-            </w:r>
+              <w:t>.</w:t>
+            </w:r>
+            <w:proofErr w:type="spellStart"/>
+            <w:r>
+              <w:rPr>
+                <w:b/>
+                <w:bCs/>
+                <w:color w:val="000000"/>
+                <w:sz w:val="20"/>
+                <w:szCs w:val="20"/>
+              </w:rPr>
+              <w:t>github</w:t>
+            </w:r>
+            <w:proofErr w:type="spellEnd"/>
+            <w:r>
+              <w:rPr>
+                <w:b/>
+                <w:bCs/>
+                <w:color w:val="000000"/>
+                <w:sz w:val="20"/>
+                <w:szCs w:val="20"/>
+              </w:rPr>
+              <w:t>/workflows/ci-</w:t>
+            </w:r>
+            <w:proofErr w:type="spellStart"/>
+            <w:r>
+              <w:rPr>
+                <w:b/>
+                <w:bCs/>
+                <w:color w:val="000000"/>
+                <w:sz w:val="20"/>
+                <w:szCs w:val="20"/>
+              </w:rPr>
+              <w:t>staging.yml</w:t>
+            </w:r>
+            <w:proofErr w:type="spellEnd"/>
           </w:p>
         </w:tc>
         <w:tc>
@@ -5820,7 +7608,25 @@
                 <w:sz w:val="20"/>
                 <w:szCs w:val="20"/>
               </w:rPr>
-              <w:t>CI workflow for Staging – triggered on pull_request targeting staging</w:t>
+              <w:t xml:space="preserve">CI workflow for Staging – triggered on </w:t>
+            </w:r>
+            <w:proofErr w:type="spellStart"/>
+            <w:r>
+              <w:rPr>
+                <w:color w:val="000000"/>
+                <w:sz w:val="20"/>
+                <w:szCs w:val="20"/>
+              </w:rPr>
+              <w:t>pull_request</w:t>
+            </w:r>
+            <w:proofErr w:type="spellEnd"/>
+            <w:r>
+              <w:rPr>
+                <w:color w:val="000000"/>
+                <w:sz w:val="20"/>
+                <w:szCs w:val="20"/>
+              </w:rPr>
+              <w:t xml:space="preserve"> targeting staging</w:t>
             </w:r>
           </w:p>
         </w:tc>
@@ -5853,8 +7659,42 @@
                 <w:sz w:val="20"/>
                 <w:szCs w:val="20"/>
               </w:rPr>
-              <w:t>.github/workflows/cd-staging.yml</w:t>
-            </w:r>
+              <w:t>.</w:t>
+            </w:r>
+            <w:proofErr w:type="spellStart"/>
+            <w:r>
+              <w:rPr>
+                <w:b/>
+                <w:bCs/>
+                <w:color w:val="000000"/>
+                <w:sz w:val="20"/>
+                <w:szCs w:val="20"/>
+              </w:rPr>
+              <w:t>github</w:t>
+            </w:r>
+            <w:proofErr w:type="spellEnd"/>
+            <w:r>
+              <w:rPr>
+                <w:b/>
+                <w:bCs/>
+                <w:color w:val="000000"/>
+                <w:sz w:val="20"/>
+                <w:szCs w:val="20"/>
+              </w:rPr>
+              <w:t>/workflows/cd-</w:t>
+            </w:r>
+            <w:proofErr w:type="spellStart"/>
+            <w:r>
+              <w:rPr>
+                <w:b/>
+                <w:bCs/>
+                <w:color w:val="000000"/>
+                <w:sz w:val="20"/>
+                <w:szCs w:val="20"/>
+              </w:rPr>
+              <w:t>staging.yml</w:t>
+            </w:r>
+            <w:proofErr w:type="spellEnd"/>
           </w:p>
         </w:tc>
         <w:tc>
@@ -5915,8 +7755,42 @@
                 <w:sz w:val="20"/>
                 <w:szCs w:val="20"/>
               </w:rPr>
-              <w:t>.github/workflows/ci-prod.yml</w:t>
-            </w:r>
+              <w:t>.</w:t>
+            </w:r>
+            <w:proofErr w:type="spellStart"/>
+            <w:r>
+              <w:rPr>
+                <w:b/>
+                <w:bCs/>
+                <w:color w:val="000000"/>
+                <w:sz w:val="20"/>
+                <w:szCs w:val="20"/>
+              </w:rPr>
+              <w:t>github</w:t>
+            </w:r>
+            <w:proofErr w:type="spellEnd"/>
+            <w:r>
+              <w:rPr>
+                <w:b/>
+                <w:bCs/>
+                <w:color w:val="000000"/>
+                <w:sz w:val="20"/>
+                <w:szCs w:val="20"/>
+              </w:rPr>
+              <w:t>/workflows/ci-</w:t>
+            </w:r>
+            <w:proofErr w:type="spellStart"/>
+            <w:r>
+              <w:rPr>
+                <w:b/>
+                <w:bCs/>
+                <w:color w:val="000000"/>
+                <w:sz w:val="20"/>
+                <w:szCs w:val="20"/>
+              </w:rPr>
+              <w:t>prod.yml</w:t>
+            </w:r>
+            <w:proofErr w:type="spellEnd"/>
           </w:p>
         </w:tc>
         <w:tc>
@@ -5944,7 +7818,25 @@
                 <w:sz w:val="20"/>
                 <w:szCs w:val="20"/>
               </w:rPr>
-              <w:t>CI workflow for Production – triggered on pull_request targeting main</w:t>
+              <w:t xml:space="preserve">CI workflow for Production – triggered on </w:t>
+            </w:r>
+            <w:proofErr w:type="spellStart"/>
+            <w:r>
+              <w:rPr>
+                <w:color w:val="000000"/>
+                <w:sz w:val="20"/>
+                <w:szCs w:val="20"/>
+              </w:rPr>
+              <w:t>pull_request</w:t>
+            </w:r>
+            <w:proofErr w:type="spellEnd"/>
+            <w:r>
+              <w:rPr>
+                <w:color w:val="000000"/>
+                <w:sz w:val="20"/>
+                <w:szCs w:val="20"/>
+              </w:rPr>
+              <w:t xml:space="preserve"> targeting main</w:t>
             </w:r>
           </w:p>
         </w:tc>
@@ -5977,8 +7869,42 @@
                 <w:sz w:val="20"/>
                 <w:szCs w:val="20"/>
               </w:rPr>
-              <w:t>.github/workflows/cd-prod.yml</w:t>
-            </w:r>
+              <w:t>.</w:t>
+            </w:r>
+            <w:proofErr w:type="spellStart"/>
+            <w:r>
+              <w:rPr>
+                <w:b/>
+                <w:bCs/>
+                <w:color w:val="000000"/>
+                <w:sz w:val="20"/>
+                <w:szCs w:val="20"/>
+              </w:rPr>
+              <w:t>github</w:t>
+            </w:r>
+            <w:proofErr w:type="spellEnd"/>
+            <w:r>
+              <w:rPr>
+                <w:b/>
+                <w:bCs/>
+                <w:color w:val="000000"/>
+                <w:sz w:val="20"/>
+                <w:szCs w:val="20"/>
+              </w:rPr>
+              <w:t>/workflows/cd-</w:t>
+            </w:r>
+            <w:proofErr w:type="spellStart"/>
+            <w:r>
+              <w:rPr>
+                <w:b/>
+                <w:bCs/>
+                <w:color w:val="000000"/>
+                <w:sz w:val="20"/>
+                <w:szCs w:val="20"/>
+              </w:rPr>
+              <w:t>prod.yml</w:t>
+            </w:r>
+            <w:proofErr w:type="spellEnd"/>
           </w:p>
         </w:tc>
         <w:tc>
@@ -6105,8 +8031,13 @@
       <w:pPr>
         <w:pStyle w:val="Heading2"/>
       </w:pPr>
-      <w:r>
-        <w:t>6.1  Create GitHub Environments</w:t>
+      <w:proofErr w:type="gramStart"/>
+      <w:r>
+        <w:t>6.1  Create</w:t>
+      </w:r>
+      <w:proofErr w:type="gramEnd"/>
+      <w:r>
+        <w:t xml:space="preserve"> GitHub Environments</w:t>
       </w:r>
     </w:p>
     <w:p>
@@ -6117,7 +8048,21 @@
         <w:rPr>
           <w:color w:val="000000"/>
         </w:rPr>
-        <w:t>Navigate to: Repository → Settings → Environments → New Environment. Create the following three environments:</w:t>
+        <w:t xml:space="preserve">Navigate </w:t>
+      </w:r>
+      <w:proofErr w:type="gramStart"/>
+      <w:r>
+        <w:rPr>
+          <w:color w:val="000000"/>
+        </w:rPr>
+        <w:t>to:</w:t>
+      </w:r>
+      <w:proofErr w:type="gramEnd"/>
+      <w:r>
+        <w:rPr>
+          <w:color w:val="000000"/>
+        </w:rPr>
+        <w:t xml:space="preserve"> Repository → Settings → Environments → New Environment. Create the following three environments:</w:t>
       </w:r>
     </w:p>
     <w:p/>
@@ -6180,8 +8125,13 @@
       <w:pPr>
         <w:pStyle w:val="Heading2"/>
       </w:pPr>
-      <w:r>
-        <w:t>6.2  Required Secrets</w:t>
+      <w:proofErr w:type="gramStart"/>
+      <w:r>
+        <w:t>6.2  Required</w:t>
+      </w:r>
+      <w:proofErr w:type="gramEnd"/>
+      <w:r>
+        <w:t xml:space="preserve"> Secrets</w:t>
       </w:r>
     </w:p>
     <w:p>
@@ -6596,7 +8546,43 @@
                 <w:sz w:val="20"/>
                 <w:szCs w:val="20"/>
               </w:rPr>
-              <w:t>Deploy-hook webhook URL from the pakvista-dev Render service. Added inside the 'development' environment secrets.</w:t>
+              <w:t xml:space="preserve">Deploy-hook </w:t>
+            </w:r>
+            <w:proofErr w:type="spellStart"/>
+            <w:r>
+              <w:rPr>
+                <w:color w:val="000000"/>
+                <w:sz w:val="20"/>
+                <w:szCs w:val="20"/>
+              </w:rPr>
+              <w:t>webhook</w:t>
+            </w:r>
+            <w:proofErr w:type="spellEnd"/>
+            <w:r>
+              <w:rPr>
+                <w:color w:val="000000"/>
+                <w:sz w:val="20"/>
+                <w:szCs w:val="20"/>
+              </w:rPr>
+              <w:t xml:space="preserve"> URL from the </w:t>
+            </w:r>
+            <w:proofErr w:type="spellStart"/>
+            <w:r>
+              <w:rPr>
+                <w:color w:val="000000"/>
+                <w:sz w:val="20"/>
+                <w:szCs w:val="20"/>
+              </w:rPr>
+              <w:t>pakvista</w:t>
+            </w:r>
+            <w:proofErr w:type="spellEnd"/>
+            <w:r>
+              <w:rPr>
+                <w:color w:val="000000"/>
+                <w:sz w:val="20"/>
+                <w:szCs w:val="20"/>
+              </w:rPr>
+              <w:t>-dev Render service. Added inside the 'development' environment secrets.</w:t>
             </w:r>
           </w:p>
         </w:tc>
@@ -6689,7 +8675,43 @@
                 <w:sz w:val="20"/>
                 <w:szCs w:val="20"/>
               </w:rPr>
-              <w:t>Deploy-hook webhook URL from the pakvista-staging Render service. Added inside the 'staging' environment secrets.</w:t>
+              <w:t xml:space="preserve">Deploy-hook </w:t>
+            </w:r>
+            <w:proofErr w:type="spellStart"/>
+            <w:r>
+              <w:rPr>
+                <w:color w:val="000000"/>
+                <w:sz w:val="20"/>
+                <w:szCs w:val="20"/>
+              </w:rPr>
+              <w:t>webhook</w:t>
+            </w:r>
+            <w:proofErr w:type="spellEnd"/>
+            <w:r>
+              <w:rPr>
+                <w:color w:val="000000"/>
+                <w:sz w:val="20"/>
+                <w:szCs w:val="20"/>
+              </w:rPr>
+              <w:t xml:space="preserve"> URL from the </w:t>
+            </w:r>
+            <w:proofErr w:type="spellStart"/>
+            <w:r>
+              <w:rPr>
+                <w:color w:val="000000"/>
+                <w:sz w:val="20"/>
+                <w:szCs w:val="20"/>
+              </w:rPr>
+              <w:t>pakvista</w:t>
+            </w:r>
+            <w:proofErr w:type="spellEnd"/>
+            <w:r>
+              <w:rPr>
+                <w:color w:val="000000"/>
+                <w:sz w:val="20"/>
+                <w:szCs w:val="20"/>
+              </w:rPr>
+              <w:t>-staging Render service. Added inside the 'staging' environment secrets.</w:t>
             </w:r>
           </w:p>
         </w:tc>
@@ -6782,7 +8804,43 @@
                 <w:sz w:val="20"/>
                 <w:szCs w:val="20"/>
               </w:rPr>
-              <w:t>Deploy-hook webhook URL from the pakvista-prod Render service. Added inside the 'production' environment secrets.</w:t>
+              <w:t xml:space="preserve">Deploy-hook </w:t>
+            </w:r>
+            <w:proofErr w:type="spellStart"/>
+            <w:r>
+              <w:rPr>
+                <w:color w:val="000000"/>
+                <w:sz w:val="20"/>
+                <w:szCs w:val="20"/>
+              </w:rPr>
+              <w:t>webhook</w:t>
+            </w:r>
+            <w:proofErr w:type="spellEnd"/>
+            <w:r>
+              <w:rPr>
+                <w:color w:val="000000"/>
+                <w:sz w:val="20"/>
+                <w:szCs w:val="20"/>
+              </w:rPr>
+              <w:t xml:space="preserve"> URL from the </w:t>
+            </w:r>
+            <w:proofErr w:type="spellStart"/>
+            <w:r>
+              <w:rPr>
+                <w:color w:val="000000"/>
+                <w:sz w:val="20"/>
+                <w:szCs w:val="20"/>
+              </w:rPr>
+              <w:t>pakvista</w:t>
+            </w:r>
+            <w:proofErr w:type="spellEnd"/>
+            <w:r>
+              <w:rPr>
+                <w:color w:val="000000"/>
+                <w:sz w:val="20"/>
+                <w:szCs w:val="20"/>
+              </w:rPr>
+              <w:t>-prod Render service. Added inside the 'production' environment secrets.</w:t>
             </w:r>
           </w:p>
         </w:tc>
@@ -6830,8 +8888,13 @@
       <w:pPr>
         <w:pStyle w:val="Heading2"/>
       </w:pPr>
-      <w:r>
-        <w:t>7.1  Trigger Configuration</w:t>
+      <w:proofErr w:type="gramStart"/>
+      <w:r>
+        <w:t>7.1  Trigger</w:t>
+      </w:r>
+      <w:proofErr w:type="gramEnd"/>
+      <w:r>
+        <w:t xml:space="preserve"> Configuration</w:t>
       </w:r>
     </w:p>
     <w:tbl>
@@ -7023,8 +9086,20 @@
                 <w:sz w:val="20"/>
                 <w:szCs w:val="20"/>
               </w:rPr>
-              <w:t>ci-dev.yml</w:t>
-            </w:r>
+              <w:t>ci-</w:t>
+            </w:r>
+            <w:proofErr w:type="spellStart"/>
+            <w:r>
+              <w:rPr>
+                <w:b/>
+                <w:bCs/>
+                <w:color w:val="000000"/>
+                <w:sz w:val="20"/>
+                <w:szCs w:val="20"/>
+              </w:rPr>
+              <w:t>dev.yml</w:t>
+            </w:r>
+            <w:proofErr w:type="spellEnd"/>
           </w:p>
         </w:tc>
         <w:tc>
@@ -7046,6 +9121,7 @@
             <w:vAlign w:val="center"/>
           </w:tcPr>
           <w:p>
+            <w:proofErr w:type="spellStart"/>
             <w:r>
               <w:rPr>
                 <w:color w:val="000000"/>
@@ -7054,6 +9130,7 @@
               </w:rPr>
               <w:t>pull_request</w:t>
             </w:r>
+            <w:proofErr w:type="spellEnd"/>
           </w:p>
         </w:tc>
         <w:tc>
@@ -7110,7 +9187,25 @@
                 <w:sz w:val="20"/>
                 <w:szCs w:val="20"/>
               </w:rPr>
-              <w:t>:dev-latest  and  :dev-&lt;sha&gt;</w:t>
+              <w:t>:dev-latest  and  :dev-&lt;</w:t>
+            </w:r>
+            <w:proofErr w:type="spellStart"/>
+            <w:r>
+              <w:rPr>
+                <w:color w:val="000000"/>
+                <w:sz w:val="20"/>
+                <w:szCs w:val="20"/>
+              </w:rPr>
+              <w:t>sha</w:t>
+            </w:r>
+            <w:proofErr w:type="spellEnd"/>
+            <w:r>
+              <w:rPr>
+                <w:color w:val="000000"/>
+                <w:sz w:val="20"/>
+                <w:szCs w:val="20"/>
+              </w:rPr>
+              <w:t>&gt;</w:t>
             </w:r>
           </w:p>
         </w:tc>
@@ -7143,8 +9238,20 @@
                 <w:sz w:val="20"/>
                 <w:szCs w:val="20"/>
               </w:rPr>
-              <w:t>ci-staging.yml</w:t>
-            </w:r>
+              <w:t>ci-</w:t>
+            </w:r>
+            <w:proofErr w:type="spellStart"/>
+            <w:r>
+              <w:rPr>
+                <w:b/>
+                <w:bCs/>
+                <w:color w:val="000000"/>
+                <w:sz w:val="20"/>
+                <w:szCs w:val="20"/>
+              </w:rPr>
+              <w:t>staging.yml</w:t>
+            </w:r>
+            <w:proofErr w:type="spellEnd"/>
           </w:p>
         </w:tc>
         <w:tc>
@@ -7166,6 +9273,7 @@
             <w:vAlign w:val="center"/>
           </w:tcPr>
           <w:p>
+            <w:proofErr w:type="spellStart"/>
             <w:r>
               <w:rPr>
                 <w:color w:val="000000"/>
@@ -7174,6 +9282,7 @@
               </w:rPr>
               <w:t>pull_request</w:t>
             </w:r>
+            <w:proofErr w:type="spellEnd"/>
           </w:p>
         </w:tc>
         <w:tc>
@@ -7230,7 +9339,25 @@
                 <w:sz w:val="20"/>
                 <w:szCs w:val="20"/>
               </w:rPr>
-              <w:t>:staging-latest  and  :staging-&lt;sha&gt;</w:t>
+              <w:t>:staging-latest  and  :staging-&lt;</w:t>
+            </w:r>
+            <w:proofErr w:type="spellStart"/>
+            <w:r>
+              <w:rPr>
+                <w:color w:val="000000"/>
+                <w:sz w:val="20"/>
+                <w:szCs w:val="20"/>
+              </w:rPr>
+              <w:t>sha</w:t>
+            </w:r>
+            <w:proofErr w:type="spellEnd"/>
+            <w:r>
+              <w:rPr>
+                <w:color w:val="000000"/>
+                <w:sz w:val="20"/>
+                <w:szCs w:val="20"/>
+              </w:rPr>
+              <w:t>&gt;</w:t>
             </w:r>
           </w:p>
         </w:tc>
@@ -7263,8 +9390,20 @@
                 <w:sz w:val="20"/>
                 <w:szCs w:val="20"/>
               </w:rPr>
-              <w:t>ci-prod.yml</w:t>
-            </w:r>
+              <w:t>ci-</w:t>
+            </w:r>
+            <w:proofErr w:type="spellStart"/>
+            <w:r>
+              <w:rPr>
+                <w:b/>
+                <w:bCs/>
+                <w:color w:val="000000"/>
+                <w:sz w:val="20"/>
+                <w:szCs w:val="20"/>
+              </w:rPr>
+              <w:t>prod.yml</w:t>
+            </w:r>
+            <w:proofErr w:type="spellEnd"/>
           </w:p>
         </w:tc>
         <w:tc>
@@ -7286,6 +9425,7 @@
             <w:vAlign w:val="center"/>
           </w:tcPr>
           <w:p>
+            <w:proofErr w:type="spellStart"/>
             <w:r>
               <w:rPr>
                 <w:color w:val="000000"/>
@@ -7294,6 +9434,7 @@
               </w:rPr>
               <w:t>pull_request</w:t>
             </w:r>
+            <w:proofErr w:type="spellEnd"/>
           </w:p>
         </w:tc>
         <w:tc>
@@ -7350,7 +9491,25 @@
                 <w:sz w:val="20"/>
                 <w:szCs w:val="20"/>
               </w:rPr>
-              <w:t>:prod-latest  and  :prod-&lt;sha&gt;</w:t>
+              <w:t>:prod-latest  and  :prod-&lt;</w:t>
+            </w:r>
+            <w:proofErr w:type="spellStart"/>
+            <w:r>
+              <w:rPr>
+                <w:color w:val="000000"/>
+                <w:sz w:val="20"/>
+                <w:szCs w:val="20"/>
+              </w:rPr>
+              <w:t>sha</w:t>
+            </w:r>
+            <w:proofErr w:type="spellEnd"/>
+            <w:r>
+              <w:rPr>
+                <w:color w:val="000000"/>
+                <w:sz w:val="20"/>
+                <w:szCs w:val="20"/>
+              </w:rPr>
+              <w:t>&gt;</w:t>
             </w:r>
           </w:p>
         </w:tc>
@@ -7361,8 +9520,13 @@
       <w:pPr>
         <w:pStyle w:val="Heading2"/>
       </w:pPr>
-      <w:r>
-        <w:t>7.2  Mandatory Steps (all CI workflows)</w:t>
+      <w:proofErr w:type="gramStart"/>
+      <w:r>
+        <w:t>7.2  Mandatory</w:t>
+      </w:r>
+      <w:proofErr w:type="gramEnd"/>
+      <w:r>
+        <w:t xml:space="preserve"> Steps (all CI workflows)</w:t>
       </w:r>
     </w:p>
     <w:p>
@@ -7448,7 +9612,23 @@
     </w:p>
     <w:p>
       <w:r>
-        <w:t>Lint HTML with HTMLHint, CSS with Stylelint and Build with Parcel.</w:t>
+        <w:t xml:space="preserve">Lint HTML with </w:t>
+      </w:r>
+      <w:proofErr w:type="spellStart"/>
+      <w:r>
+        <w:t>HTMLHint</w:t>
+      </w:r>
+      <w:proofErr w:type="spellEnd"/>
+      <w:r>
+        <w:t xml:space="preserve">, CSS with </w:t>
+      </w:r>
+      <w:proofErr w:type="spellStart"/>
+      <w:r>
+        <w:t>Stylelint</w:t>
+      </w:r>
+      <w:proofErr w:type="spellEnd"/>
+      <w:r>
+        <w:t xml:space="preserve"> and Build with Parcel.</w:t>
       </w:r>
     </w:p>
     <w:p/>
@@ -7489,7 +9669,21 @@
         <w:rPr>
           <w:color w:val="000000"/>
         </w:rPr>
-        <w:t>Authenticate with Docker Hub using docker/login-action@v3 and the DOCKERHUB_USERNAME and DOCKERHUB_TOKEN repository-level secrets.</w:t>
+        <w:t xml:space="preserve">Authenticate with Docker Hub using </w:t>
+      </w:r>
+      <w:proofErr w:type="spellStart"/>
+      <w:r>
+        <w:rPr>
+          <w:color w:val="000000"/>
+        </w:rPr>
+        <w:t>docker</w:t>
+      </w:r>
+      <w:proofErr w:type="spellEnd"/>
+      <w:r>
+        <w:rPr>
+          <w:color w:val="000000"/>
+        </w:rPr>
+        <w:t>/login-action@v3 and the DOCKERHUB_USERNAME and DOCKERHUB_TOKEN repository-level secrets.</w:t>
       </w:r>
     </w:p>
     <w:p>
@@ -7545,7 +9739,35 @@
         <w:rPr>
           <w:color w:val="000000"/>
         </w:rPr>
-        <w:t>Build the Docker image from the Dockerfile in the project root using docker/build-push-action@v5 with push: false.</w:t>
+        <w:t xml:space="preserve">Build the Docker image from the </w:t>
+      </w:r>
+      <w:proofErr w:type="spellStart"/>
+      <w:r>
+        <w:rPr>
+          <w:color w:val="000000"/>
+        </w:rPr>
+        <w:t>Dockerfile</w:t>
+      </w:r>
+      <w:proofErr w:type="spellEnd"/>
+      <w:r>
+        <w:rPr>
+          <w:color w:val="000000"/>
+        </w:rPr>
+        <w:t xml:space="preserve"> in the project root using </w:t>
+      </w:r>
+      <w:proofErr w:type="spellStart"/>
+      <w:r>
+        <w:rPr>
+          <w:color w:val="000000"/>
+        </w:rPr>
+        <w:t>docker</w:t>
+      </w:r>
+      <w:proofErr w:type="spellEnd"/>
+      <w:r>
+        <w:rPr>
+          <w:color w:val="000000"/>
+        </w:rPr>
+        <w:t>/build-push-action@v5 with push: false.</w:t>
       </w:r>
     </w:p>
     <w:p>
@@ -7642,7 +9864,21 @@
         <w:rPr>
           <w:color w:val="000000"/>
         </w:rPr>
-        <w:t>Re-run docker/build-push-action@v5 with push: true to push the tagged image to Docker Hub.</w:t>
+        <w:t xml:space="preserve">Re-run </w:t>
+      </w:r>
+      <w:proofErr w:type="spellStart"/>
+      <w:r>
+        <w:rPr>
+          <w:color w:val="000000"/>
+        </w:rPr>
+        <w:t>docker</w:t>
+      </w:r>
+      <w:proofErr w:type="spellEnd"/>
+      <w:r>
+        <w:rPr>
+          <w:color w:val="000000"/>
+        </w:rPr>
+        <w:t>/build-push-action@v5 with push: true to push the tagged image to Docker Hub.</w:t>
       </w:r>
     </w:p>
     <w:p>
@@ -7665,9 +9901,14 @@
       <w:pPr>
         <w:pStyle w:val="Heading2"/>
       </w:pPr>
+      <w:proofErr w:type="gramStart"/>
       <w:r>
         <w:lastRenderedPageBreak/>
-        <w:t>7.3  Additional CI Requirements</w:t>
+        <w:t>7.3  Additional</w:t>
+      </w:r>
+      <w:proofErr w:type="gramEnd"/>
+      <w:r>
+        <w:t xml:space="preserve"> CI Requirements</w:t>
       </w:r>
     </w:p>
     <w:p>
@@ -7683,7 +9924,21 @@
         <w:rPr>
           <w:color w:val="000000"/>
         </w:rPr>
-        <w:t>The workflow must exit with a non-zero code if any step fails, preventing a broken image from being available for deployment. This is the default behaviour of GitHub Actions (fail-fast).</w:t>
+        <w:t xml:space="preserve">The workflow must exit with a non-zero code if any step fails, preventing a broken image from being available for deployment. This is the default </w:t>
+      </w:r>
+      <w:proofErr w:type="spellStart"/>
+      <w:r>
+        <w:rPr>
+          <w:color w:val="000000"/>
+        </w:rPr>
+        <w:t>behaviour</w:t>
+      </w:r>
+      <w:proofErr w:type="spellEnd"/>
+      <w:r>
+        <w:rPr>
+          <w:color w:val="000000"/>
+        </w:rPr>
+        <w:t xml:space="preserve"> of GitHub Actions (fail-fast).</w:t>
       </w:r>
     </w:p>
     <w:p>
@@ -7701,7 +9956,25 @@
           <w:bCs/>
           <w:color w:val="000000"/>
         </w:rPr>
-        <w:t>The CI status check must be registered as a required check in the Branch Protection Rules on the target branch</w:t>
+        <w:t xml:space="preserve">The CI status check </w:t>
+      </w:r>
+      <w:proofErr w:type="gramStart"/>
+      <w:r>
+        <w:rPr>
+          <w:b/>
+          <w:bCs/>
+          <w:color w:val="000000"/>
+        </w:rPr>
+        <w:t>must be registered</w:t>
+      </w:r>
+      <w:proofErr w:type="gramEnd"/>
+      <w:r>
+        <w:rPr>
+          <w:b/>
+          <w:bCs/>
+          <w:color w:val="000000"/>
+        </w:rPr>
+        <w:t xml:space="preserve"> as a required check in the Branch Protection Rules on the target branch</w:t>
       </w:r>
       <w:r>
         <w:rPr>
@@ -7723,7 +9996,21 @@
         <w:rPr>
           <w:color w:val="000000"/>
         </w:rPr>
-        <w:t>The workflow file must specify runs-on: ubuntu-latest.</w:t>
+        <w:t xml:space="preserve">The workflow file must specify runs-on: </w:t>
+      </w:r>
+      <w:proofErr w:type="spellStart"/>
+      <w:r>
+        <w:rPr>
+          <w:color w:val="000000"/>
+        </w:rPr>
+        <w:t>ubuntu</w:t>
+      </w:r>
+      <w:proofErr w:type="spellEnd"/>
+      <w:r>
+        <w:rPr>
+          <w:color w:val="000000"/>
+        </w:rPr>
+        <w:t>-latest.</w:t>
       </w:r>
     </w:p>
     <w:p/>
@@ -7751,8 +10038,13 @@
       <w:pPr>
         <w:pStyle w:val="Heading2"/>
       </w:pPr>
-      <w:r>
-        <w:t>8.1  Trigger Configuration</w:t>
+      <w:proofErr w:type="gramStart"/>
+      <w:r>
+        <w:t>8.1  Trigger</w:t>
+      </w:r>
+      <w:proofErr w:type="gramEnd"/>
+      <w:r>
+        <w:t xml:space="preserve"> Configuration</w:t>
       </w:r>
     </w:p>
     <w:tbl>
@@ -7944,8 +10236,20 @@
                 <w:sz w:val="20"/>
                 <w:szCs w:val="20"/>
               </w:rPr>
-              <w:t>cd-dev.yml</w:t>
-            </w:r>
+              <w:t>cd-</w:t>
+            </w:r>
+            <w:proofErr w:type="spellStart"/>
+            <w:r>
+              <w:rPr>
+                <w:b/>
+                <w:bCs/>
+                <w:color w:val="000000"/>
+                <w:sz w:val="20"/>
+                <w:szCs w:val="20"/>
+              </w:rPr>
+              <w:t>dev.yml</w:t>
+            </w:r>
+            <w:proofErr w:type="spellEnd"/>
           </w:p>
         </w:tc>
         <w:tc>
@@ -8031,7 +10335,25 @@
                 <w:sz w:val="20"/>
                 <w:szCs w:val="20"/>
               </w:rPr>
-              <w:t>RENDER_DEPLOY_HOOK_DEV_URL (in 'development' env)</w:t>
+              <w:t xml:space="preserve">RENDER_DEPLOY_HOOK_DEV_URL (in 'development' </w:t>
+            </w:r>
+            <w:proofErr w:type="spellStart"/>
+            <w:r>
+              <w:rPr>
+                <w:color w:val="000000"/>
+                <w:sz w:val="20"/>
+                <w:szCs w:val="20"/>
+              </w:rPr>
+              <w:t>env</w:t>
+            </w:r>
+            <w:proofErr w:type="spellEnd"/>
+            <w:r>
+              <w:rPr>
+                <w:color w:val="000000"/>
+                <w:sz w:val="20"/>
+                <w:szCs w:val="20"/>
+              </w:rPr>
+              <w:t>)</w:t>
             </w:r>
           </w:p>
         </w:tc>
@@ -8064,8 +10386,20 @@
                 <w:sz w:val="20"/>
                 <w:szCs w:val="20"/>
               </w:rPr>
-              <w:t>cd-staging.yml</w:t>
-            </w:r>
+              <w:t>cd-</w:t>
+            </w:r>
+            <w:proofErr w:type="spellStart"/>
+            <w:r>
+              <w:rPr>
+                <w:b/>
+                <w:bCs/>
+                <w:color w:val="000000"/>
+                <w:sz w:val="20"/>
+                <w:szCs w:val="20"/>
+              </w:rPr>
+              <w:t>staging.yml</w:t>
+            </w:r>
+            <w:proofErr w:type="spellEnd"/>
           </w:p>
         </w:tc>
         <w:tc>
@@ -8151,7 +10485,25 @@
                 <w:sz w:val="20"/>
                 <w:szCs w:val="20"/>
               </w:rPr>
-              <w:t>RENDER_DEPLOY_HOOK_STAGING_URL (in 'staging' env)</w:t>
+              <w:t xml:space="preserve">RENDER_DEPLOY_HOOK_STAGING_URL (in 'staging' </w:t>
+            </w:r>
+            <w:proofErr w:type="spellStart"/>
+            <w:r>
+              <w:rPr>
+                <w:color w:val="000000"/>
+                <w:sz w:val="20"/>
+                <w:szCs w:val="20"/>
+              </w:rPr>
+              <w:t>env</w:t>
+            </w:r>
+            <w:proofErr w:type="spellEnd"/>
+            <w:r>
+              <w:rPr>
+                <w:color w:val="000000"/>
+                <w:sz w:val="20"/>
+                <w:szCs w:val="20"/>
+              </w:rPr>
+              <w:t>)</w:t>
             </w:r>
           </w:p>
         </w:tc>
@@ -8184,8 +10536,20 @@
                 <w:sz w:val="20"/>
                 <w:szCs w:val="20"/>
               </w:rPr>
-              <w:t>cd-prod.yml</w:t>
-            </w:r>
+              <w:t>cd-</w:t>
+            </w:r>
+            <w:proofErr w:type="spellStart"/>
+            <w:r>
+              <w:rPr>
+                <w:b/>
+                <w:bCs/>
+                <w:color w:val="000000"/>
+                <w:sz w:val="20"/>
+                <w:szCs w:val="20"/>
+              </w:rPr>
+              <w:t>prod.yml</w:t>
+            </w:r>
+            <w:proofErr w:type="spellEnd"/>
           </w:p>
         </w:tc>
         <w:tc>
@@ -8271,7 +10635,25 @@
                 <w:sz w:val="20"/>
                 <w:szCs w:val="20"/>
               </w:rPr>
-              <w:t>RENDER_DEPLOY_HOOK_PROD_URL (in 'production' env)</w:t>
+              <w:t xml:space="preserve">RENDER_DEPLOY_HOOK_PROD_URL (in 'production' </w:t>
+            </w:r>
+            <w:proofErr w:type="spellStart"/>
+            <w:r>
+              <w:rPr>
+                <w:color w:val="000000"/>
+                <w:sz w:val="20"/>
+                <w:szCs w:val="20"/>
+              </w:rPr>
+              <w:t>env</w:t>
+            </w:r>
+            <w:proofErr w:type="spellEnd"/>
+            <w:r>
+              <w:rPr>
+                <w:color w:val="000000"/>
+                <w:sz w:val="20"/>
+                <w:szCs w:val="20"/>
+              </w:rPr>
+              <w:t>)</w:t>
             </w:r>
           </w:p>
         </w:tc>
@@ -8282,8 +10664,13 @@
       <w:pPr>
         <w:pStyle w:val="Heading2"/>
       </w:pPr>
-      <w:r>
-        <w:t>8.2  Mandatory Steps (all CD workflows)</w:t>
+      <w:proofErr w:type="gramStart"/>
+      <w:r>
+        <w:t>8.2  Mandatory</w:t>
+      </w:r>
+      <w:proofErr w:type="gramEnd"/>
+      <w:r>
+        <w:t xml:space="preserve"> Steps (all CD workflows)</w:t>
       </w:r>
     </w:p>
     <w:p>
@@ -8407,6 +10794,7 @@
         <w:spacing w:before="40" w:after="40"/>
         <w:ind w:left="720"/>
       </w:pPr>
+      <w:proofErr w:type="gramStart"/>
       <w:r>
         <w:rPr>
           <w:rFonts w:ascii="Courier New" w:eastAsia="Courier New" w:hAnsi="Courier New" w:cs="Courier New"/>
@@ -8414,14 +10802,9 @@
           <w:sz w:val="20"/>
           <w:szCs w:val="20"/>
         </w:rPr>
-        <w:t>curl -X POST ${{ secrets.RENDER_DEPLOY_HOOK_DEV_URL }}    # cd-dev.yml</w:t>
-      </w:r>
-    </w:p>
-    <w:p>
-      <w:pPr>
-        <w:spacing w:before="40" w:after="40"/>
-        <w:ind w:left="720"/>
-      </w:pPr>
+        <w:t>curl</w:t>
+      </w:r>
+      <w:proofErr w:type="gramEnd"/>
       <w:r>
         <w:rPr>
           <w:rFonts w:ascii="Courier New" w:eastAsia="Courier New" w:hAnsi="Courier New" w:cs="Courier New"/>
@@ -8429,14 +10812,9 @@
           <w:sz w:val="20"/>
           <w:szCs w:val="20"/>
         </w:rPr>
-        <w:t>curl -X POST ${{ secrets.RENDER_DEPLOY_HOOK_STAGING_URL }} # cd-staging.yml</w:t>
-      </w:r>
-    </w:p>
-    <w:p>
-      <w:pPr>
-        <w:spacing w:before="40" w:after="40"/>
-        <w:ind w:left="720"/>
-      </w:pPr>
+        <w:t xml:space="preserve"> -X POST ${{ </w:t>
+      </w:r>
+      <w:proofErr w:type="spellStart"/>
       <w:r>
         <w:rPr>
           <w:rFonts w:ascii="Courier New" w:eastAsia="Courier New" w:hAnsi="Courier New" w:cs="Courier New"/>
@@ -8444,8 +10822,143 @@
           <w:sz w:val="20"/>
           <w:szCs w:val="20"/>
         </w:rPr>
-        <w:t>curl -X POST ${{ secrets.RENDER_DEPLOY_HOOK_PROD_URL }}    # cd-prod.yml</w:t>
-      </w:r>
+        <w:t>secrets.RENDER_DEPLOY_HOOK_DEV_URL</w:t>
+      </w:r>
+      <w:proofErr w:type="spellEnd"/>
+      <w:r>
+        <w:rPr>
+          <w:rFonts w:ascii="Courier New" w:eastAsia="Courier New" w:hAnsi="Courier New" w:cs="Courier New"/>
+          <w:color w:val="C7254E"/>
+          <w:sz w:val="20"/>
+          <w:szCs w:val="20"/>
+        </w:rPr>
+        <w:t xml:space="preserve"> }}    # cd-</w:t>
+      </w:r>
+      <w:proofErr w:type="spellStart"/>
+      <w:r>
+        <w:rPr>
+          <w:rFonts w:ascii="Courier New" w:eastAsia="Courier New" w:hAnsi="Courier New" w:cs="Courier New"/>
+          <w:color w:val="C7254E"/>
+          <w:sz w:val="20"/>
+          <w:szCs w:val="20"/>
+        </w:rPr>
+        <w:t>dev.yml</w:t>
+      </w:r>
+      <w:proofErr w:type="spellEnd"/>
+    </w:p>
+    <w:p>
+      <w:pPr>
+        <w:spacing w:before="40" w:after="40"/>
+        <w:ind w:left="720"/>
+      </w:pPr>
+      <w:proofErr w:type="gramStart"/>
+      <w:r>
+        <w:rPr>
+          <w:rFonts w:ascii="Courier New" w:eastAsia="Courier New" w:hAnsi="Courier New" w:cs="Courier New"/>
+          <w:color w:val="C7254E"/>
+          <w:sz w:val="20"/>
+          <w:szCs w:val="20"/>
+        </w:rPr>
+        <w:t>curl</w:t>
+      </w:r>
+      <w:proofErr w:type="gramEnd"/>
+      <w:r>
+        <w:rPr>
+          <w:rFonts w:ascii="Courier New" w:eastAsia="Courier New" w:hAnsi="Courier New" w:cs="Courier New"/>
+          <w:color w:val="C7254E"/>
+          <w:sz w:val="20"/>
+          <w:szCs w:val="20"/>
+        </w:rPr>
+        <w:t xml:space="preserve"> -X POST ${{ </w:t>
+      </w:r>
+      <w:proofErr w:type="spellStart"/>
+      <w:r>
+        <w:rPr>
+          <w:rFonts w:ascii="Courier New" w:eastAsia="Courier New" w:hAnsi="Courier New" w:cs="Courier New"/>
+          <w:color w:val="C7254E"/>
+          <w:sz w:val="20"/>
+          <w:szCs w:val="20"/>
+        </w:rPr>
+        <w:t>secrets.RENDER_DEPLOY_HOOK_STAGING_URL</w:t>
+      </w:r>
+      <w:proofErr w:type="spellEnd"/>
+      <w:r>
+        <w:rPr>
+          <w:rFonts w:ascii="Courier New" w:eastAsia="Courier New" w:hAnsi="Courier New" w:cs="Courier New"/>
+          <w:color w:val="C7254E"/>
+          <w:sz w:val="20"/>
+          <w:szCs w:val="20"/>
+        </w:rPr>
+        <w:t xml:space="preserve"> }} # cd-</w:t>
+      </w:r>
+      <w:proofErr w:type="spellStart"/>
+      <w:r>
+        <w:rPr>
+          <w:rFonts w:ascii="Courier New" w:eastAsia="Courier New" w:hAnsi="Courier New" w:cs="Courier New"/>
+          <w:color w:val="C7254E"/>
+          <w:sz w:val="20"/>
+          <w:szCs w:val="20"/>
+        </w:rPr>
+        <w:t>staging.yml</w:t>
+      </w:r>
+      <w:proofErr w:type="spellEnd"/>
+    </w:p>
+    <w:p>
+      <w:pPr>
+        <w:spacing w:before="40" w:after="40"/>
+        <w:ind w:left="720"/>
+      </w:pPr>
+      <w:proofErr w:type="gramStart"/>
+      <w:r>
+        <w:rPr>
+          <w:rFonts w:ascii="Courier New" w:eastAsia="Courier New" w:hAnsi="Courier New" w:cs="Courier New"/>
+          <w:color w:val="C7254E"/>
+          <w:sz w:val="20"/>
+          <w:szCs w:val="20"/>
+        </w:rPr>
+        <w:t>curl</w:t>
+      </w:r>
+      <w:proofErr w:type="gramEnd"/>
+      <w:r>
+        <w:rPr>
+          <w:rFonts w:ascii="Courier New" w:eastAsia="Courier New" w:hAnsi="Courier New" w:cs="Courier New"/>
+          <w:color w:val="C7254E"/>
+          <w:sz w:val="20"/>
+          <w:szCs w:val="20"/>
+        </w:rPr>
+        <w:t xml:space="preserve"> -X POST ${{ </w:t>
+      </w:r>
+      <w:proofErr w:type="spellStart"/>
+      <w:r>
+        <w:rPr>
+          <w:rFonts w:ascii="Courier New" w:eastAsia="Courier New" w:hAnsi="Courier New" w:cs="Courier New"/>
+          <w:color w:val="C7254E"/>
+          <w:sz w:val="20"/>
+          <w:szCs w:val="20"/>
+        </w:rPr>
+        <w:t>secrets.RENDER_DEPLOY_HOOK_PROD_URL</w:t>
+      </w:r>
+      <w:proofErr w:type="spellEnd"/>
+      <w:r>
+        <w:rPr>
+          <w:rFonts w:ascii="Courier New" w:eastAsia="Courier New" w:hAnsi="Courier New" w:cs="Courier New"/>
+          <w:color w:val="C7254E"/>
+          <w:sz w:val="20"/>
+          <w:szCs w:val="20"/>
+        </w:rPr>
+        <w:t xml:space="preserve"> }}    # cd-</w:t>
+      </w:r>
+      <w:proofErr w:type="spellStart"/>
+      <w:r>
+        <w:rPr>
+          <w:rFonts w:ascii="Courier New" w:eastAsia="Courier New" w:hAnsi="Courier New" w:cs="Courier New"/>
+          <w:color w:val="C7254E"/>
+          <w:sz w:val="20"/>
+          <w:szCs w:val="20"/>
+        </w:rPr>
+        <w:t>prod.yml</w:t>
+      </w:r>
+      <w:proofErr w:type="spellEnd"/>
     </w:p>
     <w:p>
       <w:pPr>
@@ -8508,8 +11021,13 @@
       <w:pPr>
         <w:pStyle w:val="Heading2"/>
       </w:pPr>
-      <w:r>
-        <w:t>8.3  Additional CD Requirements</w:t>
+      <w:proofErr w:type="gramStart"/>
+      <w:r>
+        <w:t>8.3  Additional</w:t>
+      </w:r>
+      <w:proofErr w:type="gramEnd"/>
+      <w:r>
+        <w:t xml:space="preserve"> CD Requirements</w:t>
       </w:r>
     </w:p>
     <w:p>
@@ -8525,7 +11043,35 @@
         <w:rPr>
           <w:color w:val="000000"/>
         </w:rPr>
-        <w:t>The CD workflow file must declare runs-on: ubuntu-latest.</w:t>
+        <w:t>The CD workflow file must declare runs-</w:t>
+      </w:r>
+      <w:proofErr w:type="gramStart"/>
+      <w:r>
+        <w:rPr>
+          <w:color w:val="000000"/>
+        </w:rPr>
+        <w:t>on:</w:t>
+      </w:r>
+      <w:proofErr w:type="gramEnd"/>
+      <w:r>
+        <w:rPr>
+          <w:color w:val="000000"/>
+        </w:rPr>
+        <w:t xml:space="preserve"> </w:t>
+      </w:r>
+      <w:proofErr w:type="spellStart"/>
+      <w:r>
+        <w:rPr>
+          <w:color w:val="000000"/>
+        </w:rPr>
+        <w:t>ubuntu</w:t>
+      </w:r>
+      <w:proofErr w:type="spellEnd"/>
+      <w:r>
+        <w:rPr>
+          <w:color w:val="000000"/>
+        </w:rPr>
+        <w:t>-latest.</w:t>
       </w:r>
     </w:p>
     <w:p>
@@ -8557,7 +11103,21 @@
         <w:rPr>
           <w:color w:val="000000"/>
         </w:rPr>
-        <w:t>The workflow must be triggered only on push events to the specified branch (no workflow_dispatch or schedule triggers are required, though they may be added as extras).</w:t>
+        <w:t xml:space="preserve">The workflow must be triggered only on push events to the specified branch (no </w:t>
+      </w:r>
+      <w:proofErr w:type="spellStart"/>
+      <w:r>
+        <w:rPr>
+          <w:color w:val="000000"/>
+        </w:rPr>
+        <w:t>workflow_dispatch</w:t>
+      </w:r>
+      <w:proofErr w:type="spellEnd"/>
+      <w:r>
+        <w:rPr>
+          <w:color w:val="000000"/>
+        </w:rPr>
+        <w:t xml:space="preserve"> or schedule triggers are required, though they may be added as extras).</w:t>
       </w:r>
     </w:p>
     <w:p/>
@@ -8583,7 +11143,35 @@
         <w:rPr>
           <w:color w:val="000000"/>
         </w:rPr>
-        <w:t>The Team Lead must create the Dockerfile in the repository root. The following requirements must be met:</w:t>
+        <w:t xml:space="preserve">The Team Lead must create the </w:t>
+      </w:r>
+      <w:proofErr w:type="spellStart"/>
+      <w:r>
+        <w:rPr>
+          <w:color w:val="000000"/>
+        </w:rPr>
+        <w:t>Dockerfile</w:t>
+      </w:r>
+      <w:proofErr w:type="spellEnd"/>
+      <w:r>
+        <w:rPr>
+          <w:color w:val="000000"/>
+        </w:rPr>
+        <w:t xml:space="preserve"> in the repository root. The following requirements </w:t>
+      </w:r>
+      <w:proofErr w:type="gramStart"/>
+      <w:r>
+        <w:rPr>
+          <w:color w:val="000000"/>
+        </w:rPr>
+        <w:t>must be met</w:t>
+      </w:r>
+      <w:proofErr w:type="gramEnd"/>
+      <w:r>
+        <w:rPr>
+          <w:color w:val="000000"/>
+        </w:rPr>
+        <w:t>:</w:t>
       </w:r>
     </w:p>
     <w:p/>
@@ -8600,7 +11188,29 @@
         <w:rPr>
           <w:color w:val="000000"/>
         </w:rPr>
-        <w:t>Base image: nginx:alpine (official Nginx image on Alpine Linux). Reference: https://hub.docker.com/_/nginx</w:t>
+        <w:t xml:space="preserve">Base image: </w:t>
+      </w:r>
+      <w:proofErr w:type="spellStart"/>
+      <w:r>
+        <w:rPr>
+          <w:color w:val="000000"/>
+        </w:rPr>
+        <w:t>nginx</w:t>
+      </w:r>
+      <w:proofErr w:type="gramStart"/>
+      <w:r>
+        <w:rPr>
+          <w:color w:val="000000"/>
+        </w:rPr>
+        <w:t>:alpine</w:t>
+      </w:r>
+      <w:proofErr w:type="spellEnd"/>
+      <w:proofErr w:type="gramEnd"/>
+      <w:r>
+        <w:rPr>
+          <w:color w:val="000000"/>
+        </w:rPr>
+        <w:t xml:space="preserve"> (official Nginx image on Alpine Linux). Reference: https://hub.docker.com/_/nginx</w:t>
       </w:r>
     </w:p>
     <w:p>
@@ -8616,7 +11226,35 @@
         <w:rPr>
           <w:color w:val="000000"/>
         </w:rPr>
-        <w:t>The COPY instruction must copy all HTML pages and style.css from the project root into /usr/share/nginx/html/.</w:t>
+        <w:t>The COPY instruction must copy all HTML pages and style.css from the project root into /</w:t>
+      </w:r>
+      <w:proofErr w:type="spellStart"/>
+      <w:r>
+        <w:rPr>
+          <w:color w:val="000000"/>
+        </w:rPr>
+        <w:t>usr</w:t>
+      </w:r>
+      <w:proofErr w:type="spellEnd"/>
+      <w:r>
+        <w:rPr>
+          <w:color w:val="000000"/>
+        </w:rPr>
+        <w:t>/share/</w:t>
+      </w:r>
+      <w:proofErr w:type="spellStart"/>
+      <w:r>
+        <w:rPr>
+          <w:color w:val="000000"/>
+        </w:rPr>
+        <w:t>nginx</w:t>
+      </w:r>
+      <w:proofErr w:type="spellEnd"/>
+      <w:r>
+        <w:rPr>
+          <w:color w:val="000000"/>
+        </w:rPr>
+        <w:t>/html/.</w:t>
       </w:r>
     </w:p>
     <w:p>
@@ -8632,7 +11270,21 @@
         <w:rPr>
           <w:color w:val="000000"/>
         </w:rPr>
-        <w:t>EXPOSE 80 must be declared.</w:t>
+        <w:t xml:space="preserve">EXPOSE 80 </w:t>
+      </w:r>
+      <w:proofErr w:type="gramStart"/>
+      <w:r>
+        <w:rPr>
+          <w:color w:val="000000"/>
+        </w:rPr>
+        <w:t>must be declared</w:t>
+      </w:r>
+      <w:proofErr w:type="gramEnd"/>
+      <w:r>
+        <w:rPr>
+          <w:color w:val="000000"/>
+        </w:rPr>
+        <w:t>.</w:t>
       </w:r>
     </w:p>
     <w:p>
@@ -8664,7 +11316,35 @@
         <w:rPr>
           <w:color w:val="000000"/>
         </w:rPr>
-        <w:t>The Dockerfile must be placed in the repository root (not in a subdirectory).</w:t>
+        <w:t xml:space="preserve">The </w:t>
+      </w:r>
+      <w:proofErr w:type="spellStart"/>
+      <w:r>
+        <w:rPr>
+          <w:color w:val="000000"/>
+        </w:rPr>
+        <w:t>Dockerfile</w:t>
+      </w:r>
+      <w:proofErr w:type="spellEnd"/>
+      <w:r>
+        <w:rPr>
+          <w:color w:val="000000"/>
+        </w:rPr>
+        <w:t xml:space="preserve"> </w:t>
+      </w:r>
+      <w:proofErr w:type="gramStart"/>
+      <w:r>
+        <w:rPr>
+          <w:color w:val="000000"/>
+        </w:rPr>
+        <w:t>must be placed</w:t>
+      </w:r>
+      <w:proofErr w:type="gramEnd"/>
+      <w:r>
+        <w:rPr>
+          <w:color w:val="000000"/>
+        </w:rPr>
+        <w:t xml:space="preserve"> in the repository root (not in a subdirectory).</w:t>
       </w:r>
     </w:p>
     <w:p/>
@@ -8676,7 +11356,21 @@
         <w:rPr>
           <w:color w:val="000000"/>
         </w:rPr>
-        <w:t>Example minimal Dockerfile:</w:t>
+        <w:t xml:space="preserve">Example minimal </w:t>
+      </w:r>
+      <w:proofErr w:type="spellStart"/>
+      <w:r>
+        <w:rPr>
+          <w:color w:val="000000"/>
+        </w:rPr>
+        <w:t>Dockerfile</w:t>
+      </w:r>
+      <w:proofErr w:type="spellEnd"/>
+      <w:r>
+        <w:rPr>
+          <w:color w:val="000000"/>
+        </w:rPr>
+        <w:t>:</w:t>
       </w:r>
     </w:p>
     <w:p>
@@ -8691,14 +11385,9 @@
           <w:sz w:val="20"/>
           <w:szCs w:val="20"/>
         </w:rPr>
-        <w:t>FROM nginx:alpine</w:t>
-      </w:r>
-    </w:p>
-    <w:p>
-      <w:pPr>
-        <w:spacing w:before="40" w:after="40"/>
-        <w:ind w:left="720"/>
-      </w:pPr>
+        <w:t xml:space="preserve">FROM </w:t>
+      </w:r>
+      <w:proofErr w:type="spellStart"/>
       <w:r>
         <w:rPr>
           <w:rFonts w:ascii="Courier New" w:eastAsia="Courier New" w:hAnsi="Courier New" w:cs="Courier New"/>
@@ -8706,14 +11395,9 @@
           <w:sz w:val="20"/>
           <w:szCs w:val="20"/>
         </w:rPr>
-        <w:t>COPY *.html /usr/share/nginx/html/</w:t>
-      </w:r>
-    </w:p>
-    <w:p>
-      <w:pPr>
-        <w:spacing w:before="40" w:after="40"/>
-        <w:ind w:left="720"/>
-      </w:pPr>
+        <w:t>nginx</w:t>
+      </w:r>
+      <w:proofErr w:type="gramStart"/>
       <w:r>
         <w:rPr>
           <w:rFonts w:ascii="Courier New" w:eastAsia="Courier New" w:hAnsi="Courier New" w:cs="Courier New"/>
@@ -8721,7 +11405,119 @@
           <w:sz w:val="20"/>
           <w:szCs w:val="20"/>
         </w:rPr>
-        <w:t>COPY style.css /usr/share/nginx/html/</w:t>
+        <w:t>:alpine</w:t>
+      </w:r>
+      <w:proofErr w:type="spellEnd"/>
+      <w:proofErr w:type="gramEnd"/>
+    </w:p>
+    <w:p>
+      <w:pPr>
+        <w:spacing w:before="40" w:after="40"/>
+        <w:ind w:left="720"/>
+      </w:pPr>
+      <w:r>
+        <w:rPr>
+          <w:rFonts w:ascii="Courier New" w:eastAsia="Courier New" w:hAnsi="Courier New" w:cs="Courier New"/>
+          <w:color w:val="C7254E"/>
+          <w:sz w:val="20"/>
+          <w:szCs w:val="20"/>
+        </w:rPr>
+        <w:t>COPY *.html /</w:t>
+      </w:r>
+      <w:proofErr w:type="spellStart"/>
+      <w:r>
+        <w:rPr>
+          <w:rFonts w:ascii="Courier New" w:eastAsia="Courier New" w:hAnsi="Courier New" w:cs="Courier New"/>
+          <w:color w:val="C7254E"/>
+          <w:sz w:val="20"/>
+          <w:szCs w:val="20"/>
+        </w:rPr>
+        <w:t>usr</w:t>
+      </w:r>
+      <w:proofErr w:type="spellEnd"/>
+      <w:r>
+        <w:rPr>
+          <w:rFonts w:ascii="Courier New" w:eastAsia="Courier New" w:hAnsi="Courier New" w:cs="Courier New"/>
+          <w:color w:val="C7254E"/>
+          <w:sz w:val="20"/>
+          <w:szCs w:val="20"/>
+        </w:rPr>
+        <w:t>/share/</w:t>
+      </w:r>
+      <w:proofErr w:type="spellStart"/>
+      <w:r>
+        <w:rPr>
+          <w:rFonts w:ascii="Courier New" w:eastAsia="Courier New" w:hAnsi="Courier New" w:cs="Courier New"/>
+          <w:color w:val="C7254E"/>
+          <w:sz w:val="20"/>
+          <w:szCs w:val="20"/>
+        </w:rPr>
+        <w:t>nginx</w:t>
+      </w:r>
+      <w:proofErr w:type="spellEnd"/>
+      <w:r>
+        <w:rPr>
+          <w:rFonts w:ascii="Courier New" w:eastAsia="Courier New" w:hAnsi="Courier New" w:cs="Courier New"/>
+          <w:color w:val="C7254E"/>
+          <w:sz w:val="20"/>
+          <w:szCs w:val="20"/>
+        </w:rPr>
+        <w:t>/html/</w:t>
+      </w:r>
+    </w:p>
+    <w:p>
+      <w:pPr>
+        <w:spacing w:before="40" w:after="40"/>
+        <w:ind w:left="720"/>
+      </w:pPr>
+      <w:r>
+        <w:rPr>
+          <w:rFonts w:ascii="Courier New" w:eastAsia="Courier New" w:hAnsi="Courier New" w:cs="Courier New"/>
+          <w:color w:val="C7254E"/>
+          <w:sz w:val="20"/>
+          <w:szCs w:val="20"/>
+        </w:rPr>
+        <w:t>COPY style.css /</w:t>
+      </w:r>
+      <w:proofErr w:type="spellStart"/>
+      <w:r>
+        <w:rPr>
+          <w:rFonts w:ascii="Courier New" w:eastAsia="Courier New" w:hAnsi="Courier New" w:cs="Courier New"/>
+          <w:color w:val="C7254E"/>
+          <w:sz w:val="20"/>
+          <w:szCs w:val="20"/>
+        </w:rPr>
+        <w:t>usr</w:t>
+      </w:r>
+      <w:proofErr w:type="spellEnd"/>
+      <w:r>
+        <w:rPr>
+          <w:rFonts w:ascii="Courier New" w:eastAsia="Courier New" w:hAnsi="Courier New" w:cs="Courier New"/>
+          <w:color w:val="C7254E"/>
+          <w:sz w:val="20"/>
+          <w:szCs w:val="20"/>
+        </w:rPr>
+        <w:t>/share/</w:t>
+      </w:r>
+      <w:proofErr w:type="spellStart"/>
+      <w:r>
+        <w:rPr>
+          <w:rFonts w:ascii="Courier New" w:eastAsia="Courier New" w:hAnsi="Courier New" w:cs="Courier New"/>
+          <w:color w:val="C7254E"/>
+          <w:sz w:val="20"/>
+          <w:szCs w:val="20"/>
+        </w:rPr>
+        <w:t>nginx</w:t>
+      </w:r>
+      <w:proofErr w:type="spellEnd"/>
+      <w:r>
+        <w:rPr>
+          <w:rFonts w:ascii="Courier New" w:eastAsia="Courier New" w:hAnsi="Courier New" w:cs="Courier New"/>
+          <w:color w:val="C7254E"/>
+          <w:sz w:val="20"/>
+          <w:szCs w:val="20"/>
+        </w:rPr>
+        <w:t>/html/</w:t>
       </w:r>
     </w:p>
     <w:p>
@@ -8752,7 +11548,51 @@
           <w:sz w:val="20"/>
           <w:szCs w:val="20"/>
         </w:rPr>
-        <w:t>Reference – Docker Official nginx Image: https://hub.docker.com/_/nginx | Dockerfile Reference: https://docs.docker.com/reference/dockerfile/</w:t>
+        <w:t xml:space="preserve">Reference – Docker Official </w:t>
+      </w:r>
+      <w:proofErr w:type="spellStart"/>
+      <w:r>
+        <w:rPr>
+          <w:i/>
+          <w:iCs/>
+          <w:color w:val="595959"/>
+          <w:sz w:val="20"/>
+          <w:szCs w:val="20"/>
+        </w:rPr>
+        <w:t>nginx</w:t>
+      </w:r>
+      <w:proofErr w:type="spellEnd"/>
+      <w:r>
+        <w:rPr>
+          <w:i/>
+          <w:iCs/>
+          <w:color w:val="595959"/>
+          <w:sz w:val="20"/>
+          <w:szCs w:val="20"/>
+        </w:rPr>
+        <w:t xml:space="preserve"> Image: https://hub.docker.com/_/nginx | </w:t>
+      </w:r>
+      <w:proofErr w:type="spellStart"/>
+      <w:r>
+        <w:rPr>
+          <w:i/>
+          <w:iCs/>
+          <w:color w:val="595959"/>
+          <w:sz w:val="20"/>
+          <w:szCs w:val="20"/>
+        </w:rPr>
+        <w:t>Dockerfile</w:t>
+      </w:r>
+      <w:proofErr w:type="spellEnd"/>
+      <w:r>
+        <w:rPr>
+          <w:i/>
+          <w:iCs/>
+          <w:color w:val="595959"/>
+          <w:sz w:val="20"/>
+          <w:szCs w:val="20"/>
+        </w:rPr>
+        <w:t xml:space="preserve"> Reference: https://docs.docker.com/reference/dockerfile/</w:t>
       </w:r>
     </w:p>
     <w:p/>
@@ -8789,7 +11629,21 @@
         <w:rPr>
           <w:color w:val="000000"/>
         </w:rPr>
-        <w:t>All pages must be valid HTML5 documents, starting with &lt;!DOCTYPE html&gt;.</w:t>
+        <w:t>All pages must be valid HTML5 documents, starting with &lt;</w:t>
+      </w:r>
+      <w:proofErr w:type="gramStart"/>
+      <w:r>
+        <w:rPr>
+          <w:color w:val="000000"/>
+        </w:rPr>
+        <w:t>!DOCTYPE</w:t>
+      </w:r>
+      <w:proofErr w:type="gramEnd"/>
+      <w:r>
+        <w:rPr>
+          <w:color w:val="000000"/>
+        </w:rPr>
+        <w:t xml:space="preserve"> html&gt;.</w:t>
       </w:r>
     </w:p>
     <w:p>
@@ -8805,7 +11659,21 @@
         <w:rPr>
           <w:color w:val="000000"/>
         </w:rPr>
-        <w:t>Each page must include a &lt;meta charset="UTF-8"&gt; and a descriptive &lt;title&gt; tag.</w:t>
+        <w:t>Each page must include a &lt;</w:t>
+      </w:r>
+      <w:proofErr w:type="gramStart"/>
+      <w:r>
+        <w:rPr>
+          <w:color w:val="000000"/>
+        </w:rPr>
+        <w:t>meta</w:t>
+      </w:r>
+      <w:proofErr w:type="gramEnd"/>
+      <w:r>
+        <w:rPr>
+          <w:color w:val="000000"/>
+        </w:rPr>
+        <w:t xml:space="preserve"> charset="UTF-8"&gt; and a descriptive &lt;title&gt; tag.</w:t>
       </w:r>
     </w:p>
     <w:p>
@@ -8821,7 +11689,35 @@
         <w:rPr>
           <w:color w:val="000000"/>
         </w:rPr>
-        <w:t>All pages must link to the shared style.css using: &lt;link rel="stylesheet" href="style.css"&gt;</w:t>
+        <w:t xml:space="preserve">All pages must link to the shared style.css using: &lt;link </w:t>
+      </w:r>
+      <w:proofErr w:type="spellStart"/>
+      <w:r>
+        <w:rPr>
+          <w:color w:val="000000"/>
+        </w:rPr>
+        <w:t>rel</w:t>
+      </w:r>
+      <w:proofErr w:type="spellEnd"/>
+      <w:r>
+        <w:rPr>
+          <w:color w:val="000000"/>
+        </w:rPr>
+        <w:t xml:space="preserve">="stylesheet" </w:t>
+      </w:r>
+      <w:proofErr w:type="spellStart"/>
+      <w:r>
+        <w:rPr>
+          <w:color w:val="000000"/>
+        </w:rPr>
+        <w:t>href</w:t>
+      </w:r>
+      <w:proofErr w:type="spellEnd"/>
+      <w:r>
+        <w:rPr>
+          <w:color w:val="000000"/>
+        </w:rPr>
+        <w:t>="style.css"&gt;</w:t>
       </w:r>
     </w:p>
     <w:p>
@@ -8837,7 +11733,21 @@
         <w:rPr>
           <w:color w:val="000000"/>
         </w:rPr>
-        <w:t>Every page must contain a consistent navigation bar (&lt;nav&gt;) with anchor links to all five destination pages and the home page.</w:t>
+        <w:t>Every page must contain a consistent navigation bar (&lt;</w:t>
+      </w:r>
+      <w:proofErr w:type="spellStart"/>
+      <w:r>
+        <w:rPr>
+          <w:color w:val="000000"/>
+        </w:rPr>
+        <w:t>nav</w:t>
+      </w:r>
+      <w:proofErr w:type="spellEnd"/>
+      <w:r>
+        <w:rPr>
+          <w:color w:val="000000"/>
+        </w:rPr>
+        <w:t>&gt;) with anchor links to all five destination pages and the home page.</w:t>
       </w:r>
     </w:p>
     <w:p>
@@ -8869,7 +11779,49 @@
         <w:rPr>
           <w:color w:val="000000"/>
         </w:rPr>
-        <w:t>No JavaScript: &lt;script&gt; tags, inline event handlers (onclick, onsubmit, etc.), and external .js file links are strictly prohibited.</w:t>
+        <w:t>No JavaScript: &lt;script&gt; tags, inline event handlers (</w:t>
+      </w:r>
+      <w:proofErr w:type="spellStart"/>
+      <w:r>
+        <w:rPr>
+          <w:color w:val="000000"/>
+        </w:rPr>
+        <w:t>onclick</w:t>
+      </w:r>
+      <w:proofErr w:type="spellEnd"/>
+      <w:r>
+        <w:rPr>
+          <w:color w:val="000000"/>
+        </w:rPr>
+        <w:t xml:space="preserve">, </w:t>
+      </w:r>
+      <w:proofErr w:type="spellStart"/>
+      <w:r>
+        <w:rPr>
+          <w:color w:val="000000"/>
+        </w:rPr>
+        <w:t>onsubmit</w:t>
+      </w:r>
+      <w:proofErr w:type="spellEnd"/>
+      <w:r>
+        <w:rPr>
+          <w:color w:val="000000"/>
+        </w:rPr>
+        <w:t>, etc.), and external .</w:t>
+      </w:r>
+      <w:proofErr w:type="spellStart"/>
+      <w:r>
+        <w:rPr>
+          <w:color w:val="000000"/>
+        </w:rPr>
+        <w:t>js</w:t>
+      </w:r>
+      <w:proofErr w:type="spellEnd"/>
+      <w:r>
+        <w:rPr>
+          <w:color w:val="000000"/>
+        </w:rPr>
+        <w:t xml:space="preserve"> file links are strictly prohibited.</w:t>
       </w:r>
     </w:p>
     <w:p>
@@ -8885,7 +11837,35 @@
         <w:rPr>
           <w:color w:val="000000"/>
         </w:rPr>
-        <w:t>All images must use HTML &lt;figure&gt; and &lt;figcaption&gt; elements with descriptive alt attributes. Actual image files are optional; a styled empty &lt;div class="img-placeholder"&gt; with a descriptive label inside is acceptable.</w:t>
+        <w:t>All images must use HTML &lt;figure&gt; and &lt;</w:t>
+      </w:r>
+      <w:proofErr w:type="spellStart"/>
+      <w:r>
+        <w:rPr>
+          <w:color w:val="000000"/>
+        </w:rPr>
+        <w:t>figcaption</w:t>
+      </w:r>
+      <w:proofErr w:type="spellEnd"/>
+      <w:r>
+        <w:rPr>
+          <w:color w:val="000000"/>
+        </w:rPr>
+        <w:t>&gt; elements with descriptive alt attributes. Actual image files are optional; a styled empty &lt;div class="</w:t>
+      </w:r>
+      <w:proofErr w:type="spellStart"/>
+      <w:r>
+        <w:rPr>
+          <w:color w:val="000000"/>
+        </w:rPr>
+        <w:t>img</w:t>
+      </w:r>
+      <w:proofErr w:type="spellEnd"/>
+      <w:r>
+        <w:rPr>
+          <w:color w:val="000000"/>
+        </w:rPr>
+        <w:t>-placeholder"&gt; with a descriptive label inside is acceptable.</w:t>
       </w:r>
     </w:p>
     <w:p>
@@ -8938,7 +11918,21 @@
         <w:rPr>
           <w:color w:val="000000"/>
         </w:rPr>
-        <w:t>The Team Lead must create a shared style.css in the repository root. All team members must link their page to this file and must NOT create separate CSS files. Additional inline &lt;style&gt; blocks within individual pages are permitted for minor page-specific overrides only.</w:t>
+        <w:t xml:space="preserve">The Team Lead must create a shared style.css in the repository root. All team members must link their page to this file and must NOT create separate CSS files. Additional inline &lt;style&gt; blocks within individual pages </w:t>
+      </w:r>
+      <w:proofErr w:type="gramStart"/>
+      <w:r>
+        <w:rPr>
+          <w:color w:val="000000"/>
+        </w:rPr>
+        <w:t>are permitted</w:t>
+      </w:r>
+      <w:proofErr w:type="gramEnd"/>
+      <w:r>
+        <w:rPr>
+          <w:color w:val="000000"/>
+        </w:rPr>
+        <w:t xml:space="preserve"> for minor page-specific overrides only.</w:t>
       </w:r>
     </w:p>
     <w:p/>
@@ -8955,7 +11949,35 @@
         <w:rPr>
           <w:color w:val="000000"/>
         </w:rPr>
-        <w:t>Define a consistent colour palette using CSS custom properties (CSS variables) at :root level.</w:t>
+        <w:t xml:space="preserve">Define a consistent </w:t>
+      </w:r>
+      <w:proofErr w:type="spellStart"/>
+      <w:r>
+        <w:rPr>
+          <w:color w:val="000000"/>
+        </w:rPr>
+        <w:t>colour</w:t>
+      </w:r>
+      <w:proofErr w:type="spellEnd"/>
+      <w:r>
+        <w:rPr>
+          <w:color w:val="000000"/>
+        </w:rPr>
+        <w:t xml:space="preserve"> palette using CSS custom properties (CSS variables) </w:t>
+      </w:r>
+      <w:proofErr w:type="gramStart"/>
+      <w:r>
+        <w:rPr>
+          <w:color w:val="000000"/>
+        </w:rPr>
+        <w:t>at :root</w:t>
+      </w:r>
+      <w:proofErr w:type="gramEnd"/>
+      <w:r>
+        <w:rPr>
+          <w:color w:val="000000"/>
+        </w:rPr>
+        <w:t xml:space="preserve"> level.</w:t>
       </w:r>
     </w:p>
     <w:p>
@@ -8971,7 +11993,63 @@
         <w:rPr>
           <w:color w:val="000000"/>
         </w:rPr>
-        <w:t>Provide base styles for: body, h1–h3, p, a, nav, ul/li, table, th, td, footer.</w:t>
+        <w:t xml:space="preserve">Provide base styles </w:t>
+      </w:r>
+      <w:proofErr w:type="gramStart"/>
+      <w:r>
+        <w:rPr>
+          <w:color w:val="000000"/>
+        </w:rPr>
+        <w:t>for:</w:t>
+      </w:r>
+      <w:proofErr w:type="gramEnd"/>
+      <w:r>
+        <w:rPr>
+          <w:color w:val="000000"/>
+        </w:rPr>
+        <w:t xml:space="preserve"> body, h1–h3, p, a, </w:t>
+      </w:r>
+      <w:proofErr w:type="spellStart"/>
+      <w:r>
+        <w:rPr>
+          <w:color w:val="000000"/>
+        </w:rPr>
+        <w:t>nav</w:t>
+      </w:r>
+      <w:proofErr w:type="spellEnd"/>
+      <w:r>
+        <w:rPr>
+          <w:color w:val="000000"/>
+        </w:rPr>
+        <w:t xml:space="preserve">, </w:t>
+      </w:r>
+      <w:proofErr w:type="spellStart"/>
+      <w:r>
+        <w:rPr>
+          <w:color w:val="000000"/>
+        </w:rPr>
+        <w:t>ul</w:t>
+      </w:r>
+      <w:proofErr w:type="spellEnd"/>
+      <w:r>
+        <w:rPr>
+          <w:color w:val="000000"/>
+        </w:rPr>
+        <w:t xml:space="preserve">/li, table, </w:t>
+      </w:r>
+      <w:proofErr w:type="spellStart"/>
+      <w:r>
+        <w:rPr>
+          <w:color w:val="000000"/>
+        </w:rPr>
+        <w:t>th</w:t>
+      </w:r>
+      <w:proofErr w:type="spellEnd"/>
+      <w:r>
+        <w:rPr>
+          <w:color w:val="000000"/>
+        </w:rPr>
+        <w:t>, td, footer.</w:t>
       </w:r>
     </w:p>
     <w:p>
@@ -8987,7 +12065,21 @@
         <w:rPr>
           <w:color w:val="000000"/>
         </w:rPr>
-        <w:t>Provide a .nav-bar class or equivalent that renders a horizontal navigation bar visible on all pages.</w:t>
+        <w:t>Provide a .</w:t>
+      </w:r>
+      <w:proofErr w:type="spellStart"/>
+      <w:r>
+        <w:rPr>
+          <w:color w:val="000000"/>
+        </w:rPr>
+        <w:t>nav</w:t>
+      </w:r>
+      <w:proofErr w:type="spellEnd"/>
+      <w:r>
+        <w:rPr>
+          <w:color w:val="000000"/>
+        </w:rPr>
+        <w:t>-bar class or equivalent that renders a horizontal navigation bar visible on all pages.</w:t>
       </w:r>
     </w:p>
     <w:p>
@@ -9003,7 +12095,49 @@
         <w:rPr>
           <w:color w:val="000000"/>
         </w:rPr>
-        <w:t>Provide a .img-placeholder class that renders an empty box (e.g., 200px × 150px, with a border and background colour) as a stand-in for actual images.</w:t>
+        <w:t xml:space="preserve">Provide </w:t>
+      </w:r>
+      <w:proofErr w:type="gramStart"/>
+      <w:r>
+        <w:rPr>
+          <w:color w:val="000000"/>
+        </w:rPr>
+        <w:t>a</w:t>
+      </w:r>
+      <w:proofErr w:type="gramEnd"/>
+      <w:r>
+        <w:rPr>
+          <w:color w:val="000000"/>
+        </w:rPr>
+        <w:t xml:space="preserve"> .</w:t>
+      </w:r>
+      <w:proofErr w:type="spellStart"/>
+      <w:r>
+        <w:rPr>
+          <w:color w:val="000000"/>
+        </w:rPr>
+        <w:t>img</w:t>
+      </w:r>
+      <w:proofErr w:type="spellEnd"/>
+      <w:r>
+        <w:rPr>
+          <w:color w:val="000000"/>
+        </w:rPr>
+        <w:t xml:space="preserve">-placeholder class that renders an empty box (e.g., 200px × 150px, with a border and background </w:t>
+      </w:r>
+      <w:proofErr w:type="spellStart"/>
+      <w:r>
+        <w:rPr>
+          <w:color w:val="000000"/>
+        </w:rPr>
+        <w:t>colour</w:t>
+      </w:r>
+      <w:proofErr w:type="spellEnd"/>
+      <w:r>
+        <w:rPr>
+          <w:color w:val="000000"/>
+        </w:rPr>
+        <w:t>) as a stand-in for actual images.</w:t>
       </w:r>
     </w:p>
     <w:p>
@@ -9270,8 +12404,20 @@
                 <w:sz w:val="20"/>
                 <w:szCs w:val="20"/>
               </w:rPr>
-              <w:t>ci-dev.yml</w:t>
-            </w:r>
+              <w:t>ci-</w:t>
+            </w:r>
+            <w:proofErr w:type="spellStart"/>
+            <w:r>
+              <w:rPr>
+                <w:b/>
+                <w:bCs/>
+                <w:color w:val="000000"/>
+                <w:sz w:val="20"/>
+                <w:szCs w:val="20"/>
+              </w:rPr>
+              <w:t>dev.yml</w:t>
+            </w:r>
+            <w:proofErr w:type="spellEnd"/>
           </w:p>
         </w:tc>
         <w:tc>
@@ -9293,13 +12439,23 @@
             <w:vAlign w:val="center"/>
           </w:tcPr>
           <w:p>
-            <w:r>
-              <w:rPr>
-                <w:color w:val="000000"/>
-                <w:sz w:val="20"/>
-                <w:szCs w:val="20"/>
-              </w:rPr>
-              <w:t>pull_request → develop</w:t>
+            <w:proofErr w:type="spellStart"/>
+            <w:r>
+              <w:rPr>
+                <w:color w:val="000000"/>
+                <w:sz w:val="20"/>
+                <w:szCs w:val="20"/>
+              </w:rPr>
+              <w:t>pull_request</w:t>
+            </w:r>
+            <w:proofErr w:type="spellEnd"/>
+            <w:r>
+              <w:rPr>
+                <w:color w:val="000000"/>
+                <w:sz w:val="20"/>
+                <w:szCs w:val="20"/>
+              </w:rPr>
+              <w:t xml:space="preserve"> → develop</w:t>
             </w:r>
           </w:p>
         </w:tc>
@@ -9357,7 +12513,25 @@
                 <w:sz w:val="20"/>
                 <w:szCs w:val="20"/>
               </w:rPr>
-              <w:t>Checkout → Docker Login → Build Image → Tag (:dev-latest, :dev-&lt;sha&gt;) → Push to Docker Hub</w:t>
+              <w:t>Checkout → Docker Login → Build Image → Tag (:dev-latest, :dev-&lt;</w:t>
+            </w:r>
+            <w:proofErr w:type="spellStart"/>
+            <w:r>
+              <w:rPr>
+                <w:color w:val="000000"/>
+                <w:sz w:val="20"/>
+                <w:szCs w:val="20"/>
+              </w:rPr>
+              <w:t>sha</w:t>
+            </w:r>
+            <w:proofErr w:type="spellEnd"/>
+            <w:r>
+              <w:rPr>
+                <w:color w:val="000000"/>
+                <w:sz w:val="20"/>
+                <w:szCs w:val="20"/>
+              </w:rPr>
+              <w:t>&gt;) → Push to Docker Hub</w:t>
             </w:r>
           </w:p>
         </w:tc>
@@ -9390,8 +12564,20 @@
                 <w:sz w:val="20"/>
                 <w:szCs w:val="20"/>
               </w:rPr>
-              <w:t>cd-dev.yml</w:t>
-            </w:r>
+              <w:t>cd-</w:t>
+            </w:r>
+            <w:proofErr w:type="spellStart"/>
+            <w:r>
+              <w:rPr>
+                <w:b/>
+                <w:bCs/>
+                <w:color w:val="000000"/>
+                <w:sz w:val="20"/>
+                <w:szCs w:val="20"/>
+              </w:rPr>
+              <w:t>dev.yml</w:t>
+            </w:r>
+            <w:proofErr w:type="spellEnd"/>
           </w:p>
         </w:tc>
         <w:tc>
@@ -9477,7 +12663,25 @@
                 <w:sz w:val="20"/>
                 <w:szCs w:val="20"/>
               </w:rPr>
-              <w:t>Checkout → env: development → curl POST RENDER_DEPLOY_HOOK_DEV_URL → echo confirmation</w:t>
+              <w:t xml:space="preserve">Checkout → </w:t>
+            </w:r>
+            <w:proofErr w:type="spellStart"/>
+            <w:r>
+              <w:rPr>
+                <w:color w:val="000000"/>
+                <w:sz w:val="20"/>
+                <w:szCs w:val="20"/>
+              </w:rPr>
+              <w:t>env</w:t>
+            </w:r>
+            <w:proofErr w:type="spellEnd"/>
+            <w:r>
+              <w:rPr>
+                <w:color w:val="000000"/>
+                <w:sz w:val="20"/>
+                <w:szCs w:val="20"/>
+              </w:rPr>
+              <w:t>: development → curl POST RENDER_DEPLOY_HOOK_DEV_URL → echo confirmation</w:t>
             </w:r>
           </w:p>
         </w:tc>
@@ -9510,8 +12714,20 @@
                 <w:sz w:val="20"/>
                 <w:szCs w:val="20"/>
               </w:rPr>
-              <w:t>ci-staging.yml</w:t>
-            </w:r>
+              <w:t>ci-</w:t>
+            </w:r>
+            <w:proofErr w:type="spellStart"/>
+            <w:r>
+              <w:rPr>
+                <w:b/>
+                <w:bCs/>
+                <w:color w:val="000000"/>
+                <w:sz w:val="20"/>
+                <w:szCs w:val="20"/>
+              </w:rPr>
+              <w:t>staging.yml</w:t>
+            </w:r>
+            <w:proofErr w:type="spellEnd"/>
           </w:p>
         </w:tc>
         <w:tc>
@@ -9533,13 +12749,23 @@
             <w:vAlign w:val="center"/>
           </w:tcPr>
           <w:p>
-            <w:r>
-              <w:rPr>
-                <w:color w:val="000000"/>
-                <w:sz w:val="20"/>
-                <w:szCs w:val="20"/>
-              </w:rPr>
-              <w:t>pull_request → staging</w:t>
+            <w:proofErr w:type="spellStart"/>
+            <w:r>
+              <w:rPr>
+                <w:color w:val="000000"/>
+                <w:sz w:val="20"/>
+                <w:szCs w:val="20"/>
+              </w:rPr>
+              <w:t>pull_request</w:t>
+            </w:r>
+            <w:proofErr w:type="spellEnd"/>
+            <w:r>
+              <w:rPr>
+                <w:color w:val="000000"/>
+                <w:sz w:val="20"/>
+                <w:szCs w:val="20"/>
+              </w:rPr>
+              <w:t xml:space="preserve"> → staging</w:t>
             </w:r>
           </w:p>
         </w:tc>
@@ -9597,7 +12823,25 @@
                 <w:sz w:val="20"/>
                 <w:szCs w:val="20"/>
               </w:rPr>
-              <w:t>Checkout → Docker Login → Build Image → Tag (:staging-latest, :staging-&lt;sha&gt;) → Push to Docker Hub</w:t>
+              <w:t>Checkout → Docker Login → Build Image → Tag (:staging-latest, :staging-&lt;</w:t>
+            </w:r>
+            <w:proofErr w:type="spellStart"/>
+            <w:r>
+              <w:rPr>
+                <w:color w:val="000000"/>
+                <w:sz w:val="20"/>
+                <w:szCs w:val="20"/>
+              </w:rPr>
+              <w:t>sha</w:t>
+            </w:r>
+            <w:proofErr w:type="spellEnd"/>
+            <w:r>
+              <w:rPr>
+                <w:color w:val="000000"/>
+                <w:sz w:val="20"/>
+                <w:szCs w:val="20"/>
+              </w:rPr>
+              <w:t>&gt;) → Push to Docker Hub</w:t>
             </w:r>
           </w:p>
         </w:tc>
@@ -9630,8 +12874,20 @@
                 <w:sz w:val="20"/>
                 <w:szCs w:val="20"/>
               </w:rPr>
-              <w:t>cd-staging.yml</w:t>
-            </w:r>
+              <w:t>cd-</w:t>
+            </w:r>
+            <w:proofErr w:type="spellStart"/>
+            <w:r>
+              <w:rPr>
+                <w:b/>
+                <w:bCs/>
+                <w:color w:val="000000"/>
+                <w:sz w:val="20"/>
+                <w:szCs w:val="20"/>
+              </w:rPr>
+              <w:t>staging.yml</w:t>
+            </w:r>
+            <w:proofErr w:type="spellEnd"/>
           </w:p>
         </w:tc>
         <w:tc>
@@ -9717,7 +12973,25 @@
                 <w:sz w:val="20"/>
                 <w:szCs w:val="20"/>
               </w:rPr>
-              <w:t>Checkout → env: staging → curl POST RENDER_DEPLOY_HOOK_STAGING_URL → echo confirmation</w:t>
+              <w:t xml:space="preserve">Checkout → </w:t>
+            </w:r>
+            <w:proofErr w:type="spellStart"/>
+            <w:r>
+              <w:rPr>
+                <w:color w:val="000000"/>
+                <w:sz w:val="20"/>
+                <w:szCs w:val="20"/>
+              </w:rPr>
+              <w:t>env</w:t>
+            </w:r>
+            <w:proofErr w:type="spellEnd"/>
+            <w:r>
+              <w:rPr>
+                <w:color w:val="000000"/>
+                <w:sz w:val="20"/>
+                <w:szCs w:val="20"/>
+              </w:rPr>
+              <w:t>: staging → curl POST RENDER_DEPLOY_HOOK_STAGING_URL → echo confirmation</w:t>
             </w:r>
           </w:p>
         </w:tc>
@@ -9750,8 +13024,20 @@
                 <w:sz w:val="20"/>
                 <w:szCs w:val="20"/>
               </w:rPr>
-              <w:t>ci-prod.yml</w:t>
-            </w:r>
+              <w:t>ci-</w:t>
+            </w:r>
+            <w:proofErr w:type="spellStart"/>
+            <w:r>
+              <w:rPr>
+                <w:b/>
+                <w:bCs/>
+                <w:color w:val="000000"/>
+                <w:sz w:val="20"/>
+                <w:szCs w:val="20"/>
+              </w:rPr>
+              <w:t>prod.yml</w:t>
+            </w:r>
+            <w:proofErr w:type="spellEnd"/>
           </w:p>
         </w:tc>
         <w:tc>
@@ -9773,13 +13059,23 @@
             <w:vAlign w:val="center"/>
           </w:tcPr>
           <w:p>
-            <w:r>
-              <w:rPr>
-                <w:color w:val="000000"/>
-                <w:sz w:val="20"/>
-                <w:szCs w:val="20"/>
-              </w:rPr>
-              <w:t>pull_request → main</w:t>
+            <w:proofErr w:type="spellStart"/>
+            <w:r>
+              <w:rPr>
+                <w:color w:val="000000"/>
+                <w:sz w:val="20"/>
+                <w:szCs w:val="20"/>
+              </w:rPr>
+              <w:t>pull_request</w:t>
+            </w:r>
+            <w:proofErr w:type="spellEnd"/>
+            <w:r>
+              <w:rPr>
+                <w:color w:val="000000"/>
+                <w:sz w:val="20"/>
+                <w:szCs w:val="20"/>
+              </w:rPr>
+              <w:t xml:space="preserve"> → main</w:t>
             </w:r>
           </w:p>
         </w:tc>
@@ -9837,7 +13133,25 @@
                 <w:sz w:val="20"/>
                 <w:szCs w:val="20"/>
               </w:rPr>
-              <w:t>Checkout → Docker Login → Build Image → Tag (:prod-latest, :prod-&lt;sha&gt;) → Push to Docker Hub</w:t>
+              <w:t>Checkout → Docker Login → Build Image → Tag (:prod-latest, :prod-&lt;</w:t>
+            </w:r>
+            <w:proofErr w:type="spellStart"/>
+            <w:r>
+              <w:rPr>
+                <w:color w:val="000000"/>
+                <w:sz w:val="20"/>
+                <w:szCs w:val="20"/>
+              </w:rPr>
+              <w:t>sha</w:t>
+            </w:r>
+            <w:proofErr w:type="spellEnd"/>
+            <w:r>
+              <w:rPr>
+                <w:color w:val="000000"/>
+                <w:sz w:val="20"/>
+                <w:szCs w:val="20"/>
+              </w:rPr>
+              <w:t>&gt;) → Push to Docker Hub</w:t>
             </w:r>
           </w:p>
         </w:tc>
@@ -9870,8 +13184,20 @@
                 <w:sz w:val="20"/>
                 <w:szCs w:val="20"/>
               </w:rPr>
-              <w:t>cd-prod.yml</w:t>
-            </w:r>
+              <w:t>cd-</w:t>
+            </w:r>
+            <w:proofErr w:type="spellStart"/>
+            <w:r>
+              <w:rPr>
+                <w:b/>
+                <w:bCs/>
+                <w:color w:val="000000"/>
+                <w:sz w:val="20"/>
+                <w:szCs w:val="20"/>
+              </w:rPr>
+              <w:t>prod.yml</w:t>
+            </w:r>
+            <w:proofErr w:type="spellEnd"/>
           </w:p>
         </w:tc>
         <w:tc>
@@ -9957,7 +13283,25 @@
                 <w:sz w:val="20"/>
                 <w:szCs w:val="20"/>
               </w:rPr>
-              <w:t>Checkout → env: production → curl POST RENDER_DEPLOY_HOOK_PROD_URL → echo confirmation</w:t>
+              <w:t xml:space="preserve">Checkout → </w:t>
+            </w:r>
+            <w:proofErr w:type="spellStart"/>
+            <w:r>
+              <w:rPr>
+                <w:color w:val="000000"/>
+                <w:sz w:val="20"/>
+                <w:szCs w:val="20"/>
+              </w:rPr>
+              <w:t>env</w:t>
+            </w:r>
+            <w:proofErr w:type="spellEnd"/>
+            <w:r>
+              <w:rPr>
+                <w:color w:val="000000"/>
+                <w:sz w:val="20"/>
+                <w:szCs w:val="20"/>
+              </w:rPr>
+              <w:t>: production → curl POST RENDER_DEPLOY_HOOK_PROD_URL → echo confirmation</w:t>
             </w:r>
           </w:p>
         </w:tc>
@@ -9980,7 +13324,21 @@
         <w:rPr>
           <w:color w:val="000000"/>
         </w:rPr>
-        <w:t>The following tasks must ALL be completed for full marks:</w:t>
+        <w:t xml:space="preserve">The following tasks </w:t>
+      </w:r>
+      <w:proofErr w:type="gramStart"/>
+      <w:r>
+        <w:rPr>
+          <w:color w:val="000000"/>
+        </w:rPr>
+        <w:t>must ALL be completed</w:t>
+      </w:r>
+      <w:proofErr w:type="gramEnd"/>
+      <w:r>
+        <w:rPr>
+          <w:color w:val="000000"/>
+        </w:rPr>
+        <w:t xml:space="preserve"> for full marks:</w:t>
       </w:r>
     </w:p>
     <w:p/>
@@ -9988,8 +13346,13 @@
       <w:pPr>
         <w:pStyle w:val="Heading2"/>
       </w:pPr>
-      <w:r>
-        <w:t>13.1  Team Lead Tasks</w:t>
+      <w:proofErr w:type="gramStart"/>
+      <w:r>
+        <w:t>13.1  Team</w:t>
+      </w:r>
+      <w:proofErr w:type="gramEnd"/>
+      <w:r>
+        <w:t xml:space="preserve"> Lead Tasks</w:t>
       </w:r>
     </w:p>
     <w:p>
@@ -10005,7 +13368,21 @@
         <w:rPr>
           <w:color w:val="000000"/>
         </w:rPr>
-        <w:t>Create a new GitHub repository from scratch (pakvista-cicd or team-agreed name). Do NOT reuse any previous repository.</w:t>
+        <w:t>Create a new GitHub repository from scratch (</w:t>
+      </w:r>
+      <w:proofErr w:type="spellStart"/>
+      <w:r>
+        <w:rPr>
+          <w:color w:val="000000"/>
+        </w:rPr>
+        <w:t>pakvista-cicd</w:t>
+      </w:r>
+      <w:proofErr w:type="spellEnd"/>
+      <w:r>
+        <w:rPr>
+          <w:color w:val="000000"/>
+        </w:rPr>
+        <w:t xml:space="preserve"> or team-agreed name). Do NOT reuse any previous repository.</w:t>
       </w:r>
     </w:p>
     <w:p>
@@ -10069,7 +13446,51 @@
         <w:rPr>
           <w:color w:val="000000"/>
         </w:rPr>
-        <w:t>Create three Render Web Services (pakvista-dev, pakvista-staging, pakvista-prod) each connected to the TL's Docker Hub image. Copy each deploy hook URL and store it in the correct GitHub Environment secret.</w:t>
+        <w:t>Create three Render Web Services (</w:t>
+      </w:r>
+      <w:proofErr w:type="spellStart"/>
+      <w:r>
+        <w:rPr>
+          <w:color w:val="000000"/>
+        </w:rPr>
+        <w:t>pakvista</w:t>
+      </w:r>
+      <w:proofErr w:type="spellEnd"/>
+      <w:r>
+        <w:rPr>
+          <w:color w:val="000000"/>
+        </w:rPr>
+        <w:t xml:space="preserve">-dev, </w:t>
+      </w:r>
+      <w:proofErr w:type="spellStart"/>
+      <w:r>
+        <w:rPr>
+          <w:color w:val="000000"/>
+        </w:rPr>
+        <w:t>pakvista</w:t>
+      </w:r>
+      <w:proofErr w:type="spellEnd"/>
+      <w:r>
+        <w:rPr>
+          <w:color w:val="000000"/>
+        </w:rPr>
+        <w:t xml:space="preserve">-staging, </w:t>
+      </w:r>
+      <w:proofErr w:type="spellStart"/>
+      <w:proofErr w:type="gramStart"/>
+      <w:r>
+        <w:rPr>
+          <w:color w:val="000000"/>
+        </w:rPr>
+        <w:t>pakvista</w:t>
+      </w:r>
+      <w:proofErr w:type="spellEnd"/>
+      <w:proofErr w:type="gramEnd"/>
+      <w:r>
+        <w:rPr>
+          <w:color w:val="000000"/>
+        </w:rPr>
+        <w:t>-prod) each connected to the TL's Docker Hub image. Copy each deploy hook URL and store it in the correct GitHub Environment secret.</w:t>
       </w:r>
     </w:p>
     <w:p>
@@ -10085,7 +13506,21 @@
         <w:rPr>
           <w:color w:val="000000"/>
         </w:rPr>
-        <w:t>Commit the Term Project document (.docx) to the repository root.</w:t>
+        <w:t>Commit the Term Project document (.</w:t>
+      </w:r>
+      <w:proofErr w:type="spellStart"/>
+      <w:r>
+        <w:rPr>
+          <w:color w:val="000000"/>
+        </w:rPr>
+        <w:t>docx</w:t>
+      </w:r>
+      <w:proofErr w:type="spellEnd"/>
+      <w:r>
+        <w:rPr>
+          <w:color w:val="000000"/>
+        </w:rPr>
+        <w:t>) to the repository root.</w:t>
       </w:r>
     </w:p>
     <w:p>
@@ -10101,7 +13536,21 @@
         <w:rPr>
           <w:color w:val="000000"/>
         </w:rPr>
-        <w:t>Set up the initial repository structure: commit style.css, the Dockerfile, and a skeleton index.html (Home / Welcome page).</w:t>
+        <w:t xml:space="preserve">Set up the initial repository structure: commit style.css, the </w:t>
+      </w:r>
+      <w:proofErr w:type="spellStart"/>
+      <w:r>
+        <w:rPr>
+          <w:color w:val="000000"/>
+        </w:rPr>
+        <w:t>Dockerfile</w:t>
+      </w:r>
+      <w:proofErr w:type="spellEnd"/>
+      <w:r>
+        <w:rPr>
+          <w:color w:val="000000"/>
+        </w:rPr>
+        <w:t>, and a skeleton index.html (Home / Welcome page).</w:t>
       </w:r>
     </w:p>
     <w:p>
@@ -10117,7 +13566,21 @@
         <w:rPr>
           <w:color w:val="000000"/>
         </w:rPr>
-        <w:t>Author all six workflow files OR author the workflow files not assigned to team members (per Table 3). Verify each is syntactically valid YAML before committing.</w:t>
+        <w:t xml:space="preserve">Author all </w:t>
+      </w:r>
+      <w:proofErr w:type="gramStart"/>
+      <w:r>
+        <w:rPr>
+          <w:color w:val="000000"/>
+        </w:rPr>
+        <w:t>six workflow</w:t>
+      </w:r>
+      <w:proofErr w:type="gramEnd"/>
+      <w:r>
+        <w:rPr>
+          <w:color w:val="000000"/>
+        </w:rPr>
+        <w:t xml:space="preserve"> files OR author the workflow files not assigned to team members (per Table 3). Verify each is syntactically valid YAML before committing.</w:t>
       </w:r>
     </w:p>
     <w:p>
@@ -10150,7 +13613,21 @@
           <w:color w:val="000000"/>
         </w:rPr>
         <w:lastRenderedPageBreak/>
-        <w:t>After all five PRs are merged into develop, promote the changes: open a PR from develop → staging, merge it; then from staging → main, merge it. Verify the CI and CD pipelines fire correctly for each promotion.</w:t>
+        <w:t xml:space="preserve">After all five PRs are merged into develop, promote the </w:t>
+      </w:r>
+      <w:proofErr w:type="gramStart"/>
+      <w:r>
+        <w:rPr>
+          <w:color w:val="000000"/>
+        </w:rPr>
+        <w:t>changes:</w:t>
+      </w:r>
+      <w:proofErr w:type="gramEnd"/>
+      <w:r>
+        <w:rPr>
+          <w:color w:val="000000"/>
+        </w:rPr>
+        <w:t xml:space="preserve"> open a PR from develop → staging, merge it; then from staging → main, merge it. Verify the CI and CD pipelines fire correctly for each promotion.</w:t>
       </w:r>
     </w:p>
     <w:p/>
@@ -10158,8 +13635,13 @@
       <w:pPr>
         <w:pStyle w:val="Heading2"/>
       </w:pPr>
-      <w:r>
-        <w:t>13.2  Each Team Member's Individual Tasks</w:t>
+      <w:proofErr w:type="gramStart"/>
+      <w:r>
+        <w:t>13.2  Each</w:t>
+      </w:r>
+      <w:proofErr w:type="gramEnd"/>
+      <w:r>
+        <w:t xml:space="preserve"> Team Member's Individual Tasks</w:t>
       </w:r>
     </w:p>
     <w:p>
@@ -10175,7 +13657,21 @@
         <w:rPr>
           <w:color w:val="000000"/>
         </w:rPr>
-        <w:t>Create a personal feature branch from develop using the convention: feature/&lt;github-username&gt;/&lt;page-name&gt;.</w:t>
+        <w:t>Create a personal feature branch from develop using the convention: feature/&lt;</w:t>
+      </w:r>
+      <w:proofErr w:type="spellStart"/>
+      <w:r>
+        <w:rPr>
+          <w:color w:val="000000"/>
+        </w:rPr>
+        <w:t>github</w:t>
+      </w:r>
+      <w:proofErr w:type="spellEnd"/>
+      <w:r>
+        <w:rPr>
+          <w:color w:val="000000"/>
+        </w:rPr>
+        <w:t>-username&gt;/&lt;page-name&gt;.</w:t>
       </w:r>
     </w:p>
     <w:p>
@@ -10207,7 +13703,21 @@
         <w:rPr>
           <w:color w:val="000000"/>
         </w:rPr>
-        <w:t>Author the assigned workflow file (Table 3) in .github/workflows/. The workflow must be syntactically correct, well-commented YAML.</w:t>
+        <w:t>Author the assigned workflow file (Table 3) in .</w:t>
+      </w:r>
+      <w:proofErr w:type="spellStart"/>
+      <w:r>
+        <w:rPr>
+          <w:color w:val="000000"/>
+        </w:rPr>
+        <w:t>github</w:t>
+      </w:r>
+      <w:proofErr w:type="spellEnd"/>
+      <w:r>
+        <w:rPr>
+          <w:color w:val="000000"/>
+        </w:rPr>
+        <w:t>/workflows/. The workflow must be syntactically correct, well-commented YAML.</w:t>
       </w:r>
     </w:p>
     <w:p>
@@ -10239,7 +13749,21 @@
         <w:rPr>
           <w:color w:val="000000"/>
         </w:rPr>
-        <w:t>Open a Pull Request targeting the develop branch with a meaningful PR description. Verify the CI workflow (ci-dev.yml) fires and all steps pass.</w:t>
+        <w:t>Open a Pull Request targeting the develop branch with a meaningful PR description. Verify the CI workflow (ci-</w:t>
+      </w:r>
+      <w:proofErr w:type="spellStart"/>
+      <w:r>
+        <w:rPr>
+          <w:color w:val="000000"/>
+        </w:rPr>
+        <w:t>dev.yml</w:t>
+      </w:r>
+      <w:proofErr w:type="spellEnd"/>
+      <w:r>
+        <w:rPr>
+          <w:color w:val="000000"/>
+        </w:rPr>
+        <w:t>) fires and all steps pass.</w:t>
       </w:r>
     </w:p>
     <w:p>
@@ -10255,7 +13779,35 @@
         <w:rPr>
           <w:color w:val="000000"/>
         </w:rPr>
-        <w:t>After the Team Lead reviews and approves the PR, confirm the PR is merged and the CD workflow (cd-dev.yml) fires automatically.</w:t>
+        <w:t xml:space="preserve">After the Team Lead reviews and approves the PR, confirm the PR </w:t>
+      </w:r>
+      <w:proofErr w:type="gramStart"/>
+      <w:r>
+        <w:rPr>
+          <w:color w:val="000000"/>
+        </w:rPr>
+        <w:t>is merged</w:t>
+      </w:r>
+      <w:proofErr w:type="gramEnd"/>
+      <w:r>
+        <w:rPr>
+          <w:color w:val="000000"/>
+        </w:rPr>
+        <w:t xml:space="preserve"> and the CD workflow (cd-</w:t>
+      </w:r>
+      <w:proofErr w:type="spellStart"/>
+      <w:r>
+        <w:rPr>
+          <w:color w:val="000000"/>
+        </w:rPr>
+        <w:t>dev.yml</w:t>
+      </w:r>
+      <w:proofErr w:type="spellEnd"/>
+      <w:r>
+        <w:rPr>
+          <w:color w:val="000000"/>
+        </w:rPr>
+        <w:t>) fires automatically.</w:t>
       </w:r>
     </w:p>
     <w:p>
@@ -10271,7 +13823,21 @@
         <w:rPr>
           <w:color w:val="000000"/>
         </w:rPr>
-        <w:t>Verify the live PakVista Development site on Render reflects the newly added page.</w:t>
+        <w:t xml:space="preserve">Verify the live </w:t>
+      </w:r>
+      <w:proofErr w:type="spellStart"/>
+      <w:r>
+        <w:rPr>
+          <w:color w:val="000000"/>
+        </w:rPr>
+        <w:t>PakVista</w:t>
+      </w:r>
+      <w:proofErr w:type="spellEnd"/>
+      <w:r>
+        <w:rPr>
+          <w:color w:val="000000"/>
+        </w:rPr>
+        <w:t xml:space="preserve"> Development site on Render reflects the newly added page.</w:t>
       </w:r>
     </w:p>
     <w:p>
@@ -10378,6 +13944,7 @@
             <w:pPr>
               <w:jc w:val="center"/>
             </w:pPr>
+            <w:proofErr w:type="spellStart"/>
             <w:r>
               <w:rPr>
                 <w:b/>
@@ -10386,7 +13953,18 @@
                 <w:sz w:val="20"/>
                 <w:szCs w:val="20"/>
               </w:rPr>
-              <w:t>Sr #</w:t>
+              <w:t>Sr</w:t>
+            </w:r>
+            <w:proofErr w:type="spellEnd"/>
+            <w:r>
+              <w:rPr>
+                <w:b/>
+                <w:bCs/>
+                <w:color w:val="FFFFFF"/>
+                <w:sz w:val="20"/>
+                <w:szCs w:val="20"/>
+              </w:rPr>
+              <w:t xml:space="preserve"> #</w:t>
             </w:r>
           </w:p>
         </w:tc>
@@ -10585,7 +14163,25 @@
                 <w:sz w:val="20"/>
                 <w:szCs w:val="20"/>
               </w:rPr>
-              <w:t>Create a new GitHub repository from scratch (pakvista-cicd or team-agreed name). Do NOT reuse any previous assignment repository.</w:t>
+              <w:t>Create a new GitHub repository from scratch (</w:t>
+            </w:r>
+            <w:proofErr w:type="spellStart"/>
+            <w:r>
+              <w:rPr>
+                <w:color w:val="000000"/>
+                <w:sz w:val="20"/>
+                <w:szCs w:val="20"/>
+              </w:rPr>
+              <w:t>pakvista-cicd</w:t>
+            </w:r>
+            <w:proofErr w:type="spellEnd"/>
+            <w:r>
+              <w:rPr>
+                <w:color w:val="000000"/>
+                <w:sz w:val="20"/>
+                <w:szCs w:val="20"/>
+              </w:rPr>
+              <w:t xml:space="preserve"> or team-agreed name). Do NOT reuse any previous assignment repository.</w:t>
             </w:r>
           </w:p>
         </w:tc>
@@ -11039,7 +14635,25 @@
                 <w:sz w:val="20"/>
                 <w:szCs w:val="20"/>
               </w:rPr>
-              <w:t>Configure three environment-level secrets: RENDER_DEPLOY_HOOK_DEV_URL, RENDER_DEPLOY_HOOK_STAGING_URL, RENDER_DEPLOY_HOOK_PROD_URL inside their respective GitHub Environments.</w:t>
+              <w:t xml:space="preserve">Configure three environment-level secrets: RENDER_DEPLOY_HOOK_DEV_URL, RENDER_DEPLOY_HOOK_STAGING_URL, </w:t>
+            </w:r>
+            <w:proofErr w:type="gramStart"/>
+            <w:r>
+              <w:rPr>
+                <w:color w:val="000000"/>
+                <w:sz w:val="20"/>
+                <w:szCs w:val="20"/>
+              </w:rPr>
+              <w:t>RENDER</w:t>
+            </w:r>
+            <w:proofErr w:type="gramEnd"/>
+            <w:r>
+              <w:rPr>
+                <w:color w:val="000000"/>
+                <w:sz w:val="20"/>
+                <w:szCs w:val="20"/>
+              </w:rPr>
+              <w:t>_DEPLOY_HOOK_PROD_URL inside their respective GitHub Environments.</w:t>
             </w:r>
           </w:p>
         </w:tc>
@@ -11201,7 +14815,29 @@
                 <w:sz w:val="21"/>
                 <w:szCs w:val="21"/>
               </w:rPr>
-              <w:t>HTML Page Development (Full Git &amp; GitHub Flow)</w:t>
+              <w:t xml:space="preserve">HTML Page Development (Full </w:t>
+            </w:r>
+            <w:proofErr w:type="spellStart"/>
+            <w:r>
+              <w:rPr>
+                <w:b/>
+                <w:bCs/>
+                <w:color w:val="1F3864"/>
+                <w:sz w:val="21"/>
+                <w:szCs w:val="21"/>
+              </w:rPr>
+              <w:t>Git</w:t>
+            </w:r>
+            <w:proofErr w:type="spellEnd"/>
+            <w:r>
+              <w:rPr>
+                <w:b/>
+                <w:bCs/>
+                <w:color w:val="1F3864"/>
+                <w:sz w:val="21"/>
+                <w:szCs w:val="21"/>
+              </w:rPr>
+              <w:t xml:space="preserve"> &amp; GitHub Flow)</w:t>
             </w:r>
           </w:p>
         </w:tc>
@@ -11658,13 +15294,51 @@
             <w:vAlign w:val="center"/>
           </w:tcPr>
           <w:p>
-            <w:r>
-              <w:rPr>
-                <w:color w:val="000000"/>
-                <w:sz w:val="20"/>
-                <w:szCs w:val="20"/>
-              </w:rPr>
-              <w:t>ci-dev.yml: correct pull_request trigger targeting develop, all five mandatory steps present and correctly configured.</w:t>
+            <w:proofErr w:type="gramStart"/>
+            <w:r>
+              <w:rPr>
+                <w:color w:val="000000"/>
+                <w:sz w:val="20"/>
+                <w:szCs w:val="20"/>
+              </w:rPr>
+              <w:t>ci-</w:t>
+            </w:r>
+            <w:proofErr w:type="spellStart"/>
+            <w:r>
+              <w:rPr>
+                <w:color w:val="000000"/>
+                <w:sz w:val="20"/>
+                <w:szCs w:val="20"/>
+              </w:rPr>
+              <w:t>dev.yml</w:t>
+            </w:r>
+            <w:proofErr w:type="spellEnd"/>
+            <w:proofErr w:type="gramEnd"/>
+            <w:r>
+              <w:rPr>
+                <w:color w:val="000000"/>
+                <w:sz w:val="20"/>
+                <w:szCs w:val="20"/>
+              </w:rPr>
+              <w:t xml:space="preserve">: correct </w:t>
+            </w:r>
+            <w:proofErr w:type="spellStart"/>
+            <w:r>
+              <w:rPr>
+                <w:color w:val="000000"/>
+                <w:sz w:val="20"/>
+                <w:szCs w:val="20"/>
+              </w:rPr>
+              <w:t>pull_request</w:t>
+            </w:r>
+            <w:proofErr w:type="spellEnd"/>
+            <w:r>
+              <w:rPr>
+                <w:color w:val="000000"/>
+                <w:sz w:val="20"/>
+                <w:szCs w:val="20"/>
+              </w:rPr>
+              <w:t xml:space="preserve"> trigger targeting develop, all five mandatory steps present and correctly configured.</w:t>
             </w:r>
           </w:p>
         </w:tc>
@@ -11755,13 +15429,69 @@
             <w:vAlign w:val="center"/>
           </w:tcPr>
           <w:p>
-            <w:r>
-              <w:rPr>
-                <w:color w:val="000000"/>
-                <w:sz w:val="20"/>
-                <w:szCs w:val="20"/>
-              </w:rPr>
-              <w:t>ci-staging.yml: correct pull_request trigger targeting staging, environment-specific image tags (:staging-latest, :staging-&lt;sha&gt;), push to Docker Hub succeeds.</w:t>
+            <w:proofErr w:type="gramStart"/>
+            <w:r>
+              <w:rPr>
+                <w:color w:val="000000"/>
+                <w:sz w:val="20"/>
+                <w:szCs w:val="20"/>
+              </w:rPr>
+              <w:t>ci-</w:t>
+            </w:r>
+            <w:proofErr w:type="spellStart"/>
+            <w:r>
+              <w:rPr>
+                <w:color w:val="000000"/>
+                <w:sz w:val="20"/>
+                <w:szCs w:val="20"/>
+              </w:rPr>
+              <w:t>staging.yml</w:t>
+            </w:r>
+            <w:proofErr w:type="spellEnd"/>
+            <w:proofErr w:type="gramEnd"/>
+            <w:r>
+              <w:rPr>
+                <w:color w:val="000000"/>
+                <w:sz w:val="20"/>
+                <w:szCs w:val="20"/>
+              </w:rPr>
+              <w:t xml:space="preserve">: correct </w:t>
+            </w:r>
+            <w:proofErr w:type="spellStart"/>
+            <w:r>
+              <w:rPr>
+                <w:color w:val="000000"/>
+                <w:sz w:val="20"/>
+                <w:szCs w:val="20"/>
+              </w:rPr>
+              <w:t>pull_request</w:t>
+            </w:r>
+            <w:proofErr w:type="spellEnd"/>
+            <w:r>
+              <w:rPr>
+                <w:color w:val="000000"/>
+                <w:sz w:val="20"/>
+                <w:szCs w:val="20"/>
+              </w:rPr>
+              <w:t xml:space="preserve"> trigger targeting staging, environment-specific image tags (:staging-latest, :staging-&lt;</w:t>
+            </w:r>
+            <w:proofErr w:type="spellStart"/>
+            <w:r>
+              <w:rPr>
+                <w:color w:val="000000"/>
+                <w:sz w:val="20"/>
+                <w:szCs w:val="20"/>
+              </w:rPr>
+              <w:t>sha</w:t>
+            </w:r>
+            <w:proofErr w:type="spellEnd"/>
+            <w:r>
+              <w:rPr>
+                <w:color w:val="000000"/>
+                <w:sz w:val="20"/>
+                <w:szCs w:val="20"/>
+              </w:rPr>
+              <w:t>&gt;), push to Docker Hub succeeds.</w:t>
             </w:r>
           </w:p>
         </w:tc>
@@ -11852,13 +15582,69 @@
             <w:vAlign w:val="center"/>
           </w:tcPr>
           <w:p>
-            <w:r>
-              <w:rPr>
-                <w:color w:val="000000"/>
-                <w:sz w:val="20"/>
-                <w:szCs w:val="20"/>
-              </w:rPr>
-              <w:t>ci-prod.yml: correct pull_request trigger targeting main, environment-specific image tags (:prod-latest, :prod-&lt;sha&gt;), push to Docker Hub succeeds.</w:t>
+            <w:proofErr w:type="gramStart"/>
+            <w:r>
+              <w:rPr>
+                <w:color w:val="000000"/>
+                <w:sz w:val="20"/>
+                <w:szCs w:val="20"/>
+              </w:rPr>
+              <w:t>ci-</w:t>
+            </w:r>
+            <w:proofErr w:type="spellStart"/>
+            <w:r>
+              <w:rPr>
+                <w:color w:val="000000"/>
+                <w:sz w:val="20"/>
+                <w:szCs w:val="20"/>
+              </w:rPr>
+              <w:t>prod.yml</w:t>
+            </w:r>
+            <w:proofErr w:type="spellEnd"/>
+            <w:proofErr w:type="gramEnd"/>
+            <w:r>
+              <w:rPr>
+                <w:color w:val="000000"/>
+                <w:sz w:val="20"/>
+                <w:szCs w:val="20"/>
+              </w:rPr>
+              <w:t xml:space="preserve">: correct </w:t>
+            </w:r>
+            <w:proofErr w:type="spellStart"/>
+            <w:r>
+              <w:rPr>
+                <w:color w:val="000000"/>
+                <w:sz w:val="20"/>
+                <w:szCs w:val="20"/>
+              </w:rPr>
+              <w:t>pull_request</w:t>
+            </w:r>
+            <w:proofErr w:type="spellEnd"/>
+            <w:r>
+              <w:rPr>
+                <w:color w:val="000000"/>
+                <w:sz w:val="20"/>
+                <w:szCs w:val="20"/>
+              </w:rPr>
+              <w:t xml:space="preserve"> trigger targeting main, environment-specific image tags (:prod-latest, :prod-&lt;</w:t>
+            </w:r>
+            <w:proofErr w:type="spellStart"/>
+            <w:r>
+              <w:rPr>
+                <w:color w:val="000000"/>
+                <w:sz w:val="20"/>
+                <w:szCs w:val="20"/>
+              </w:rPr>
+              <w:t>sha</w:t>
+            </w:r>
+            <w:proofErr w:type="spellEnd"/>
+            <w:r>
+              <w:rPr>
+                <w:color w:val="000000"/>
+                <w:sz w:val="20"/>
+                <w:szCs w:val="20"/>
+              </w:rPr>
+              <w:t>&gt;), push to Docker Hub succeeds.</w:t>
             </w:r>
           </w:p>
         </w:tc>
@@ -12016,13 +15802,33 @@
             <w:vAlign w:val="center"/>
           </w:tcPr>
           <w:p>
-            <w:r>
-              <w:rPr>
-                <w:color w:val="000000"/>
-                <w:sz w:val="20"/>
-                <w:szCs w:val="20"/>
-              </w:rPr>
-              <w:t>cd-dev.yml: correct push trigger on develop, declares environment: development, curl POST to RENDER_DEPLOY_HOOK_DEV_URL, echo confirmation.</w:t>
+            <w:proofErr w:type="gramStart"/>
+            <w:r>
+              <w:rPr>
+                <w:color w:val="000000"/>
+                <w:sz w:val="20"/>
+                <w:szCs w:val="20"/>
+              </w:rPr>
+              <w:t>cd-</w:t>
+            </w:r>
+            <w:proofErr w:type="spellStart"/>
+            <w:r>
+              <w:rPr>
+                <w:color w:val="000000"/>
+                <w:sz w:val="20"/>
+                <w:szCs w:val="20"/>
+              </w:rPr>
+              <w:t>dev.yml</w:t>
+            </w:r>
+            <w:proofErr w:type="spellEnd"/>
+            <w:proofErr w:type="gramEnd"/>
+            <w:r>
+              <w:rPr>
+                <w:color w:val="000000"/>
+                <w:sz w:val="20"/>
+                <w:szCs w:val="20"/>
+              </w:rPr>
+              <w:t>: correct push trigger on develop, declares environment: development, curl POST to RENDER_DEPLOY_HOOK_DEV_URL, echo confirmation.</w:t>
             </w:r>
           </w:p>
         </w:tc>
@@ -12113,13 +15919,33 @@
             <w:vAlign w:val="center"/>
           </w:tcPr>
           <w:p>
-            <w:r>
-              <w:rPr>
-                <w:color w:val="000000"/>
-                <w:sz w:val="20"/>
-                <w:szCs w:val="20"/>
-              </w:rPr>
-              <w:t>cd-staging.yml: correct push trigger on staging, declares environment: staging, curl POST to RENDER_DEPLOY_HOOK_STAGING_URL, echo confirmation.</w:t>
+            <w:proofErr w:type="gramStart"/>
+            <w:r>
+              <w:rPr>
+                <w:color w:val="000000"/>
+                <w:sz w:val="20"/>
+                <w:szCs w:val="20"/>
+              </w:rPr>
+              <w:t>cd-</w:t>
+            </w:r>
+            <w:proofErr w:type="spellStart"/>
+            <w:r>
+              <w:rPr>
+                <w:color w:val="000000"/>
+                <w:sz w:val="20"/>
+                <w:szCs w:val="20"/>
+              </w:rPr>
+              <w:t>staging.yml</w:t>
+            </w:r>
+            <w:proofErr w:type="spellEnd"/>
+            <w:proofErr w:type="gramEnd"/>
+            <w:r>
+              <w:rPr>
+                <w:color w:val="000000"/>
+                <w:sz w:val="20"/>
+                <w:szCs w:val="20"/>
+              </w:rPr>
+              <w:t>: correct push trigger on staging, declares environment: staging, curl POST to RENDER_DEPLOY_HOOK_STAGING_URL, echo confirmation.</w:t>
             </w:r>
           </w:p>
         </w:tc>
@@ -12210,13 +16036,51 @@
             <w:vAlign w:val="center"/>
           </w:tcPr>
           <w:p>
-            <w:r>
-              <w:rPr>
-                <w:color w:val="000000"/>
-                <w:sz w:val="20"/>
-                <w:szCs w:val="20"/>
-              </w:rPr>
-              <w:t>cd-prod.yml: correct push trigger on main, declares environment: production, curl POST to RENDER_DEPLOY_HOOK_PROD_URL, echo confirmation. Live production PakVista on Render displays all five pages.</w:t>
+            <w:proofErr w:type="gramStart"/>
+            <w:r>
+              <w:rPr>
+                <w:color w:val="000000"/>
+                <w:sz w:val="20"/>
+                <w:szCs w:val="20"/>
+              </w:rPr>
+              <w:t>cd-</w:t>
+            </w:r>
+            <w:proofErr w:type="spellStart"/>
+            <w:r>
+              <w:rPr>
+                <w:color w:val="000000"/>
+                <w:sz w:val="20"/>
+                <w:szCs w:val="20"/>
+              </w:rPr>
+              <w:t>prod.yml</w:t>
+            </w:r>
+            <w:proofErr w:type="spellEnd"/>
+            <w:proofErr w:type="gramEnd"/>
+            <w:r>
+              <w:rPr>
+                <w:color w:val="000000"/>
+                <w:sz w:val="20"/>
+                <w:szCs w:val="20"/>
+              </w:rPr>
+              <w:t xml:space="preserve">: correct push trigger on main, declares environment: production, curl POST to RENDER_DEPLOY_HOOK_PROD_URL, echo confirmation. Live production </w:t>
+            </w:r>
+            <w:proofErr w:type="spellStart"/>
+            <w:r>
+              <w:rPr>
+                <w:color w:val="000000"/>
+                <w:sz w:val="20"/>
+                <w:szCs w:val="20"/>
+              </w:rPr>
+              <w:t>PakVista</w:t>
+            </w:r>
+            <w:proofErr w:type="spellEnd"/>
+            <w:r>
+              <w:rPr>
+                <w:color w:val="000000"/>
+                <w:sz w:val="20"/>
+                <w:szCs w:val="20"/>
+              </w:rPr>
+              <w:t xml:space="preserve"> on Render displays all five pages.</w:t>
             </w:r>
           </w:p>
         </w:tc>
@@ -12687,7 +16551,21 @@
         <w:rPr>
           <w:color w:val="000000"/>
         </w:rPr>
-        <w:t>Screenshot 2: Each member's CI workflow run (ci-dev.yml) triggered by their individual PR – all steps green. One screenshot per member or a combined view showing all members' runs.</w:t>
+        <w:t>Screenshot 2: Each member's CI workflow run (ci-</w:t>
+      </w:r>
+      <w:proofErr w:type="spellStart"/>
+      <w:r>
+        <w:rPr>
+          <w:color w:val="000000"/>
+        </w:rPr>
+        <w:t>dev.yml</w:t>
+      </w:r>
+      <w:proofErr w:type="spellEnd"/>
+      <w:r>
+        <w:rPr>
+          <w:color w:val="000000"/>
+        </w:rPr>
+        <w:t>) triggered by their individual PR – all steps green. One screenshot per member or a combined view showing all members' runs.</w:t>
       </w:r>
     </w:p>
     <w:p>
@@ -12703,7 +16581,21 @@
         <w:rPr>
           <w:color w:val="000000"/>
         </w:rPr>
-        <w:t>Screenshot 3: Docker Hub repository page showing pushed images with all correct environment-specific tags (dev-latest, staging-latest, prod-latest, along with SHA-tagged variants).</w:t>
+        <w:t xml:space="preserve">Screenshot 3: Docker Hub repository page showing pushed images with all correct environment-specific tags (dev-latest, staging-latest, </w:t>
+      </w:r>
+      <w:proofErr w:type="gramStart"/>
+      <w:r>
+        <w:rPr>
+          <w:color w:val="000000"/>
+        </w:rPr>
+        <w:t>prod</w:t>
+      </w:r>
+      <w:proofErr w:type="gramEnd"/>
+      <w:r>
+        <w:rPr>
+          <w:color w:val="000000"/>
+        </w:rPr>
+        <w:t>-latest, along with SHA-tagged variants).</w:t>
       </w:r>
     </w:p>
     <w:p>
@@ -12719,7 +16611,49 @@
         <w:rPr>
           <w:color w:val="000000"/>
         </w:rPr>
-        <w:t>Screenshot 4: All three CD workflow runs (cd-dev.yml, cd-staging.yml, cd-prod.yml) – deploy step completed and confirmation echo visible.</w:t>
+        <w:t>Screenshot 4: All three CD workflow runs (cd-</w:t>
+      </w:r>
+      <w:proofErr w:type="spellStart"/>
+      <w:r>
+        <w:rPr>
+          <w:color w:val="000000"/>
+        </w:rPr>
+        <w:t>dev.yml</w:t>
+      </w:r>
+      <w:proofErr w:type="spellEnd"/>
+      <w:r>
+        <w:rPr>
+          <w:color w:val="000000"/>
+        </w:rPr>
+        <w:t>, cd-</w:t>
+      </w:r>
+      <w:proofErr w:type="spellStart"/>
+      <w:r>
+        <w:rPr>
+          <w:color w:val="000000"/>
+        </w:rPr>
+        <w:t>staging.yml</w:t>
+      </w:r>
+      <w:proofErr w:type="spellEnd"/>
+      <w:r>
+        <w:rPr>
+          <w:color w:val="000000"/>
+        </w:rPr>
+        <w:t>, cd-</w:t>
+      </w:r>
+      <w:proofErr w:type="spellStart"/>
+      <w:r>
+        <w:rPr>
+          <w:color w:val="000000"/>
+        </w:rPr>
+        <w:t>prod.yml</w:t>
+      </w:r>
+      <w:proofErr w:type="spellEnd"/>
+      <w:r>
+        <w:rPr>
+          <w:color w:val="000000"/>
+        </w:rPr>
+        <w:t>) – deploy step completed and confirmation echo visible.</w:t>
       </w:r>
     </w:p>
     <w:p>
@@ -12735,7 +16669,21 @@
         <w:rPr>
           <w:color w:val="000000"/>
         </w:rPr>
-        <w:t>Screenshot 5: Live PakVista site on each of the three Render services showing all five pages are accessible (three screenshots total, one per environment).</w:t>
+        <w:t xml:space="preserve">Screenshot 5: Live </w:t>
+      </w:r>
+      <w:proofErr w:type="spellStart"/>
+      <w:r>
+        <w:rPr>
+          <w:color w:val="000000"/>
+        </w:rPr>
+        <w:t>PakVista</w:t>
+      </w:r>
+      <w:proofErr w:type="spellEnd"/>
+      <w:r>
+        <w:rPr>
+          <w:color w:val="000000"/>
+        </w:rPr>
+        <w:t xml:space="preserve"> site on each of the three Render services showing all five pages are accessible (three screenshots total, one per environment).</w:t>
       </w:r>
     </w:p>
     <w:p>
@@ -12751,7 +16699,21 @@
         <w:rPr>
           <w:color w:val="000000"/>
         </w:rPr>
-        <w:t>Screenshot 6: The Term Project .docx file visible in the GitHub repository file listing.</w:t>
+        <w:t>Screenshot 6: The Term Project .</w:t>
+      </w:r>
+      <w:proofErr w:type="spellStart"/>
+      <w:r>
+        <w:rPr>
+          <w:color w:val="000000"/>
+        </w:rPr>
+        <w:t>docx</w:t>
+      </w:r>
+      <w:proofErr w:type="spellEnd"/>
+      <w:r>
+        <w:rPr>
+          <w:color w:val="000000"/>
+        </w:rPr>
+        <w:t xml:space="preserve"> file visible in the GitHub repository file listing.</w:t>
       </w:r>
     </w:p>
     <w:p>
@@ -12767,7 +16729,21 @@
         <w:rPr>
           <w:color w:val="000000"/>
         </w:rPr>
-        <w:t>Individual Reflection: Each team member must write 4–5 lines on what they learnt and any challenges they faced, especially regarding authoring a GitHub Actions workflow file and building their HTML page.</w:t>
+        <w:t xml:space="preserve">Individual Reflection: Each team member must write 4–5 lines </w:t>
+      </w:r>
+      <w:proofErr w:type="gramStart"/>
+      <w:r>
+        <w:rPr>
+          <w:color w:val="000000"/>
+        </w:rPr>
+        <w:t>on what they learnt and any challenges they faced, especially regarding authoring a GitHub Actions workflow file and building their HTML page</w:t>
+      </w:r>
+      <w:proofErr w:type="gramEnd"/>
+      <w:r>
+        <w:rPr>
+          <w:color w:val="000000"/>
+        </w:rPr>
+        <w:t>.</w:t>
       </w:r>
     </w:p>
     <w:p/>
@@ -12809,8 +16785,8 @@
         <w:tblLook w:val="04A0" w:firstRow="1" w:lastRow="0" w:firstColumn="1" w:lastColumn="0" w:noHBand="0" w:noVBand="1"/>
       </w:tblPr>
       <w:tblGrid>
-        <w:gridCol w:w="3200"/>
-        <w:gridCol w:w="6160"/>
+        <w:gridCol w:w="1378"/>
+        <w:gridCol w:w="8700"/>
       </w:tblGrid>
       <w:tr>
         <w:tc>
@@ -12933,6 +16909,632 @@
           </w:tcPr>
           <w:p>
             <w:r>
+              <w:drawing>
+                <wp:inline distT="0" distB="0" distL="0" distR="0" wp14:anchorId="1E66F523" wp14:editId="047D2AD1">
+                  <wp:extent cx="5283200" cy="2352282"/>
+                  <wp:effectExtent l="0" t="0" r="0" b="0"/>
+                  <wp:docPr id="1" name="Picture 1"/>
+                  <wp:cNvGraphicFramePr>
+                    <a:graphicFrameLocks xmlns:a="http://schemas.openxmlformats.org/drawingml/2006/main" noChangeAspect="1"/>
+                  </wp:cNvGraphicFramePr>
+                  <a:graphic xmlns:a="http://schemas.openxmlformats.org/drawingml/2006/main">
+                    <a:graphicData uri="http://schemas.openxmlformats.org/drawingml/2006/picture">
+                      <pic:pic xmlns:pic="http://schemas.openxmlformats.org/drawingml/2006/picture">
+                        <pic:nvPicPr>
+                          <pic:cNvPr id="1" name=""/>
+                          <pic:cNvPicPr/>
+                        </pic:nvPicPr>
+                        <pic:blipFill>
+                          <a:blip r:embed="rId7"/>
+                          <a:stretch>
+                            <a:fillRect/>
+                          </a:stretch>
+                        </pic:blipFill>
+                        <pic:spPr>
+                          <a:xfrm>
+                            <a:off x="0" y="0"/>
+                            <a:ext cx="5298638" cy="2359156"/>
+                          </a:xfrm>
+                          <a:prstGeom prst="rect">
+                            <a:avLst/>
+                          </a:prstGeom>
+                        </pic:spPr>
+                      </pic:pic>
+                    </a:graphicData>
+                  </a:graphic>
+                </wp:inline>
+              </w:drawing>
+            </w:r>
+          </w:p>
+          <w:p>
+            <w:r>
+              <w:lastRenderedPageBreak/>
+              <w:drawing>
+                <wp:inline distT="0" distB="0" distL="0" distR="0" wp14:anchorId="6CDB2A16" wp14:editId="6F81EE5E">
+                  <wp:extent cx="5283200" cy="2806176"/>
+                  <wp:effectExtent l="0" t="0" r="0" b="0"/>
+                  <wp:docPr id="2" name="Picture 2"/>
+                  <wp:cNvGraphicFramePr>
+                    <a:graphicFrameLocks xmlns:a="http://schemas.openxmlformats.org/drawingml/2006/main" noChangeAspect="1"/>
+                  </wp:cNvGraphicFramePr>
+                  <a:graphic xmlns:a="http://schemas.openxmlformats.org/drawingml/2006/main">
+                    <a:graphicData uri="http://schemas.openxmlformats.org/drawingml/2006/picture">
+                      <pic:pic xmlns:pic="http://schemas.openxmlformats.org/drawingml/2006/picture">
+                        <pic:nvPicPr>
+                          <pic:cNvPr id="1" name=""/>
+                          <pic:cNvPicPr/>
+                        </pic:nvPicPr>
+                        <pic:blipFill>
+                          <a:blip r:embed="rId8"/>
+                          <a:stretch>
+                            <a:fillRect/>
+                          </a:stretch>
+                        </pic:blipFill>
+                        <pic:spPr>
+                          <a:xfrm>
+                            <a:off x="0" y="0"/>
+                            <a:ext cx="5295801" cy="2812869"/>
+                          </a:xfrm>
+                          <a:prstGeom prst="rect">
+                            <a:avLst/>
+                          </a:prstGeom>
+                        </pic:spPr>
+                      </pic:pic>
+                    </a:graphicData>
+                  </a:graphic>
+                </wp:inline>
+              </w:drawing>
+            </w:r>
+          </w:p>
+        </w:tc>
+      </w:tr>
+      <w:tr>
+        <w:tc>
+          <w:tcPr>
+            <w:tcW w:w="3200" w:type="dxa"/>
+            <w:tcBorders>
+              <w:top w:val="single" w:sz="1" w:space="0" w:color="AAAAAA"/>
+              <w:left w:val="single" w:sz="1" w:space="0" w:color="AAAAAA"/>
+              <w:bottom w:val="single" w:sz="1" w:space="0" w:color="AAAAAA"/>
+              <w:right w:val="single" w:sz="1" w:space="0" w:color="AAAAAA"/>
+            </w:tcBorders>
+            <w:shd w:val="clear" w:color="auto" w:fill="FFFFFF"/>
+            <w:tcMar>
+              <w:top w:w="80" w:type="dxa"/>
+              <w:left w:w="120" w:type="dxa"/>
+              <w:bottom w:w="80" w:type="dxa"/>
+              <w:right w:w="120" w:type="dxa"/>
+            </w:tcMar>
+            <w:vAlign w:val="center"/>
+          </w:tcPr>
+          <w:p>
+            <w:r>
+              <w:rPr>
+                <w:b/>
+                <w:bCs/>
+                <w:color w:val="000000"/>
+                <w:sz w:val="20"/>
+                <w:szCs w:val="20"/>
+              </w:rPr>
+              <w:lastRenderedPageBreak/>
+              <w:t>CI Workflow Runs – Triggered by each member's PR on develop (all steps green)</w:t>
+            </w:r>
+          </w:p>
+        </w:tc>
+        <w:tc>
+          <w:tcPr>
+            <w:tcW w:w="6160" w:type="dxa"/>
+            <w:tcBorders>
+              <w:top w:val="single" w:sz="1" w:space="0" w:color="AAAAAA"/>
+              <w:left w:val="single" w:sz="1" w:space="0" w:color="AAAAAA"/>
+              <w:bottom w:val="single" w:sz="1" w:space="0" w:color="AAAAAA"/>
+              <w:right w:val="single" w:sz="1" w:space="0" w:color="AAAAAA"/>
+            </w:tcBorders>
+            <w:shd w:val="clear" w:color="auto" w:fill="FFFFFF"/>
+            <w:tcMar>
+              <w:top w:w="80" w:type="dxa"/>
+              <w:left w:w="120" w:type="dxa"/>
+              <w:bottom w:w="80" w:type="dxa"/>
+              <w:right w:w="120" w:type="dxa"/>
+            </w:tcMar>
+          </w:tcPr>
+          <w:p>
+            <w:r>
+              <w:drawing>
+                <wp:inline distT="0" distB="0" distL="0" distR="0" wp14:anchorId="41F1B23D" wp14:editId="0FB5BFAF">
+                  <wp:extent cx="5219700" cy="1559696"/>
+                  <wp:effectExtent l="0" t="0" r="0" b="2540"/>
+                  <wp:docPr id="5" name="Picture 5"/>
+                  <wp:cNvGraphicFramePr>
+                    <a:graphicFrameLocks xmlns:a="http://schemas.openxmlformats.org/drawingml/2006/main" noChangeAspect="1"/>
+                  </wp:cNvGraphicFramePr>
+                  <a:graphic xmlns:a="http://schemas.openxmlformats.org/drawingml/2006/main">
+                    <a:graphicData uri="http://schemas.openxmlformats.org/drawingml/2006/picture">
+                      <pic:pic xmlns:pic="http://schemas.openxmlformats.org/drawingml/2006/picture">
+                        <pic:nvPicPr>
+                          <pic:cNvPr id="1" name=""/>
+                          <pic:cNvPicPr/>
+                        </pic:nvPicPr>
+                        <pic:blipFill>
+                          <a:blip r:embed="rId9"/>
+                          <a:stretch>
+                            <a:fillRect/>
+                          </a:stretch>
+                        </pic:blipFill>
+                        <pic:spPr>
+                          <a:xfrm>
+                            <a:off x="0" y="0"/>
+                            <a:ext cx="5221276" cy="1560167"/>
+                          </a:xfrm>
+                          <a:prstGeom prst="rect">
+                            <a:avLst/>
+                          </a:prstGeom>
+                        </pic:spPr>
+                      </pic:pic>
+                    </a:graphicData>
+                  </a:graphic>
+                </wp:inline>
+              </w:drawing>
+            </w:r>
+          </w:p>
+          <w:p>
+            <w:r>
+              <w:drawing>
+                <wp:inline distT="0" distB="0" distL="0" distR="0" wp14:anchorId="158FD4F1" wp14:editId="138AACB1">
+                  <wp:extent cx="5232400" cy="2184319"/>
+                  <wp:effectExtent l="0" t="0" r="6350" b="6985"/>
+                  <wp:docPr id="7" name="Picture 7"/>
+                  <wp:cNvGraphicFramePr>
+                    <a:graphicFrameLocks xmlns:a="http://schemas.openxmlformats.org/drawingml/2006/main" noChangeAspect="1"/>
+                  </wp:cNvGraphicFramePr>
+                  <a:graphic xmlns:a="http://schemas.openxmlformats.org/drawingml/2006/main">
+                    <a:graphicData uri="http://schemas.openxmlformats.org/drawingml/2006/picture">
+                      <pic:pic xmlns:pic="http://schemas.openxmlformats.org/drawingml/2006/picture">
+                        <pic:nvPicPr>
+                          <pic:cNvPr id="1" name=""/>
+                          <pic:cNvPicPr/>
+                        </pic:nvPicPr>
+                        <pic:blipFill>
+                          <a:blip r:embed="rId10"/>
+                          <a:stretch>
+                            <a:fillRect/>
+                          </a:stretch>
+                        </pic:blipFill>
+                        <pic:spPr>
+                          <a:xfrm>
+                            <a:off x="0" y="0"/>
+                            <a:ext cx="5250538" cy="2191891"/>
+                          </a:xfrm>
+                          <a:prstGeom prst="rect">
+                            <a:avLst/>
+                          </a:prstGeom>
+                        </pic:spPr>
+                      </pic:pic>
+                    </a:graphicData>
+                  </a:graphic>
+                </wp:inline>
+              </w:drawing>
+            </w:r>
+          </w:p>
+          <w:p>
+            <w:r>
+              <w:drawing>
+                <wp:inline distT="0" distB="0" distL="0" distR="0" wp14:anchorId="72472B6C" wp14:editId="01E0CCCA">
+                  <wp:extent cx="5238750" cy="1555514"/>
+                  <wp:effectExtent l="0" t="0" r="0" b="6985"/>
+                  <wp:docPr id="10" name="Picture 10"/>
+                  <wp:cNvGraphicFramePr>
+                    <a:graphicFrameLocks xmlns:a="http://schemas.openxmlformats.org/drawingml/2006/main" noChangeAspect="1"/>
+                  </wp:cNvGraphicFramePr>
+                  <a:graphic xmlns:a="http://schemas.openxmlformats.org/drawingml/2006/main">
+                    <a:graphicData uri="http://schemas.openxmlformats.org/drawingml/2006/picture">
+                      <pic:pic xmlns:pic="http://schemas.openxmlformats.org/drawingml/2006/picture">
+                        <pic:nvPicPr>
+                          <pic:cNvPr id="1" name=""/>
+                          <pic:cNvPicPr/>
+                        </pic:nvPicPr>
+                        <pic:blipFill>
+                          <a:blip r:embed="rId11"/>
+                          <a:stretch>
+                            <a:fillRect/>
+                          </a:stretch>
+                        </pic:blipFill>
+                        <pic:spPr>
+                          <a:xfrm>
+                            <a:off x="0" y="0"/>
+                            <a:ext cx="5256251" cy="1560710"/>
+                          </a:xfrm>
+                          <a:prstGeom prst="rect">
+                            <a:avLst/>
+                          </a:prstGeom>
+                        </pic:spPr>
+                      </pic:pic>
+                    </a:graphicData>
+                  </a:graphic>
+                </wp:inline>
+              </w:drawing>
+            </w:r>
+          </w:p>
+          <w:p/>
+          <w:p/>
+        </w:tc>
+      </w:tr>
+      <w:tr>
+        <w:tc>
+          <w:tcPr>
+            <w:tcW w:w="3200" w:type="dxa"/>
+            <w:tcBorders>
+              <w:top w:val="single" w:sz="1" w:space="0" w:color="AAAAAA"/>
+              <w:left w:val="single" w:sz="1" w:space="0" w:color="AAAAAA"/>
+              <w:bottom w:val="single" w:sz="1" w:space="0" w:color="AAAAAA"/>
+              <w:right w:val="single" w:sz="1" w:space="0" w:color="AAAAAA"/>
+            </w:tcBorders>
+            <w:shd w:val="clear" w:color="auto" w:fill="EBF3FA"/>
+            <w:tcMar>
+              <w:top w:w="80" w:type="dxa"/>
+              <w:left w:w="120" w:type="dxa"/>
+              <w:bottom w:w="80" w:type="dxa"/>
+              <w:right w:w="120" w:type="dxa"/>
+            </w:tcMar>
+            <w:vAlign w:val="center"/>
+          </w:tcPr>
+          <w:p>
+            <w:r>
+              <w:rPr>
+                <w:b/>
+                <w:bCs/>
+                <w:color w:val="000000"/>
+                <w:sz w:val="20"/>
+                <w:szCs w:val="20"/>
+              </w:rPr>
+              <w:lastRenderedPageBreak/>
+              <w:t>Docker Hub – Pushed Images with All Environment Tags (dev, staging, prod)</w:t>
+            </w:r>
+          </w:p>
+        </w:tc>
+        <w:tc>
+          <w:tcPr>
+            <w:tcW w:w="6160" w:type="dxa"/>
+            <w:tcBorders>
+              <w:top w:val="single" w:sz="1" w:space="0" w:color="AAAAAA"/>
+              <w:left w:val="single" w:sz="1" w:space="0" w:color="AAAAAA"/>
+              <w:bottom w:val="single" w:sz="1" w:space="0" w:color="AAAAAA"/>
+              <w:right w:val="single" w:sz="1" w:space="0" w:color="AAAAAA"/>
+            </w:tcBorders>
+            <w:shd w:val="clear" w:color="auto" w:fill="EBF3FA"/>
+            <w:tcMar>
+              <w:top w:w="80" w:type="dxa"/>
+              <w:left w:w="120" w:type="dxa"/>
+              <w:bottom w:w="80" w:type="dxa"/>
+              <w:right w:w="120" w:type="dxa"/>
+            </w:tcMar>
+          </w:tcPr>
+          <w:p>
+            <w:r>
+              <w:drawing>
+                <wp:inline distT="0" distB="0" distL="0" distR="0" wp14:anchorId="28E236A6" wp14:editId="09574CC2">
+                  <wp:extent cx="6400800" cy="5735955"/>
+                  <wp:effectExtent l="0" t="0" r="0" b="0"/>
+                  <wp:docPr id="3" name="Picture 3"/>
+                  <wp:cNvGraphicFramePr>
+                    <a:graphicFrameLocks xmlns:a="http://schemas.openxmlformats.org/drawingml/2006/main" noChangeAspect="1"/>
+                  </wp:cNvGraphicFramePr>
+                  <a:graphic xmlns:a="http://schemas.openxmlformats.org/drawingml/2006/main">
+                    <a:graphicData uri="http://schemas.openxmlformats.org/drawingml/2006/picture">
+                      <pic:pic xmlns:pic="http://schemas.openxmlformats.org/drawingml/2006/picture">
+                        <pic:nvPicPr>
+                          <pic:cNvPr id="1" name=""/>
+                          <pic:cNvPicPr/>
+                        </pic:nvPicPr>
+                        <pic:blipFill>
+                          <a:blip r:embed="rId12"/>
+                          <a:stretch>
+                            <a:fillRect/>
+                          </a:stretch>
+                        </pic:blipFill>
+                        <pic:spPr>
+                          <a:xfrm>
+                            <a:off x="0" y="0"/>
+                            <a:ext cx="6400800" cy="5735955"/>
+                          </a:xfrm>
+                          <a:prstGeom prst="rect">
+                            <a:avLst/>
+                          </a:prstGeom>
+                        </pic:spPr>
+                      </pic:pic>
+                    </a:graphicData>
+                  </a:graphic>
+                </wp:inline>
+              </w:drawing>
+            </w:r>
+          </w:p>
+        </w:tc>
+      </w:tr>
+      <w:tr>
+        <w:tc>
+          <w:tcPr>
+            <w:tcW w:w="3200" w:type="dxa"/>
+            <w:tcBorders>
+              <w:top w:val="single" w:sz="1" w:space="0" w:color="AAAAAA"/>
+              <w:left w:val="single" w:sz="1" w:space="0" w:color="AAAAAA"/>
+              <w:bottom w:val="single" w:sz="1" w:space="0" w:color="AAAAAA"/>
+              <w:right w:val="single" w:sz="1" w:space="0" w:color="AAAAAA"/>
+            </w:tcBorders>
+            <w:shd w:val="clear" w:color="auto" w:fill="FFFFFF"/>
+            <w:tcMar>
+              <w:top w:w="80" w:type="dxa"/>
+              <w:left w:w="120" w:type="dxa"/>
+              <w:bottom w:w="80" w:type="dxa"/>
+              <w:right w:w="120" w:type="dxa"/>
+            </w:tcMar>
+            <w:vAlign w:val="center"/>
+          </w:tcPr>
+          <w:p>
+            <w:r>
+              <w:rPr>
+                <w:b/>
+                <w:bCs/>
+                <w:color w:val="000000"/>
+                <w:sz w:val="20"/>
+                <w:szCs w:val="20"/>
+              </w:rPr>
+              <w:t>CD Workflow Runs – All three environments triggered by push events</w:t>
+            </w:r>
+          </w:p>
+        </w:tc>
+        <w:tc>
+          <w:tcPr>
+            <w:tcW w:w="6160" w:type="dxa"/>
+            <w:tcBorders>
+              <w:top w:val="single" w:sz="1" w:space="0" w:color="AAAAAA"/>
+              <w:left w:val="single" w:sz="1" w:space="0" w:color="AAAAAA"/>
+              <w:bottom w:val="single" w:sz="1" w:space="0" w:color="AAAAAA"/>
+              <w:right w:val="single" w:sz="1" w:space="0" w:color="AAAAAA"/>
+            </w:tcBorders>
+            <w:shd w:val="clear" w:color="auto" w:fill="FFFFFF"/>
+            <w:tcMar>
+              <w:top w:w="80" w:type="dxa"/>
+              <w:left w:w="120" w:type="dxa"/>
+              <w:bottom w:w="80" w:type="dxa"/>
+              <w:right w:w="120" w:type="dxa"/>
+            </w:tcMar>
+          </w:tcPr>
+          <w:p>
+            <w:r>
+              <w:drawing>
+                <wp:inline distT="0" distB="0" distL="0" distR="0" wp14:anchorId="62477AB2" wp14:editId="55ABE732">
+                  <wp:extent cx="5397500" cy="894080"/>
+                  <wp:effectExtent l="0" t="0" r="0" b="1270"/>
+                  <wp:docPr id="4" name="Picture 4"/>
+                  <wp:cNvGraphicFramePr>
+                    <a:graphicFrameLocks xmlns:a="http://schemas.openxmlformats.org/drawingml/2006/main" noChangeAspect="1"/>
+                  </wp:cNvGraphicFramePr>
+                  <a:graphic xmlns:a="http://schemas.openxmlformats.org/drawingml/2006/main">
+                    <a:graphicData uri="http://schemas.openxmlformats.org/drawingml/2006/picture">
+                      <pic:pic xmlns:pic="http://schemas.openxmlformats.org/drawingml/2006/picture">
+                        <pic:nvPicPr>
+                          <pic:cNvPr id="1" name=""/>
+                          <pic:cNvPicPr/>
+                        </pic:nvPicPr>
+                        <pic:blipFill>
+                          <a:blip r:embed="rId13"/>
+                          <a:stretch>
+                            <a:fillRect/>
+                          </a:stretch>
+                        </pic:blipFill>
+                        <pic:spPr>
+                          <a:xfrm>
+                            <a:off x="0" y="0"/>
+                            <a:ext cx="5397500" cy="894080"/>
+                          </a:xfrm>
+                          <a:prstGeom prst="rect">
+                            <a:avLst/>
+                          </a:prstGeom>
+                        </pic:spPr>
+                      </pic:pic>
+                    </a:graphicData>
+                  </a:graphic>
+                </wp:inline>
+              </w:drawing>
+            </w:r>
+          </w:p>
+          <w:p/>
+          <w:p>
+            <w:r>
+              <w:drawing>
+                <wp:inline distT="0" distB="0" distL="0" distR="0" wp14:anchorId="51BA6122" wp14:editId="3C9F10A6">
+                  <wp:extent cx="5270500" cy="1618796"/>
+                  <wp:effectExtent l="0" t="0" r="6350" b="635"/>
+                  <wp:docPr id="8" name="Picture 8"/>
+                  <wp:cNvGraphicFramePr>
+                    <a:graphicFrameLocks xmlns:a="http://schemas.openxmlformats.org/drawingml/2006/main" noChangeAspect="1"/>
+                  </wp:cNvGraphicFramePr>
+                  <a:graphic xmlns:a="http://schemas.openxmlformats.org/drawingml/2006/main">
+                    <a:graphicData uri="http://schemas.openxmlformats.org/drawingml/2006/picture">
+                      <pic:pic xmlns:pic="http://schemas.openxmlformats.org/drawingml/2006/picture">
+                        <pic:nvPicPr>
+                          <pic:cNvPr id="1" name=""/>
+                          <pic:cNvPicPr/>
+                        </pic:nvPicPr>
+                        <pic:blipFill>
+                          <a:blip r:embed="rId14"/>
+                          <a:stretch>
+                            <a:fillRect/>
+                          </a:stretch>
+                        </pic:blipFill>
+                        <pic:spPr>
+                          <a:xfrm>
+                            <a:off x="0" y="0"/>
+                            <a:ext cx="5296266" cy="1626710"/>
+                          </a:xfrm>
+                          <a:prstGeom prst="rect">
+                            <a:avLst/>
+                          </a:prstGeom>
+                        </pic:spPr>
+                      </pic:pic>
+                    </a:graphicData>
+                  </a:graphic>
+                </wp:inline>
+              </w:drawing>
+            </w:r>
+          </w:p>
+          <w:p>
+            <w:r>
+              <w:lastRenderedPageBreak/>
+              <w:drawing>
+                <wp:inline distT="0" distB="0" distL="0" distR="0" wp14:anchorId="025D27B4" wp14:editId="1B6A3821">
+                  <wp:extent cx="5359400" cy="1584426"/>
+                  <wp:effectExtent l="0" t="0" r="0" b="0"/>
+                  <wp:docPr id="11" name="Picture 11"/>
+                  <wp:cNvGraphicFramePr>
+                    <a:graphicFrameLocks xmlns:a="http://schemas.openxmlformats.org/drawingml/2006/main" noChangeAspect="1"/>
+                  </wp:cNvGraphicFramePr>
+                  <a:graphic xmlns:a="http://schemas.openxmlformats.org/drawingml/2006/main">
+                    <a:graphicData uri="http://schemas.openxmlformats.org/drawingml/2006/picture">
+                      <pic:pic xmlns:pic="http://schemas.openxmlformats.org/drawingml/2006/picture">
+                        <pic:nvPicPr>
+                          <pic:cNvPr id="1" name=""/>
+                          <pic:cNvPicPr/>
+                        </pic:nvPicPr>
+                        <pic:blipFill>
+                          <a:blip r:embed="rId15"/>
+                          <a:stretch>
+                            <a:fillRect/>
+                          </a:stretch>
+                        </pic:blipFill>
+                        <pic:spPr>
+                          <a:xfrm>
+                            <a:off x="0" y="0"/>
+                            <a:ext cx="5376510" cy="1589484"/>
+                          </a:xfrm>
+                          <a:prstGeom prst="rect">
+                            <a:avLst/>
+                          </a:prstGeom>
+                        </pic:spPr>
+                      </pic:pic>
+                    </a:graphicData>
+                  </a:graphic>
+                </wp:inline>
+              </w:drawing>
+            </w:r>
+          </w:p>
+          <w:p>
+            <w:r>
+              <w:drawing>
+                <wp:inline distT="0" distB="0" distL="0" distR="0" wp14:anchorId="0C229464" wp14:editId="00BCFAC9">
+                  <wp:extent cx="5365750" cy="2588123"/>
+                  <wp:effectExtent l="0" t="0" r="6350" b="3175"/>
+                  <wp:docPr id="12" name="Picture 12"/>
+                  <wp:cNvGraphicFramePr>
+                    <a:graphicFrameLocks xmlns:a="http://schemas.openxmlformats.org/drawingml/2006/main" noChangeAspect="1"/>
+                  </wp:cNvGraphicFramePr>
+                  <a:graphic xmlns:a="http://schemas.openxmlformats.org/drawingml/2006/main">
+                    <a:graphicData uri="http://schemas.openxmlformats.org/drawingml/2006/picture">
+                      <pic:pic xmlns:pic="http://schemas.openxmlformats.org/drawingml/2006/picture">
+                        <pic:nvPicPr>
+                          <pic:cNvPr id="1" name=""/>
+                          <pic:cNvPicPr/>
+                        </pic:nvPicPr>
+                        <pic:blipFill>
+                          <a:blip r:embed="rId16"/>
+                          <a:stretch>
+                            <a:fillRect/>
+                          </a:stretch>
+                        </pic:blipFill>
+                        <pic:spPr>
+                          <a:xfrm>
+                            <a:off x="0" y="0"/>
+                            <a:ext cx="5374642" cy="2592412"/>
+                          </a:xfrm>
+                          <a:prstGeom prst="rect">
+                            <a:avLst/>
+                          </a:prstGeom>
+                        </pic:spPr>
+                      </pic:pic>
+                    </a:graphicData>
+                  </a:graphic>
+                </wp:inline>
+              </w:drawing>
+            </w:r>
+          </w:p>
+        </w:tc>
+        <w:bookmarkStart w:id="0" w:name="_GoBack"/>
+        <w:bookmarkEnd w:id="0"/>
+      </w:tr>
+      <w:tr>
+        <w:tc>
+          <w:tcPr>
+            <w:tcW w:w="3200" w:type="dxa"/>
+            <w:tcBorders>
+              <w:top w:val="single" w:sz="1" w:space="0" w:color="AAAAAA"/>
+              <w:left w:val="single" w:sz="1" w:space="0" w:color="AAAAAA"/>
+              <w:bottom w:val="single" w:sz="1" w:space="0" w:color="AAAAAA"/>
+              <w:right w:val="single" w:sz="1" w:space="0" w:color="AAAAAA"/>
+            </w:tcBorders>
+            <w:shd w:val="clear" w:color="auto" w:fill="EBF3FA"/>
+            <w:tcMar>
+              <w:top w:w="80" w:type="dxa"/>
+              <w:left w:w="120" w:type="dxa"/>
+              <w:bottom w:w="80" w:type="dxa"/>
+              <w:right w:w="120" w:type="dxa"/>
+            </w:tcMar>
+            <w:vAlign w:val="center"/>
+          </w:tcPr>
+          <w:p>
+            <w:r>
+              <w:rPr>
+                <w:b/>
+                <w:bCs/>
+                <w:color w:val="000000"/>
+                <w:sz w:val="20"/>
+                <w:szCs w:val="20"/>
+              </w:rPr>
+              <w:lastRenderedPageBreak/>
+              <w:t xml:space="preserve">Live </w:t>
+            </w:r>
+            <w:proofErr w:type="spellStart"/>
+            <w:r>
+              <w:rPr>
+                <w:b/>
+                <w:bCs/>
+                <w:color w:val="000000"/>
+                <w:sz w:val="20"/>
+                <w:szCs w:val="20"/>
+              </w:rPr>
+              <w:t>PakVista</w:t>
+            </w:r>
+            <w:proofErr w:type="spellEnd"/>
+            <w:r>
+              <w:rPr>
+                <w:b/>
+                <w:bCs/>
+                <w:color w:val="000000"/>
+                <w:sz w:val="20"/>
+                <w:szCs w:val="20"/>
+              </w:rPr>
+              <w:t xml:space="preserve"> – Development Render Service (all 5 pages accessible)</w:t>
+            </w:r>
+          </w:p>
+        </w:tc>
+        <w:tc>
+          <w:tcPr>
+            <w:tcW w:w="6160" w:type="dxa"/>
+            <w:tcBorders>
+              <w:top w:val="single" w:sz="1" w:space="0" w:color="AAAAAA"/>
+              <w:left w:val="single" w:sz="1" w:space="0" w:color="AAAAAA"/>
+              <w:bottom w:val="single" w:sz="1" w:space="0" w:color="AAAAAA"/>
+              <w:right w:val="single" w:sz="1" w:space="0" w:color="AAAAAA"/>
+            </w:tcBorders>
+            <w:shd w:val="clear" w:color="auto" w:fill="EBF3FA"/>
+            <w:tcMar>
+              <w:top w:w="80" w:type="dxa"/>
+              <w:left w:w="120" w:type="dxa"/>
+              <w:bottom w:w="80" w:type="dxa"/>
+              <w:right w:w="120" w:type="dxa"/>
+            </w:tcMar>
+          </w:tcPr>
+          <w:p>
+            <w:r>
               <w:rPr>
                 <w:i/>
                 <w:iCs/>
@@ -12973,7 +17575,29 @@
                 <w:sz w:val="20"/>
                 <w:szCs w:val="20"/>
               </w:rPr>
-              <w:t>CI Workflow Runs – Triggered by each member's PR on develop (all steps green)</w:t>
+              <w:t xml:space="preserve">Live </w:t>
+            </w:r>
+            <w:proofErr w:type="spellStart"/>
+            <w:r>
+              <w:rPr>
+                <w:b/>
+                <w:bCs/>
+                <w:color w:val="000000"/>
+                <w:sz w:val="20"/>
+                <w:szCs w:val="20"/>
+              </w:rPr>
+              <w:t>PakVista</w:t>
+            </w:r>
+            <w:proofErr w:type="spellEnd"/>
+            <w:r>
+              <w:rPr>
+                <w:b/>
+                <w:bCs/>
+                <w:color w:val="000000"/>
+                <w:sz w:val="20"/>
+                <w:szCs w:val="20"/>
+              </w:rPr>
+              <w:t xml:space="preserve"> – Staging Render Service (all 5 pages accessible)</w:t>
             </w:r>
           </w:p>
         </w:tc>
@@ -13036,7 +17660,29 @@
                 <w:sz w:val="20"/>
                 <w:szCs w:val="20"/>
               </w:rPr>
-              <w:t>Docker Hub – Pushed Images with All Environment Tags (dev, staging, prod)</w:t>
+              <w:t xml:space="preserve">Live </w:t>
+            </w:r>
+            <w:proofErr w:type="spellStart"/>
+            <w:r>
+              <w:rPr>
+                <w:b/>
+                <w:bCs/>
+                <w:color w:val="000000"/>
+                <w:sz w:val="20"/>
+                <w:szCs w:val="20"/>
+              </w:rPr>
+              <w:t>PakVista</w:t>
+            </w:r>
+            <w:proofErr w:type="spellEnd"/>
+            <w:r>
+              <w:rPr>
+                <w:b/>
+                <w:bCs/>
+                <w:color w:val="000000"/>
+                <w:sz w:val="20"/>
+                <w:szCs w:val="20"/>
+              </w:rPr>
+              <w:t xml:space="preserve"> – Production Render Service (all 5 pages accessible)</w:t>
             </w:r>
           </w:p>
         </w:tc>
@@ -13099,7 +17745,30 @@
                 <w:sz w:val="20"/>
                 <w:szCs w:val="20"/>
               </w:rPr>
-              <w:t>CD Workflow Runs – All three environments triggered by push events</w:t>
+              <w:lastRenderedPageBreak/>
+              <w:t>Term Project .</w:t>
+            </w:r>
+            <w:proofErr w:type="spellStart"/>
+            <w:r>
+              <w:rPr>
+                <w:b/>
+                <w:bCs/>
+                <w:color w:val="000000"/>
+                <w:sz w:val="20"/>
+                <w:szCs w:val="20"/>
+              </w:rPr>
+              <w:t>docx</w:t>
+            </w:r>
+            <w:proofErr w:type="spellEnd"/>
+            <w:r>
+              <w:rPr>
+                <w:b/>
+                <w:bCs/>
+                <w:color w:val="000000"/>
+                <w:sz w:val="20"/>
+                <w:szCs w:val="20"/>
+              </w:rPr>
+              <w:t xml:space="preserve"> visible in GitHub Repository file listing</w:t>
             </w:r>
           </w:p>
         </w:tc>
@@ -13122,267 +17791,41 @@
           </w:tcPr>
           <w:p>
             <w:r>
-              <w:rPr>
-                <w:i/>
-                <w:iCs/>
-                <w:color w:val="595959"/>
-                <w:sz w:val="20"/>
-                <w:szCs w:val="20"/>
-              </w:rPr>
-              <w:t>[Paste screenshot here]</w:t>
-            </w:r>
-          </w:p>
-        </w:tc>
-      </w:tr>
-      <w:tr>
-        <w:tc>
-          <w:tcPr>
-            <w:tcW w:w="3200" w:type="dxa"/>
-            <w:tcBorders>
-              <w:top w:val="single" w:sz="1" w:space="0" w:color="AAAAAA"/>
-              <w:left w:val="single" w:sz="1" w:space="0" w:color="AAAAAA"/>
-              <w:bottom w:val="single" w:sz="1" w:space="0" w:color="AAAAAA"/>
-              <w:right w:val="single" w:sz="1" w:space="0" w:color="AAAAAA"/>
-            </w:tcBorders>
-            <w:shd w:val="clear" w:color="auto" w:fill="EBF3FA"/>
-            <w:tcMar>
-              <w:top w:w="80" w:type="dxa"/>
-              <w:left w:w="120" w:type="dxa"/>
-              <w:bottom w:w="80" w:type="dxa"/>
-              <w:right w:w="120" w:type="dxa"/>
-            </w:tcMar>
-            <w:vAlign w:val="center"/>
-          </w:tcPr>
-          <w:p>
-            <w:r>
-              <w:rPr>
-                <w:b/>
-                <w:bCs/>
-                <w:color w:val="000000"/>
-                <w:sz w:val="20"/>
-                <w:szCs w:val="20"/>
-              </w:rPr>
-              <w:t>Live PakVista – Development Render Service (all 5 pages accessible)</w:t>
-            </w:r>
-          </w:p>
-        </w:tc>
-        <w:tc>
-          <w:tcPr>
-            <w:tcW w:w="6160" w:type="dxa"/>
-            <w:tcBorders>
-              <w:top w:val="single" w:sz="1" w:space="0" w:color="AAAAAA"/>
-              <w:left w:val="single" w:sz="1" w:space="0" w:color="AAAAAA"/>
-              <w:bottom w:val="single" w:sz="1" w:space="0" w:color="AAAAAA"/>
-              <w:right w:val="single" w:sz="1" w:space="0" w:color="AAAAAA"/>
-            </w:tcBorders>
-            <w:shd w:val="clear" w:color="auto" w:fill="EBF3FA"/>
-            <w:tcMar>
-              <w:top w:w="80" w:type="dxa"/>
-              <w:left w:w="120" w:type="dxa"/>
-              <w:bottom w:w="80" w:type="dxa"/>
-              <w:right w:w="120" w:type="dxa"/>
-            </w:tcMar>
-          </w:tcPr>
-          <w:p>
-            <w:r>
-              <w:rPr>
-                <w:i/>
-                <w:iCs/>
-                <w:color w:val="595959"/>
-                <w:sz w:val="20"/>
-                <w:szCs w:val="20"/>
-              </w:rPr>
-              <w:t>[Paste screenshot here]</w:t>
-            </w:r>
-          </w:p>
-        </w:tc>
-      </w:tr>
-      <w:tr>
-        <w:tc>
-          <w:tcPr>
-            <w:tcW w:w="3200" w:type="dxa"/>
-            <w:tcBorders>
-              <w:top w:val="single" w:sz="1" w:space="0" w:color="AAAAAA"/>
-              <w:left w:val="single" w:sz="1" w:space="0" w:color="AAAAAA"/>
-              <w:bottom w:val="single" w:sz="1" w:space="0" w:color="AAAAAA"/>
-              <w:right w:val="single" w:sz="1" w:space="0" w:color="AAAAAA"/>
-            </w:tcBorders>
-            <w:shd w:val="clear" w:color="auto" w:fill="FFFFFF"/>
-            <w:tcMar>
-              <w:top w:w="80" w:type="dxa"/>
-              <w:left w:w="120" w:type="dxa"/>
-              <w:bottom w:w="80" w:type="dxa"/>
-              <w:right w:w="120" w:type="dxa"/>
-            </w:tcMar>
-            <w:vAlign w:val="center"/>
-          </w:tcPr>
-          <w:p>
-            <w:r>
-              <w:rPr>
-                <w:b/>
-                <w:bCs/>
-                <w:color w:val="000000"/>
-                <w:sz w:val="20"/>
-                <w:szCs w:val="20"/>
-              </w:rPr>
-              <w:t>Live PakVista – Staging Render Service (all 5 pages accessible)</w:t>
-            </w:r>
-          </w:p>
-        </w:tc>
-        <w:tc>
-          <w:tcPr>
-            <w:tcW w:w="6160" w:type="dxa"/>
-            <w:tcBorders>
-              <w:top w:val="single" w:sz="1" w:space="0" w:color="AAAAAA"/>
-              <w:left w:val="single" w:sz="1" w:space="0" w:color="AAAAAA"/>
-              <w:bottom w:val="single" w:sz="1" w:space="0" w:color="AAAAAA"/>
-              <w:right w:val="single" w:sz="1" w:space="0" w:color="AAAAAA"/>
-            </w:tcBorders>
-            <w:shd w:val="clear" w:color="auto" w:fill="FFFFFF"/>
-            <w:tcMar>
-              <w:top w:w="80" w:type="dxa"/>
-              <w:left w:w="120" w:type="dxa"/>
-              <w:bottom w:w="80" w:type="dxa"/>
-              <w:right w:w="120" w:type="dxa"/>
-            </w:tcMar>
-          </w:tcPr>
-          <w:p>
-            <w:r>
-              <w:rPr>
-                <w:i/>
-                <w:iCs/>
-                <w:color w:val="595959"/>
-                <w:sz w:val="20"/>
-                <w:szCs w:val="20"/>
-              </w:rPr>
-              <w:t>[Paste screenshot here]</w:t>
-            </w:r>
-          </w:p>
-        </w:tc>
-      </w:tr>
-      <w:tr>
-        <w:tc>
-          <w:tcPr>
-            <w:tcW w:w="3200" w:type="dxa"/>
-            <w:tcBorders>
-              <w:top w:val="single" w:sz="1" w:space="0" w:color="AAAAAA"/>
-              <w:left w:val="single" w:sz="1" w:space="0" w:color="AAAAAA"/>
-              <w:bottom w:val="single" w:sz="1" w:space="0" w:color="AAAAAA"/>
-              <w:right w:val="single" w:sz="1" w:space="0" w:color="AAAAAA"/>
-            </w:tcBorders>
-            <w:shd w:val="clear" w:color="auto" w:fill="EBF3FA"/>
-            <w:tcMar>
-              <w:top w:w="80" w:type="dxa"/>
-              <w:left w:w="120" w:type="dxa"/>
-              <w:bottom w:w="80" w:type="dxa"/>
-              <w:right w:w="120" w:type="dxa"/>
-            </w:tcMar>
-            <w:vAlign w:val="center"/>
-          </w:tcPr>
-          <w:p>
-            <w:r>
-              <w:rPr>
-                <w:b/>
-                <w:bCs/>
-                <w:color w:val="000000"/>
-                <w:sz w:val="20"/>
-                <w:szCs w:val="20"/>
-              </w:rPr>
-              <w:lastRenderedPageBreak/>
-              <w:t>Live PakVista – Production Render Service (all 5 pages accessible)</w:t>
-            </w:r>
-          </w:p>
-        </w:tc>
-        <w:tc>
-          <w:tcPr>
-            <w:tcW w:w="6160" w:type="dxa"/>
-            <w:tcBorders>
-              <w:top w:val="single" w:sz="1" w:space="0" w:color="AAAAAA"/>
-              <w:left w:val="single" w:sz="1" w:space="0" w:color="AAAAAA"/>
-              <w:bottom w:val="single" w:sz="1" w:space="0" w:color="AAAAAA"/>
-              <w:right w:val="single" w:sz="1" w:space="0" w:color="AAAAAA"/>
-            </w:tcBorders>
-            <w:shd w:val="clear" w:color="auto" w:fill="EBF3FA"/>
-            <w:tcMar>
-              <w:top w:w="80" w:type="dxa"/>
-              <w:left w:w="120" w:type="dxa"/>
-              <w:bottom w:w="80" w:type="dxa"/>
-              <w:right w:w="120" w:type="dxa"/>
-            </w:tcMar>
-          </w:tcPr>
-          <w:p>
-            <w:r>
-              <w:rPr>
-                <w:i/>
-                <w:iCs/>
-                <w:color w:val="595959"/>
-                <w:sz w:val="20"/>
-                <w:szCs w:val="20"/>
-              </w:rPr>
-              <w:t>[Paste screenshot here]</w:t>
-            </w:r>
-          </w:p>
-        </w:tc>
-      </w:tr>
-      <w:tr>
-        <w:tc>
-          <w:tcPr>
-            <w:tcW w:w="3200" w:type="dxa"/>
-            <w:tcBorders>
-              <w:top w:val="single" w:sz="1" w:space="0" w:color="AAAAAA"/>
-              <w:left w:val="single" w:sz="1" w:space="0" w:color="AAAAAA"/>
-              <w:bottom w:val="single" w:sz="1" w:space="0" w:color="AAAAAA"/>
-              <w:right w:val="single" w:sz="1" w:space="0" w:color="AAAAAA"/>
-            </w:tcBorders>
-            <w:shd w:val="clear" w:color="auto" w:fill="FFFFFF"/>
-            <w:tcMar>
-              <w:top w:w="80" w:type="dxa"/>
-              <w:left w:w="120" w:type="dxa"/>
-              <w:bottom w:w="80" w:type="dxa"/>
-              <w:right w:w="120" w:type="dxa"/>
-            </w:tcMar>
-            <w:vAlign w:val="center"/>
-          </w:tcPr>
-          <w:p>
-            <w:r>
-              <w:rPr>
-                <w:b/>
-                <w:bCs/>
-                <w:color w:val="000000"/>
-                <w:sz w:val="20"/>
-                <w:szCs w:val="20"/>
-              </w:rPr>
-              <w:t>Term Project .docx visible in GitHub Repository file listing</w:t>
-            </w:r>
-          </w:p>
-        </w:tc>
-        <w:tc>
-          <w:tcPr>
-            <w:tcW w:w="6160" w:type="dxa"/>
-            <w:tcBorders>
-              <w:top w:val="single" w:sz="1" w:space="0" w:color="AAAAAA"/>
-              <w:left w:val="single" w:sz="1" w:space="0" w:color="AAAAAA"/>
-              <w:bottom w:val="single" w:sz="1" w:space="0" w:color="AAAAAA"/>
-              <w:right w:val="single" w:sz="1" w:space="0" w:color="AAAAAA"/>
-            </w:tcBorders>
-            <w:shd w:val="clear" w:color="auto" w:fill="FFFFFF"/>
-            <w:tcMar>
-              <w:top w:w="80" w:type="dxa"/>
-              <w:left w:w="120" w:type="dxa"/>
-              <w:bottom w:w="80" w:type="dxa"/>
-              <w:right w:w="120" w:type="dxa"/>
-            </w:tcMar>
-          </w:tcPr>
-          <w:p>
-            <w:r>
-              <w:rPr>
-                <w:i/>
-                <w:iCs/>
-                <w:color w:val="595959"/>
-                <w:sz w:val="20"/>
-                <w:szCs w:val="20"/>
-              </w:rPr>
-              <w:t>[Paste screenshot here]</w:t>
+              <w:drawing>
+                <wp:inline distT="0" distB="0" distL="0" distR="0" wp14:anchorId="2C01EEBC" wp14:editId="4562A0C1">
+                  <wp:extent cx="4957923" cy="1995957"/>
+                  <wp:effectExtent l="0" t="0" r="0" b="4445"/>
+                  <wp:docPr id="9" name="Picture 9"/>
+                  <wp:cNvGraphicFramePr>
+                    <a:graphicFrameLocks xmlns:a="http://schemas.openxmlformats.org/drawingml/2006/main" noChangeAspect="1"/>
+                  </wp:cNvGraphicFramePr>
+                  <a:graphic xmlns:a="http://schemas.openxmlformats.org/drawingml/2006/main">
+                    <a:graphicData uri="http://schemas.openxmlformats.org/drawingml/2006/picture">
+                      <pic:pic xmlns:pic="http://schemas.openxmlformats.org/drawingml/2006/picture">
+                        <pic:nvPicPr>
+                          <pic:cNvPr id="1" name=""/>
+                          <pic:cNvPicPr/>
+                        </pic:nvPicPr>
+                        <pic:blipFill>
+                          <a:blip r:embed="rId17"/>
+                          <a:stretch>
+                            <a:fillRect/>
+                          </a:stretch>
+                        </pic:blipFill>
+                        <pic:spPr>
+                          <a:xfrm>
+                            <a:off x="0" y="0"/>
+                            <a:ext cx="4976083" cy="2003268"/>
+                          </a:xfrm>
+                          <a:prstGeom prst="rect">
+                            <a:avLst/>
+                          </a:prstGeom>
+                        </pic:spPr>
+                      </pic:pic>
+                    </a:graphicData>
+                  </a:graphic>
+                </wp:inline>
+              </w:drawing>
             </w:r>
           </w:p>
         </w:tc>
@@ -13405,7 +17848,21 @@
         <w:rPr>
           <w:color w:val="000000"/>
         </w:rPr>
-        <w:t>Each team member must write 4–5 lines below describing what they learnt during this Term Project, any challenges they encountered while authoring their workflow file and building their HTML page, and how they resolved those challenges.</w:t>
+        <w:t xml:space="preserve">Each team member must write 4–5 lines below describing what they learnt during this Term Project, any challenges they encountered while authoring their workflow file and building </w:t>
+      </w:r>
+      <w:proofErr w:type="gramStart"/>
+      <w:r>
+        <w:rPr>
+          <w:color w:val="000000"/>
+        </w:rPr>
+        <w:t>their HTML page, and how they resolved those challenges</w:t>
+      </w:r>
+      <w:proofErr w:type="gramEnd"/>
+      <w:r>
+        <w:rPr>
+          <w:color w:val="000000"/>
+        </w:rPr>
+        <w:t>.</w:t>
       </w:r>
     </w:p>
     <w:p/>
@@ -13581,7 +18038,35 @@
         <w:rPr>
           <w:color w:val="000000"/>
         </w:rPr>
-        <w:t>All technical work must align with the official documentation listed below. Students are expected to consult these resources while building their workflow files, Dockerfile, and HTML pages.</w:t>
+        <w:t xml:space="preserve">All technical work must align with the official documentation listed below. Students </w:t>
+      </w:r>
+      <w:proofErr w:type="gramStart"/>
+      <w:r>
+        <w:rPr>
+          <w:color w:val="000000"/>
+        </w:rPr>
+        <w:t>are expected</w:t>
+      </w:r>
+      <w:proofErr w:type="gramEnd"/>
+      <w:r>
+        <w:rPr>
+          <w:color w:val="000000"/>
+        </w:rPr>
+        <w:t xml:space="preserve"> to consult these resources while building their workflow files, </w:t>
+      </w:r>
+      <w:proofErr w:type="spellStart"/>
+      <w:r>
+        <w:rPr>
+          <w:color w:val="000000"/>
+        </w:rPr>
+        <w:t>Dockerfile</w:t>
+      </w:r>
+      <w:proofErr w:type="spellEnd"/>
+      <w:r>
+        <w:rPr>
+          <w:color w:val="000000"/>
+        </w:rPr>
+        <w:t>, and HTML pages.</w:t>
       </w:r>
     </w:p>
     <w:p/>
@@ -13828,7 +18313,29 @@
                 <w:sz w:val="20"/>
                 <w:szCs w:val="20"/>
               </w:rPr>
-              <w:t>GitHub Actions – Contexts (github.sha, secrets, etc.)</w:t>
+              <w:t>GitHub Actions – Contexts (</w:t>
+            </w:r>
+            <w:proofErr w:type="spellStart"/>
+            <w:r>
+              <w:rPr>
+                <w:b/>
+                <w:bCs/>
+                <w:color w:val="000000"/>
+                <w:sz w:val="20"/>
+                <w:szCs w:val="20"/>
+              </w:rPr>
+              <w:t>github.sha</w:t>
+            </w:r>
+            <w:proofErr w:type="spellEnd"/>
+            <w:r>
+              <w:rPr>
+                <w:b/>
+                <w:bCs/>
+                <w:color w:val="000000"/>
+                <w:sz w:val="20"/>
+                <w:szCs w:val="20"/>
+              </w:rPr>
+              <w:t>, secrets, etc.)</w:t>
             </w:r>
           </w:p>
         </w:tc>
@@ -14130,15 +18637,27 @@
             <w:vAlign w:val="center"/>
           </w:tcPr>
           <w:p>
-            <w:r>
-              <w:rPr>
-                <w:b/>
-                <w:bCs/>
-                <w:color w:val="000000"/>
-                <w:sz w:val="20"/>
-                <w:szCs w:val="20"/>
-              </w:rPr>
-              <w:t>docker/login-action@v3 (Official Docker Action)</w:t>
+            <w:proofErr w:type="spellStart"/>
+            <w:r>
+              <w:rPr>
+                <w:b/>
+                <w:bCs/>
+                <w:color w:val="000000"/>
+                <w:sz w:val="20"/>
+                <w:szCs w:val="20"/>
+              </w:rPr>
+              <w:t>docker</w:t>
+            </w:r>
+            <w:proofErr w:type="spellEnd"/>
+            <w:r>
+              <w:rPr>
+                <w:b/>
+                <w:bCs/>
+                <w:color w:val="000000"/>
+                <w:sz w:val="20"/>
+                <w:szCs w:val="20"/>
+              </w:rPr>
+              <w:t>/login-action@v3 (Official Docker Action)</w:t>
             </w:r>
           </w:p>
         </w:tc>
@@ -14192,15 +18711,27 @@
             <w:vAlign w:val="center"/>
           </w:tcPr>
           <w:p>
-            <w:r>
-              <w:rPr>
-                <w:b/>
-                <w:bCs/>
-                <w:color w:val="000000"/>
-                <w:sz w:val="20"/>
-                <w:szCs w:val="20"/>
-              </w:rPr>
-              <w:t>docker/build-push-action@v5 (Official Docker Action)</w:t>
+            <w:proofErr w:type="spellStart"/>
+            <w:r>
+              <w:rPr>
+                <w:b/>
+                <w:bCs/>
+                <w:color w:val="000000"/>
+                <w:sz w:val="20"/>
+                <w:szCs w:val="20"/>
+              </w:rPr>
+              <w:t>docker</w:t>
+            </w:r>
+            <w:proofErr w:type="spellEnd"/>
+            <w:r>
+              <w:rPr>
+                <w:b/>
+                <w:bCs/>
+                <w:color w:val="000000"/>
+                <w:sz w:val="20"/>
+                <w:szCs w:val="20"/>
+              </w:rPr>
+              <w:t>/build-push-action@v5 (Official Docker Action)</w:t>
             </w:r>
           </w:p>
         </w:tc>
@@ -14254,15 +18785,27 @@
             <w:vAlign w:val="center"/>
           </w:tcPr>
           <w:p>
-            <w:r>
-              <w:rPr>
-                <w:b/>
-                <w:bCs/>
-                <w:color w:val="000000"/>
-                <w:sz w:val="20"/>
-                <w:szCs w:val="20"/>
-              </w:rPr>
-              <w:t>docker/metadata-action@v5 (Official Docker Action)</w:t>
+            <w:proofErr w:type="spellStart"/>
+            <w:r>
+              <w:rPr>
+                <w:b/>
+                <w:bCs/>
+                <w:color w:val="000000"/>
+                <w:sz w:val="20"/>
+                <w:szCs w:val="20"/>
+              </w:rPr>
+              <w:t>docker</w:t>
+            </w:r>
+            <w:proofErr w:type="spellEnd"/>
+            <w:r>
+              <w:rPr>
+                <w:b/>
+                <w:bCs/>
+                <w:color w:val="000000"/>
+                <w:sz w:val="20"/>
+                <w:szCs w:val="20"/>
+              </w:rPr>
+              <w:t>/metadata-action@v5 (Official Docker Action)</w:t>
             </w:r>
           </w:p>
         </w:tc>
@@ -14386,7 +18929,29 @@
                 <w:sz w:val="20"/>
                 <w:szCs w:val="20"/>
               </w:rPr>
-              <w:t>Docker Official nginx Image</w:t>
+              <w:t xml:space="preserve">Docker Official </w:t>
+            </w:r>
+            <w:proofErr w:type="spellStart"/>
+            <w:r>
+              <w:rPr>
+                <w:b/>
+                <w:bCs/>
+                <w:color w:val="000000"/>
+                <w:sz w:val="20"/>
+                <w:szCs w:val="20"/>
+              </w:rPr>
+              <w:t>nginx</w:t>
+            </w:r>
+            <w:proofErr w:type="spellEnd"/>
+            <w:r>
+              <w:rPr>
+                <w:b/>
+                <w:bCs/>
+                <w:color w:val="000000"/>
+                <w:sz w:val="20"/>
+                <w:szCs w:val="20"/>
+              </w:rPr>
+              <w:t xml:space="preserve"> Image</w:t>
             </w:r>
           </w:p>
         </w:tc>
@@ -14440,15 +19005,27 @@
             <w:vAlign w:val="center"/>
           </w:tcPr>
           <w:p>
-            <w:r>
-              <w:rPr>
-                <w:b/>
-                <w:bCs/>
-                <w:color w:val="000000"/>
-                <w:sz w:val="20"/>
-                <w:szCs w:val="20"/>
-              </w:rPr>
-              <w:t>Dockerfile Reference</w:t>
+            <w:proofErr w:type="spellStart"/>
+            <w:r>
+              <w:rPr>
+                <w:b/>
+                <w:bCs/>
+                <w:color w:val="000000"/>
+                <w:sz w:val="20"/>
+                <w:szCs w:val="20"/>
+              </w:rPr>
+              <w:t>Dockerfile</w:t>
+            </w:r>
+            <w:proofErr w:type="spellEnd"/>
+            <w:r>
+              <w:rPr>
+                <w:b/>
+                <w:bCs/>
+                <w:color w:val="000000"/>
+                <w:sz w:val="20"/>
+                <w:szCs w:val="20"/>
+              </w:rPr>
+              <w:t xml:space="preserve"> Reference</w:t>
             </w:r>
           </w:p>
         </w:tc>
@@ -14858,8 +19435,8 @@
     </w:tbl>
     <w:p/>
     <w:sectPr>
-      <w:headerReference w:type="default" r:id="rId7"/>
-      <w:footerReference w:type="default" r:id="rId8"/>
+      <w:headerReference w:type="default" r:id="rId18"/>
+      <w:footerReference w:type="default" r:id="rId19"/>
       <w:pgSz w:w="12240" w:h="15840"/>
       <w:pgMar w:top="1080" w:right="1080" w:bottom="1080" w:left="1080" w:header="708" w:footer="708" w:gutter="0"/>
       <w:cols w:space="720"/>
@@ -14870,7 +19447,7 @@
 </file>
 
 <file path=word/endnotes.xml><?xml version="1.0" encoding="utf-8"?>
-<w:endnotes xmlns:wpc="http://schemas.microsoft.com/office/word/2010/wordprocessingCanvas" xmlns:cx="http://schemas.microsoft.com/office/drawing/2014/chartex" xmlns:cx1="http://schemas.microsoft.com/office/drawing/2015/9/8/chartex" xmlns:cx2="http://schemas.microsoft.com/office/drawing/2015/10/21/chartex" xmlns:cx3="http://schemas.microsoft.com/office/drawing/2016/5/9/chartex" xmlns:cx4="http://schemas.microsoft.com/office/drawing/2016/5/10/chartex" xmlns:cx5="http://schemas.microsoft.com/office/drawing/2016/5/11/chartex" xmlns:cx6="http://schemas.microsoft.com/office/drawing/2016/5/12/chartex" xmlns:cx7="http://schemas.microsoft.com/office/drawing/2016/5/13/chartex" xmlns:cx8="http://schemas.microsoft.com/office/drawing/2016/5/14/chartex" xmlns:mc="http://schemas.openxmlformats.org/markup-compatibility/2006" xmlns:aink="http://schemas.microsoft.com/office/drawing/2016/ink" xmlns:am3d="http://schemas.microsoft.com/office/drawing/2017/model3d" xmlns:o="urn:schemas-microsoft-com:office:office" xmlns:oel="http://schemas.microsoft.com/office/2019/extlst" xmlns:r="http://schemas.openxmlformats.org/officeDocument/2006/relationships" xmlns:m="http://schemas.openxmlformats.org/officeDocument/2006/math" xmlns:v="urn:schemas-microsoft-com:vml" xmlns:wp14="http://schemas.microsoft.com/office/word/2010/wordprocessingDrawing" xmlns:wp="http://schemas.openxmlformats.org/drawingml/2006/wordprocessingDrawing" xmlns:w10="urn:schemas-microsoft-com:office:word" xmlns:w="http://schemas.openxmlformats.org/wordprocessingml/2006/main" xmlns:w14="http://schemas.microsoft.com/office/word/2010/wordml" xmlns:w15="http://schemas.microsoft.com/office/word/2012/wordml" xmlns:w16cex="http://schemas.microsoft.com/office/word/2018/wordml/cex" xmlns:w16cid="http://schemas.microsoft.com/office/word/2016/wordml/cid" xmlns:w16="http://schemas.microsoft.com/office/word/2018/wordml" xmlns:w16du="http://schemas.microsoft.com/office/word/2023/wordml/word16du" xmlns:w16sdtdh="http://schemas.microsoft.com/office/word/2020/wordml/sdtdatahash" xmlns:w16sdtfl="http://schemas.microsoft.com/office/word/2024/wordml/sdtformatlock" xmlns:w16se="http://schemas.microsoft.com/office/word/2015/wordml/symex" xmlns:wpg="http://schemas.microsoft.com/office/word/2010/wordprocessingGroup" xmlns:wpi="http://schemas.microsoft.com/office/word/2010/wordprocessingInk" xmlns:wne="http://schemas.microsoft.com/office/word/2006/wordml" xmlns:wps="http://schemas.microsoft.com/office/word/2010/wordprocessingShape" mc:Ignorable="w14 w15 w16se w16cid w16 w16cex w16sdtdh w16sdtfl w16du wp14">
+<w:endnotes xmlns:wpc="http://schemas.microsoft.com/office/word/2010/wordprocessingCanvas" xmlns:cx="http://schemas.microsoft.com/office/drawing/2014/chartex" xmlns:cx1="http://schemas.microsoft.com/office/drawing/2015/9/8/chartex" xmlns:mc="http://schemas.openxmlformats.org/markup-compatibility/2006" xmlns:o="urn:schemas-microsoft-com:office:office" xmlns:r="http://schemas.openxmlformats.org/officeDocument/2006/relationships" xmlns:m="http://schemas.openxmlformats.org/officeDocument/2006/math" xmlns:v="urn:schemas-microsoft-com:vml" xmlns:wp14="http://schemas.microsoft.com/office/word/2010/wordprocessingDrawing" xmlns:wp="http://schemas.openxmlformats.org/drawingml/2006/wordprocessingDrawing" xmlns:w10="urn:schemas-microsoft-com:office:word" xmlns:w="http://schemas.openxmlformats.org/wordprocessingml/2006/main" xmlns:w14="http://schemas.microsoft.com/office/word/2010/wordml" xmlns:w15="http://schemas.microsoft.com/office/word/2012/wordml" xmlns:w16se="http://schemas.microsoft.com/office/word/2015/wordml/symex" xmlns:wpg="http://schemas.microsoft.com/office/word/2010/wordprocessingGroup" xmlns:wpi="http://schemas.microsoft.com/office/word/2010/wordprocessingInk" xmlns:wne="http://schemas.microsoft.com/office/word/2006/wordml" xmlns:wps="http://schemas.microsoft.com/office/word/2010/wordprocessingShape" mc:Ignorable="w14 w15 w16se wp14">
   <w:endnote w:type="separator" w:id="-1">
     <w:p>
       <w:r>
@@ -14889,7 +19466,7 @@
 </file>
 
 <file path=word/footer1.xml><?xml version="1.0" encoding="utf-8"?>
-<w:ftr xmlns:wpc="http://schemas.microsoft.com/office/word/2010/wordprocessingCanvas" xmlns:cx="http://schemas.microsoft.com/office/drawing/2014/chartex" xmlns:cx1="http://schemas.microsoft.com/office/drawing/2015/9/8/chartex" xmlns:cx2="http://schemas.microsoft.com/office/drawing/2015/10/21/chartex" xmlns:cx3="http://schemas.microsoft.com/office/drawing/2016/5/9/chartex" xmlns:cx4="http://schemas.microsoft.com/office/drawing/2016/5/10/chartex" xmlns:cx5="http://schemas.microsoft.com/office/drawing/2016/5/11/chartex" xmlns:cx6="http://schemas.microsoft.com/office/drawing/2016/5/12/chartex" xmlns:cx7="http://schemas.microsoft.com/office/drawing/2016/5/13/chartex" xmlns:cx8="http://schemas.microsoft.com/office/drawing/2016/5/14/chartex" xmlns:mc="http://schemas.openxmlformats.org/markup-compatibility/2006" xmlns:aink="http://schemas.microsoft.com/office/drawing/2016/ink" xmlns:am3d="http://schemas.microsoft.com/office/drawing/2017/model3d" xmlns:o="urn:schemas-microsoft-com:office:office" xmlns:oel="http://schemas.microsoft.com/office/2019/extlst" xmlns:r="http://schemas.openxmlformats.org/officeDocument/2006/relationships" xmlns:m="http://schemas.openxmlformats.org/officeDocument/2006/math" xmlns:v="urn:schemas-microsoft-com:vml" xmlns:wp14="http://schemas.microsoft.com/office/word/2010/wordprocessingDrawing" xmlns:wp="http://schemas.openxmlformats.org/drawingml/2006/wordprocessingDrawing" xmlns:w10="urn:schemas-microsoft-com:office:word" xmlns:w="http://schemas.openxmlformats.org/wordprocessingml/2006/main" xmlns:w14="http://schemas.microsoft.com/office/word/2010/wordml" xmlns:w15="http://schemas.microsoft.com/office/word/2012/wordml" xmlns:w16cex="http://schemas.microsoft.com/office/word/2018/wordml/cex" xmlns:w16cid="http://schemas.microsoft.com/office/word/2016/wordml/cid" xmlns:w16="http://schemas.microsoft.com/office/word/2018/wordml" xmlns:w16du="http://schemas.microsoft.com/office/word/2023/wordml/word16du" xmlns:w16sdtdh="http://schemas.microsoft.com/office/word/2020/wordml/sdtdatahash" xmlns:w16sdtfl="http://schemas.microsoft.com/office/word/2024/wordml/sdtformatlock" xmlns:w16se="http://schemas.microsoft.com/office/word/2015/wordml/symex" xmlns:wpg="http://schemas.microsoft.com/office/word/2010/wordprocessingGroup" xmlns:wpi="http://schemas.microsoft.com/office/word/2010/wordprocessingInk" xmlns:wne="http://schemas.microsoft.com/office/word/2006/wordml" xmlns:wps="http://schemas.microsoft.com/office/word/2010/wordprocessingShape" mc:Ignorable="w14 w15 w16se w16cid w16 w16cex w16sdtdh w16sdtfl w16du wp14">
+<w:ftr xmlns:wpc="http://schemas.microsoft.com/office/word/2010/wordprocessingCanvas" xmlns:cx="http://schemas.microsoft.com/office/drawing/2014/chartex" xmlns:cx1="http://schemas.microsoft.com/office/drawing/2015/9/8/chartex" xmlns:mc="http://schemas.openxmlformats.org/markup-compatibility/2006" xmlns:o="urn:schemas-microsoft-com:office:office" xmlns:r="http://schemas.openxmlformats.org/officeDocument/2006/relationships" xmlns:m="http://schemas.openxmlformats.org/officeDocument/2006/math" xmlns:v="urn:schemas-microsoft-com:vml" xmlns:wp14="http://schemas.microsoft.com/office/word/2010/wordprocessingDrawing" xmlns:wp="http://schemas.openxmlformats.org/drawingml/2006/wordprocessingDrawing" xmlns:w10="urn:schemas-microsoft-com:office:word" xmlns:w="http://schemas.openxmlformats.org/wordprocessingml/2006/main" xmlns:w14="http://schemas.microsoft.com/office/word/2010/wordml" xmlns:w15="http://schemas.microsoft.com/office/word/2012/wordml" xmlns:w16se="http://schemas.microsoft.com/office/word/2015/wordml/symex" xmlns:wpg="http://schemas.microsoft.com/office/word/2010/wordprocessingGroup" xmlns:wpi="http://schemas.microsoft.com/office/word/2010/wordprocessingInk" xmlns:wne="http://schemas.microsoft.com/office/word/2006/wordml" xmlns:wps="http://schemas.microsoft.com/office/word/2010/wordprocessingShape" mc:Ignorable="w14 w15 w16se wp14">
   <w:p>
     <w:pPr>
       <w:pBdr>
@@ -14905,7 +19482,25 @@
         <w:sz w:val="18"/>
         <w:szCs w:val="18"/>
       </w:rPr>
-      <w:t>CSST4713 – DevOps Fundamentals  |  BSSE Spring 2026</w:t>
+      <w:t xml:space="preserve">CSST4713 – DevOps </w:t>
+    </w:r>
+    <w:proofErr w:type="gramStart"/>
+    <w:r>
+      <w:rPr>
+        <w:color w:val="595959"/>
+        <w:sz w:val="18"/>
+        <w:szCs w:val="18"/>
+      </w:rPr>
+      <w:t>Fundamentals  |</w:t>
+    </w:r>
+    <w:proofErr w:type="gramEnd"/>
+    <w:r>
+      <w:rPr>
+        <w:color w:val="595959"/>
+        <w:sz w:val="18"/>
+        <w:szCs w:val="18"/>
+      </w:rPr>
+      <w:t xml:space="preserve">  BSSE Spring 2026</w:t>
     </w:r>
     <w:r>
       <w:rPr>
@@ -14947,7 +19542,7 @@
         <w:sz w:val="18"/>
         <w:szCs w:val="18"/>
       </w:rPr>
-      <w:t>1</w:t>
+      <w:t>23</w:t>
     </w:r>
     <w:r>
       <w:rPr>
@@ -14996,7 +19591,7 @@
         <w:sz w:val="18"/>
         <w:szCs w:val="18"/>
       </w:rPr>
-      <w:t>2</w:t>
+      <w:t>24</w:t>
     </w:r>
     <w:r>
       <w:rPr>
@@ -15011,7 +19606,7 @@
 </file>
 
 <file path=word/footnotes.xml><?xml version="1.0" encoding="utf-8"?>
-<w:footnotes xmlns:wpc="http://schemas.microsoft.com/office/word/2010/wordprocessingCanvas" xmlns:cx="http://schemas.microsoft.com/office/drawing/2014/chartex" xmlns:cx1="http://schemas.microsoft.com/office/drawing/2015/9/8/chartex" xmlns:cx2="http://schemas.microsoft.com/office/drawing/2015/10/21/chartex" xmlns:cx3="http://schemas.microsoft.com/office/drawing/2016/5/9/chartex" xmlns:cx4="http://schemas.microsoft.com/office/drawing/2016/5/10/chartex" xmlns:cx5="http://schemas.microsoft.com/office/drawing/2016/5/11/chartex" xmlns:cx6="http://schemas.microsoft.com/office/drawing/2016/5/12/chartex" xmlns:cx7="http://schemas.microsoft.com/office/drawing/2016/5/13/chartex" xmlns:cx8="http://schemas.microsoft.com/office/drawing/2016/5/14/chartex" xmlns:mc="http://schemas.openxmlformats.org/markup-compatibility/2006" xmlns:aink="http://schemas.microsoft.com/office/drawing/2016/ink" xmlns:am3d="http://schemas.microsoft.com/office/drawing/2017/model3d" xmlns:o="urn:schemas-microsoft-com:office:office" xmlns:oel="http://schemas.microsoft.com/office/2019/extlst" xmlns:r="http://schemas.openxmlformats.org/officeDocument/2006/relationships" xmlns:m="http://schemas.openxmlformats.org/officeDocument/2006/math" xmlns:v="urn:schemas-microsoft-com:vml" xmlns:wp14="http://schemas.microsoft.com/office/word/2010/wordprocessingDrawing" xmlns:wp="http://schemas.openxmlformats.org/drawingml/2006/wordprocessingDrawing" xmlns:w10="urn:schemas-microsoft-com:office:word" xmlns:w="http://schemas.openxmlformats.org/wordprocessingml/2006/main" xmlns:w14="http://schemas.microsoft.com/office/word/2010/wordml" xmlns:w15="http://schemas.microsoft.com/office/word/2012/wordml" xmlns:w16cex="http://schemas.microsoft.com/office/word/2018/wordml/cex" xmlns:w16cid="http://schemas.microsoft.com/office/word/2016/wordml/cid" xmlns:w16="http://schemas.microsoft.com/office/word/2018/wordml" xmlns:w16du="http://schemas.microsoft.com/office/word/2023/wordml/word16du" xmlns:w16sdtdh="http://schemas.microsoft.com/office/word/2020/wordml/sdtdatahash" xmlns:w16sdtfl="http://schemas.microsoft.com/office/word/2024/wordml/sdtformatlock" xmlns:w16se="http://schemas.microsoft.com/office/word/2015/wordml/symex" xmlns:wpg="http://schemas.microsoft.com/office/word/2010/wordprocessingGroup" xmlns:wpi="http://schemas.microsoft.com/office/word/2010/wordprocessingInk" xmlns:wne="http://schemas.microsoft.com/office/word/2006/wordml" xmlns:wps="http://schemas.microsoft.com/office/word/2010/wordprocessingShape" mc:Ignorable="w14 w15 w16se w16cid w16 w16cex w16sdtdh w16sdtfl w16du wp14">
+<w:footnotes xmlns:wpc="http://schemas.microsoft.com/office/word/2010/wordprocessingCanvas" xmlns:cx="http://schemas.microsoft.com/office/drawing/2014/chartex" xmlns:cx1="http://schemas.microsoft.com/office/drawing/2015/9/8/chartex" xmlns:mc="http://schemas.openxmlformats.org/markup-compatibility/2006" xmlns:o="urn:schemas-microsoft-com:office:office" xmlns:r="http://schemas.openxmlformats.org/officeDocument/2006/relationships" xmlns:m="http://schemas.openxmlformats.org/officeDocument/2006/math" xmlns:v="urn:schemas-microsoft-com:vml" xmlns:wp14="http://schemas.microsoft.com/office/word/2010/wordprocessingDrawing" xmlns:wp="http://schemas.openxmlformats.org/drawingml/2006/wordprocessingDrawing" xmlns:w10="urn:schemas-microsoft-com:office:word" xmlns:w="http://schemas.openxmlformats.org/wordprocessingml/2006/main" xmlns:w14="http://schemas.microsoft.com/office/word/2010/wordml" xmlns:w15="http://schemas.microsoft.com/office/word/2012/wordml" xmlns:w16se="http://schemas.microsoft.com/office/word/2015/wordml/symex" xmlns:wpg="http://schemas.microsoft.com/office/word/2010/wordprocessingGroup" xmlns:wpi="http://schemas.microsoft.com/office/word/2010/wordprocessingInk" xmlns:wne="http://schemas.microsoft.com/office/word/2006/wordml" xmlns:wps="http://schemas.microsoft.com/office/word/2010/wordprocessingShape" mc:Ignorable="w14 w15 w16se wp14">
   <w:footnote w:type="separator" w:id="-1">
     <w:p>
       <w:r>
@@ -15030,7 +19625,7 @@
 </file>
 
 <file path=word/header1.xml><?xml version="1.0" encoding="utf-8"?>
-<w:hdr xmlns:wpc="http://schemas.microsoft.com/office/word/2010/wordprocessingCanvas" xmlns:cx="http://schemas.microsoft.com/office/drawing/2014/chartex" xmlns:cx1="http://schemas.microsoft.com/office/drawing/2015/9/8/chartex" xmlns:cx2="http://schemas.microsoft.com/office/drawing/2015/10/21/chartex" xmlns:cx3="http://schemas.microsoft.com/office/drawing/2016/5/9/chartex" xmlns:cx4="http://schemas.microsoft.com/office/drawing/2016/5/10/chartex" xmlns:cx5="http://schemas.microsoft.com/office/drawing/2016/5/11/chartex" xmlns:cx6="http://schemas.microsoft.com/office/drawing/2016/5/12/chartex" xmlns:cx7="http://schemas.microsoft.com/office/drawing/2016/5/13/chartex" xmlns:cx8="http://schemas.microsoft.com/office/drawing/2016/5/14/chartex" xmlns:mc="http://schemas.openxmlformats.org/markup-compatibility/2006" xmlns:aink="http://schemas.microsoft.com/office/drawing/2016/ink" xmlns:am3d="http://schemas.microsoft.com/office/drawing/2017/model3d" xmlns:o="urn:schemas-microsoft-com:office:office" xmlns:oel="http://schemas.microsoft.com/office/2019/extlst" xmlns:r="http://schemas.openxmlformats.org/officeDocument/2006/relationships" xmlns:m="http://schemas.openxmlformats.org/officeDocument/2006/math" xmlns:v="urn:schemas-microsoft-com:vml" xmlns:wp14="http://schemas.microsoft.com/office/word/2010/wordprocessingDrawing" xmlns:wp="http://schemas.openxmlformats.org/drawingml/2006/wordprocessingDrawing" xmlns:w10="urn:schemas-microsoft-com:office:word" xmlns:w="http://schemas.openxmlformats.org/wordprocessingml/2006/main" xmlns:w14="http://schemas.microsoft.com/office/word/2010/wordml" xmlns:w15="http://schemas.microsoft.com/office/word/2012/wordml" xmlns:w16cex="http://schemas.microsoft.com/office/word/2018/wordml/cex" xmlns:w16cid="http://schemas.microsoft.com/office/word/2016/wordml/cid" xmlns:w16="http://schemas.microsoft.com/office/word/2018/wordml" xmlns:w16du="http://schemas.microsoft.com/office/word/2023/wordml/word16du" xmlns:w16sdtdh="http://schemas.microsoft.com/office/word/2020/wordml/sdtdatahash" xmlns:w16sdtfl="http://schemas.microsoft.com/office/word/2024/wordml/sdtformatlock" xmlns:w16se="http://schemas.microsoft.com/office/word/2015/wordml/symex" xmlns:wpg="http://schemas.microsoft.com/office/word/2010/wordprocessingGroup" xmlns:wpi="http://schemas.microsoft.com/office/word/2010/wordprocessingInk" xmlns:wne="http://schemas.microsoft.com/office/word/2006/wordml" xmlns:wps="http://schemas.microsoft.com/office/word/2010/wordprocessingShape" mc:Ignorable="w14 w15 w16se w16cid w16 w16cex w16sdtdh w16sdtfl w16du wp14">
+<w:hdr xmlns:wpc="http://schemas.microsoft.com/office/word/2010/wordprocessingCanvas" xmlns:cx="http://schemas.microsoft.com/office/drawing/2014/chartex" xmlns:cx1="http://schemas.microsoft.com/office/drawing/2015/9/8/chartex" xmlns:mc="http://schemas.openxmlformats.org/markup-compatibility/2006" xmlns:o="urn:schemas-microsoft-com:office:office" xmlns:r="http://schemas.openxmlformats.org/officeDocument/2006/relationships" xmlns:m="http://schemas.openxmlformats.org/officeDocument/2006/math" xmlns:v="urn:schemas-microsoft-com:vml" xmlns:wp14="http://schemas.microsoft.com/office/word/2010/wordprocessingDrawing" xmlns:wp="http://schemas.openxmlformats.org/drawingml/2006/wordprocessingDrawing" xmlns:w10="urn:schemas-microsoft-com:office:word" xmlns:w="http://schemas.openxmlformats.org/wordprocessingml/2006/main" xmlns:w14="http://schemas.microsoft.com/office/word/2010/wordml" xmlns:w15="http://schemas.microsoft.com/office/word/2012/wordml" xmlns:w16se="http://schemas.microsoft.com/office/word/2015/wordml/symex" xmlns:wpg="http://schemas.microsoft.com/office/word/2010/wordprocessingGroup" xmlns:wpi="http://schemas.microsoft.com/office/word/2010/wordprocessingInk" xmlns:wne="http://schemas.microsoft.com/office/word/2006/wordml" xmlns:wps="http://schemas.microsoft.com/office/word/2010/wordprocessingShape" mc:Ignorable="w14 w15 w16se wp14">
   <w:p>
     <w:pPr>
       <w:pBdr>
@@ -15064,7 +19659,7 @@
 </file>
 
 <file path=word/numbering.xml><?xml version="1.0" encoding="utf-8"?>
-<w:numbering xmlns:wpc="http://schemas.microsoft.com/office/word/2010/wordprocessingCanvas" xmlns:cx="http://schemas.microsoft.com/office/drawing/2014/chartex" xmlns:cx1="http://schemas.microsoft.com/office/drawing/2015/9/8/chartex" xmlns:cx2="http://schemas.microsoft.com/office/drawing/2015/10/21/chartex" xmlns:cx3="http://schemas.microsoft.com/office/drawing/2016/5/9/chartex" xmlns:cx4="http://schemas.microsoft.com/office/drawing/2016/5/10/chartex" xmlns:cx5="http://schemas.microsoft.com/office/drawing/2016/5/11/chartex" xmlns:cx6="http://schemas.microsoft.com/office/drawing/2016/5/12/chartex" xmlns:cx7="http://schemas.microsoft.com/office/drawing/2016/5/13/chartex" xmlns:cx8="http://schemas.microsoft.com/office/drawing/2016/5/14/chartex" xmlns:mc="http://schemas.openxmlformats.org/markup-compatibility/2006" xmlns:aink="http://schemas.microsoft.com/office/drawing/2016/ink" xmlns:am3d="http://schemas.microsoft.com/office/drawing/2017/model3d" xmlns:o="urn:schemas-microsoft-com:office:office" xmlns:oel="http://schemas.microsoft.com/office/2019/extlst" xmlns:r="http://schemas.openxmlformats.org/officeDocument/2006/relationships" xmlns:m="http://schemas.openxmlformats.org/officeDocument/2006/math" xmlns:v="urn:schemas-microsoft-com:vml" xmlns:wp14="http://schemas.microsoft.com/office/word/2010/wordprocessingDrawing" xmlns:wp="http://schemas.openxmlformats.org/drawingml/2006/wordprocessingDrawing" xmlns:w10="urn:schemas-microsoft-com:office:word" xmlns:w="http://schemas.openxmlformats.org/wordprocessingml/2006/main" xmlns:w14="http://schemas.microsoft.com/office/word/2010/wordml" xmlns:w15="http://schemas.microsoft.com/office/word/2012/wordml" xmlns:w16cex="http://schemas.microsoft.com/office/word/2018/wordml/cex" xmlns:w16cid="http://schemas.microsoft.com/office/word/2016/wordml/cid" xmlns:w16="http://schemas.microsoft.com/office/word/2018/wordml" xmlns:w16du="http://schemas.microsoft.com/office/word/2023/wordml/word16du" xmlns:w16sdtdh="http://schemas.microsoft.com/office/word/2020/wordml/sdtdatahash" xmlns:w16sdtfl="http://schemas.microsoft.com/office/word/2024/wordml/sdtformatlock" xmlns:w16se="http://schemas.microsoft.com/office/word/2015/wordml/symex" xmlns:wpg="http://schemas.microsoft.com/office/word/2010/wordprocessingGroup" xmlns:wpi="http://schemas.microsoft.com/office/word/2010/wordprocessingInk" xmlns:wne="http://schemas.microsoft.com/office/word/2006/wordml" xmlns:wps="http://schemas.microsoft.com/office/word/2010/wordprocessingShape" mc:Ignorable="w14 w15 w16se w16cid w16 w16cex w16sdtdh w16sdtfl w16du wp14">
+<w:numbering xmlns:wpc="http://schemas.microsoft.com/office/word/2010/wordprocessingCanvas" xmlns:cx="http://schemas.microsoft.com/office/drawing/2014/chartex" xmlns:cx1="http://schemas.microsoft.com/office/drawing/2015/9/8/chartex" xmlns:mc="http://schemas.openxmlformats.org/markup-compatibility/2006" xmlns:o="urn:schemas-microsoft-com:office:office" xmlns:r="http://schemas.openxmlformats.org/officeDocument/2006/relationships" xmlns:m="http://schemas.openxmlformats.org/officeDocument/2006/math" xmlns:v="urn:schemas-microsoft-com:vml" xmlns:wp14="http://schemas.microsoft.com/office/word/2010/wordprocessingDrawing" xmlns:wp="http://schemas.openxmlformats.org/drawingml/2006/wordprocessingDrawing" xmlns:w10="urn:schemas-microsoft-com:office:word" xmlns:w="http://schemas.openxmlformats.org/wordprocessingml/2006/main" xmlns:w14="http://schemas.microsoft.com/office/word/2010/wordml" xmlns:w15="http://schemas.microsoft.com/office/word/2012/wordml" xmlns:w16se="http://schemas.microsoft.com/office/word/2015/wordml/symex" xmlns:wpg="http://schemas.microsoft.com/office/word/2010/wordprocessingGroup" xmlns:wpi="http://schemas.microsoft.com/office/word/2010/wordprocessingInk" xmlns:wne="http://schemas.microsoft.com/office/word/2006/wordml" xmlns:wps="http://schemas.microsoft.com/office/word/2010/wordprocessingShape" mc:Ignorable="w14 w15 w16se wp14">
   <w:abstractNum w:abstractNumId="0" w15:restartNumberingAfterBreak="0">
     <w:nsid w:val="0C5F5D60"/>
     <w:multiLevelType w:val="hybridMultilevel"/>
@@ -15495,44 +20090,44 @@
       <w:lvlJc w:val="left"/>
     </w:lvl>
   </w:abstractNum>
-  <w:num w:numId="1" w16cid:durableId="2117942478">
+  <w:num w:numId="1">
     <w:abstractNumId w:val="4"/>
     <w:lvlOverride w:ilvl="0">
       <w:startOverride w:val="1"/>
     </w:lvlOverride>
   </w:num>
-  <w:num w:numId="2" w16cid:durableId="83378792">
+  <w:num w:numId="2">
     <w:abstractNumId w:val="0"/>
     <w:lvlOverride w:ilvl="0">
       <w:startOverride w:val="1"/>
     </w:lvlOverride>
   </w:num>
-  <w:num w:numId="3" w16cid:durableId="109058998">
+  <w:num w:numId="3">
     <w:abstractNumId w:val="2"/>
     <w:lvlOverride w:ilvl="0">
       <w:startOverride w:val="1"/>
     </w:lvlOverride>
   </w:num>
-  <w:num w:numId="4" w16cid:durableId="1097016307">
+  <w:num w:numId="4">
     <w:abstractNumId w:val="0"/>
   </w:num>
-  <w:num w:numId="5" w16cid:durableId="148984198">
+  <w:num w:numId="5">
     <w:abstractNumId w:val="6"/>
   </w:num>
-  <w:num w:numId="6" w16cid:durableId="1898860815">
+  <w:num w:numId="6">
     <w:abstractNumId w:val="1"/>
   </w:num>
-  <w:num w:numId="7" w16cid:durableId="2025783913">
+  <w:num w:numId="7">
     <w:abstractNumId w:val="5"/>
   </w:num>
-  <w:num w:numId="8" w16cid:durableId="1904019393">
+  <w:num w:numId="8">
     <w:abstractNumId w:val="3"/>
   </w:num>
 </w:numbering>
 </file>
 
 <file path=word/styles.xml><?xml version="1.0" encoding="utf-8"?>
-<w:styles xmlns:mc="http://schemas.openxmlformats.org/markup-compatibility/2006" xmlns:r="http://schemas.openxmlformats.org/officeDocument/2006/relationships" xmlns:w="http://schemas.openxmlformats.org/wordprocessingml/2006/main" xmlns:w14="http://schemas.microsoft.com/office/word/2010/wordml" xmlns:w15="http://schemas.microsoft.com/office/word/2012/wordml" xmlns:w16cex="http://schemas.microsoft.com/office/word/2018/wordml/cex" xmlns:w16cid="http://schemas.microsoft.com/office/word/2016/wordml/cid" xmlns:w16="http://schemas.microsoft.com/office/word/2018/wordml" xmlns:w16du="http://schemas.microsoft.com/office/word/2023/wordml/word16du" xmlns:w16sdtdh="http://schemas.microsoft.com/office/word/2020/wordml/sdtdatahash" xmlns:w16sdtfl="http://schemas.microsoft.com/office/word/2024/wordml/sdtformatlock" xmlns:w16se="http://schemas.microsoft.com/office/word/2015/wordml/symex" mc:Ignorable="w14 w15 w16se w16cid w16 w16cex w16sdtdh w16sdtfl w16du">
+<w:styles xmlns:mc="http://schemas.openxmlformats.org/markup-compatibility/2006" xmlns:r="http://schemas.openxmlformats.org/officeDocument/2006/relationships" xmlns:w="http://schemas.openxmlformats.org/wordprocessingml/2006/main" xmlns:w14="http://schemas.microsoft.com/office/word/2010/wordml" xmlns:w15="http://schemas.microsoft.com/office/word/2012/wordml" xmlns:w16se="http://schemas.microsoft.com/office/word/2015/wordml/symex" mc:Ignorable="w14 w15 w16se">
   <w:docDefaults>
     <w:rPrDefault>
       <w:rPr>
@@ -15544,7 +20139,7 @@
     </w:rPrDefault>
     <w:pPrDefault/>
   </w:docDefaults>
-  <w:latentStyles w:defLockedState="0" w:defUIPriority="99" w:defSemiHidden="0" w:defUnhideWhenUsed="0" w:defQFormat="0" w:count="376">
+  <w:latentStyles w:defLockedState="0" w:defUIPriority="99" w:defSemiHidden="0" w:defUnhideWhenUsed="0" w:defQFormat="0" w:count="371">
     <w:lsdException w:name="Normal" w:uiPriority="0" w:qFormat="1"/>
     <w:lsdException w:name="heading 1" w:uiPriority="9" w:qFormat="1"/>
     <w:lsdException w:name="heading 2" w:semiHidden="1" w:uiPriority="9" w:unhideWhenUsed="1" w:qFormat="1"/>
@@ -15916,11 +20511,6 @@
     <w:lsdException w:name="List Table 5 Dark Accent 6" w:uiPriority="50"/>
     <w:lsdException w:name="List Table 6 Colorful Accent 6" w:uiPriority="51"/>
     <w:lsdException w:name="List Table 7 Colorful Accent 6" w:uiPriority="52"/>
-    <w:lsdException w:name="Mention" w:semiHidden="1" w:unhideWhenUsed="1"/>
-    <w:lsdException w:name="Smart Hyperlink" w:semiHidden="1" w:unhideWhenUsed="1"/>
-    <w:lsdException w:name="Hashtag" w:semiHidden="1" w:unhideWhenUsed="1"/>
-    <w:lsdException w:name="Unresolved Mention" w:semiHidden="1" w:unhideWhenUsed="1"/>
-    <w:lsdException w:name="Smart Link" w:semiHidden="1" w:unhideWhenUsed="1"/>
   </w:latentStyles>
   <w:style w:type="paragraph" w:default="1" w:styleId="Normal">
     <w:name w:val="Normal"/>
